--- a/papers/论文B中文规范版-PhaseCompleteLadders-v2.1-20260823.docx
+++ b/papers/论文B中文规范版-PhaseCompleteLadders-v2.1-20260823.docx
@@ -2,7 +2,7 @@
 <file path=word/document.xml><?xml version="1.0" encoding="utf-8"?>
 <w:document xmlns:w="http://schemas.openxmlformats.org/wordprocessingml/2006/main" xmlns:m="http://schemas.openxmlformats.org/officeDocument/2006/math" xmlns:r="http://schemas.openxmlformats.org/officeDocument/2006/relationships" xmlns:o="urn:schemas-microsoft-com:office:office" xmlns:v="urn:schemas-microsoft-com:vml" xmlns:w10="urn:schemas-microsoft-com:office:word" xmlns:a="http://schemas.openxmlformats.org/drawingml/2006/main" xmlns:pic="http://schemas.openxmlformats.org/drawingml/2006/picture" xmlns:wp="http://schemas.openxmlformats.org/drawingml/2006/wordprocessingDrawing">
   <w:body>
-    <w:bookmarkStart w:id="41" w:name="相位截断频率阶梯外推实证与可认证的基表示稳定性核"/>
+    <w:bookmarkStart w:id="42" w:name="相位截断频率阶梯外推实证与可认证的基表示稳定性核"/>
     <w:p>
       <w:pPr>
         <w:pStyle w:val="Heading1"/>
@@ -4637,19 +4637,10 @@
         <w:rPr>
           <w:rFonts w:hint="eastAsia"/>
         </w:rPr>
-        <w:t xml:space="preserve">：对随机旋转族温和裁剪高频端（截断点</w:t>
-      </w:r>
-      <w:r>
-        <w:t xml:space="preserve"> </w:t>
-      </w:r>
-      <w:r>
-        <w:rPr>
-          <w:rFonts w:hint="eastAsia"/>
-        </w:rPr>
-        <w:t xml:space="preserve">n&gt;384，剪去约</w:t>
-      </w:r>
-      <w:r>
-        <w:t xml:space="preserve"> 14% </w:t>
+        <w:t xml:space="preserve">：对随机旋转族温和裁剪高频端（剪去约</w:t>
+      </w:r>
+      <w:r>
+        <w:t xml:space="preserve"> 14–21% </w:t>
       </w:r>
       <w:r>
         <w:rPr>
@@ -4688,13 +4679,107 @@
           <w:b/>
           <w:bCs/>
         </w:rPr>
-        <w:t xml:space="preserve">5.36（−28%，0.71×）</w:t>
-      </w:r>
-      <w:r>
-        <w:rPr>
-          <w:rFonts w:hint="eastAsia"/>
-        </w:rPr>
-        <w:t xml:space="preserve">——高频随机相位在深训练（9.5</w:t>
+        <w:t xml:space="preserve">5.15（−31%）</w:t>
+      </w:r>
+      <w:r>
+        <w:rPr>
+          <w:rFonts w:hint="eastAsia"/>
+        </w:rPr>
+        <w:t xml:space="preserve">——最优裁剪区</w:t>
+      </w:r>
+      <w:r>
+        <w:t xml:space="preserve"> </w:t>
+      </w:r>
+      <w:r>
+        <w:rPr>
+          <w:b/>
+          <w:bCs/>
+        </w:rPr>
+        <w:t xml:space="preserve">N* ∈ [448, 480]</w:t>
+      </w:r>
+      <w:r>
+        <w:rPr>
+          <w:rFonts w:hint="eastAsia"/>
+        </w:rPr>
+        <w:t xml:space="preserve">（</w:t>
+      </w:r>
+      <w:r>
+        <w:t xml:space="preserve">@4096</w:t>
+      </w:r>
+      <w:r>
+        <w:t xml:space="preserve"> </w:t>
+      </w:r>
+      <w:r>
+        <w:t xml:space="preserve">= </w:t>
+      </w:r>
+      <w:r>
+        <w:rPr>
+          <w:rFonts w:hint="eastAsia"/>
+        </w:rPr>
+        <w:t xml:space="preserve">5.15，优于三点扫描的</w:t>
+      </w:r>
+      <w:r>
+        <w:t xml:space="preserve"> 384 = </w:t>
+      </w:r>
+      <w:r>
+        <w:rPr>
+          <w:rFonts w:hint="eastAsia"/>
+        </w:rPr>
+        <w:t xml:space="preserve">5.36；N*</w:t>
+      </w:r>
+      <w:r>
+        <w:t xml:space="preserve"> </w:t>
+      </w:r>
+      <w:r>
+        <w:rPr>
+          <w:rFonts w:hint="eastAsia"/>
+        </w:rPr>
+        <w:t xml:space="preserve">随训练轮数右移，3000</w:t>
+      </w:r>
+      <w:r>
+        <w:t xml:space="preserve"> iters </w:t>
+      </w:r>
+      <w:r>
+        <w:rPr>
+          <w:rFonts w:hint="eastAsia"/>
+        </w:rPr>
+        <w:t xml:space="preserve">时为</w:t>
+      </w:r>
+      <w:r>
+        <w:t xml:space="preserve"> </w:t>
+      </w:r>
+      <w:r>
+        <w:rPr>
+          <w:rFonts w:hint="eastAsia"/>
+        </w:rPr>
+        <w:t xml:space="preserve">[352,448]），且随外推倍数</w:t>
+      </w:r>
+      <w:r>
+        <w:t xml:space="preserve"> k </w:t>
+      </w:r>
+      <w:r>
+        <w:rPr>
+          <w:rFonts w:hint="eastAsia"/>
+        </w:rPr>
+        <w:t xml:space="preserve">稳定（k</w:t>
+      </w:r>
+      <w:r>
+        <w:t xml:space="preserve"> </w:t>
+      </w:r>
+      <w:r>
+        <w:rPr>
+          <w:rFonts w:hint="eastAsia"/>
+        </w:rPr>
+        <w:t xml:space="preserve">扫描</w:t>
+      </w:r>
+      <w:r>
+        <w:t xml:space="preserve"> 7 </w:t>
+      </w:r>
+      <w:r>
+        <w:rPr>
+          <w:rFonts w:hint="eastAsia"/>
+        </w:rPr>
+        <w:t xml:space="preserve">点，§10.9a）；高频随机相位在深训练（9.5</w:t>
       </w:r>
       <w:r>
         <w:t xml:space="preserve"> </w:t>
@@ -4730,7 +4815,7 @@
         <w:rPr>
           <w:rFonts w:hint="eastAsia"/>
         </w:rPr>
-        <w:t xml:space="preserve">2.54×；而</w:t>
+        <w:t xml:space="preserve">2.44×；而</w:t>
       </w:r>
       <w:r>
         <w:rPr>
@@ -4762,16 +4847,7 @@
         <w:rPr>
           <w:rFonts w:hint="eastAsia"/>
         </w:rPr>
-        <w:t xml:space="preserve">7.50，257–384</w:t>
-      </w:r>
-      <w:r>
-        <w:t xml:space="preserve"> </w:t>
-      </w:r>
-      <w:r>
-        <w:rPr>
-          <w:rFonts w:hint="eastAsia"/>
-        </w:rPr>
-        <w:t xml:space="preserve">区间是外推所需的稠密覆盖结构，裁剪点须温和）且</w:t>
+        <w:t xml:space="preserve">7.50，裁剪点须温和）且</w:t>
       </w:r>
       <w:r>
         <w:rPr>
@@ -4898,22 +4974,7 @@
           <w:b/>
           <w:bCs/>
         </w:rPr>
-        <w:t xml:space="preserve">温和裁剪高频端（截断点</w:t>
-      </w:r>
-      <w:r>
-        <w:rPr>
-          <w:b/>
-          <w:bCs/>
-        </w:rPr>
-        <w:t xml:space="preserve"> </w:t>
-      </w:r>
-      <w:r>
-        <w:rPr>
-          <w:rFonts w:hint="eastAsia"/>
-          <w:b/>
-          <w:bCs/>
-        </w:rPr>
-        <w:t xml:space="preserve">~384）</w:t>
+        <w:t xml:space="preserve">温和裁剪高频端（最优区随训练量右移）</w:t>
       </w:r>
       <w:r>
         <w:rPr>
@@ -4937,7 +4998,7 @@
           <w:b/>
           <w:bCs/>
         </w:rPr>
-        <w:t xml:space="preserve">个正向判决</w:t>
+        <w:t xml:space="preserve">个方向性正向判决</w:t>
       </w:r>
       <w:r>
         <w:rPr>
@@ -15973,7 +16034,7 @@
     </w:p>
     <w:bookmarkEnd w:id="32"/>
     <w:bookmarkEnd w:id="33"/>
-    <w:bookmarkStart w:id="35" w:name="局限性"/>
+    <w:bookmarkStart w:id="36" w:name="局限性"/>
     <w:p>
       <w:pPr>
         <w:pStyle w:val="Heading2"/>
@@ -17788,37 +17849,100 @@
           <w:b/>
           <w:bCs/>
         </w:rPr>
-        <w:t xml:space="preserve">温和裁剪高频端（截断点</w:t>
-      </w:r>
-      <w:r>
-        <w:rPr>
-          <w:b/>
-          <w:bCs/>
-        </w:rPr>
-        <w:t xml:space="preserve"> </w:t>
-      </w:r>
-      <w:r>
-        <w:rPr>
-          <w:rFonts w:hint="eastAsia"/>
-          <w:b/>
-          <w:bCs/>
-        </w:rPr>
-        <w:t xml:space="preserve">~384）”</w:t>
-      </w:r>
-      <w:r>
-        <w:rPr>
-          <w:rFonts w:hint="eastAsia"/>
-        </w:rPr>
-        <w:t xml:space="preserve">——正式配置下</w:t>
-      </w:r>
-      <w:r>
-        <w:t xml:space="preserve"> </w:t>
-      </w:r>
-      <w:r>
-        <w:rPr>
-          <w:rFonts w:hint="eastAsia"/>
-        </w:rPr>
-        <w:t xml:space="preserve">旋转族外推</w:t>
+        <w:t xml:space="preserve">温和裁剪高频端”</w:t>
+      </w:r>
+      <w:r>
+        <w:rPr>
+          <w:rFonts w:hint="eastAsia"/>
+        </w:rPr>
+        <w:t xml:space="preserve">——正式配置（27000</w:t>
+      </w:r>
+      <w:r>
+        <w:t xml:space="preserve"> </w:t>
+      </w:r>
+      <w:r>
+        <w:rPr>
+          <w:rFonts w:hint="eastAsia"/>
+        </w:rPr>
+        <w:t xml:space="preserve">iters）下</w:t>
+      </w:r>
+      <w:r>
+        <w:t xml:space="preserve"> </w:t>
+      </w:r>
+      <w:r>
+        <w:rPr>
+          <w:rFonts w:hint="eastAsia"/>
+        </w:rPr>
+        <w:t xml:space="preserve">最优裁剪区</w:t>
+      </w:r>
+      <w:r>
+        <w:t xml:space="preserve"> N* ∈ [448, </w:t>
+      </w:r>
+      <w:r>
+        <w:rPr>
+          <w:rFonts w:hint="eastAsia"/>
+        </w:rPr>
+        <w:t xml:space="preserve">480]（</w:t>
+      </w:r>
+      <w:r>
+        <w:t xml:space="preserve">@4096</w:t>
+      </w:r>
+      <w:r>
+        <w:t xml:space="preserve"> </w:t>
+      </w:r>
+      <w:r>
+        <w:t xml:space="preserve">= </w:t>
+      </w:r>
+      <w:r>
+        <w:rPr>
+          <w:rFonts w:hint="eastAsia"/>
+        </w:rPr>
+        <w:t xml:space="preserve">5.15，优于</w:t>
+      </w:r>
+      <w:r>
+        <w:t xml:space="preserve"> batch4 </w:t>
+      </w:r>
+      <w:r>
+        <w:rPr>
+          <w:rFonts w:hint="eastAsia"/>
+        </w:rPr>
+        <w:t xml:space="preserve">的</w:t>
+      </w:r>
+      <w:r>
+        <w:t xml:space="preserve"> 384 = </w:t>
+      </w:r>
+      <w:r>
+        <w:rPr>
+          <w:rFonts w:hint="eastAsia"/>
+        </w:rPr>
+        <w:t xml:space="preserve">5.36；384</w:t>
+      </w:r>
+      <w:r>
+        <w:t xml:space="preserve"> </w:t>
+      </w:r>
+      <w:r>
+        <w:rPr>
+          <w:rFonts w:hint="eastAsia"/>
+        </w:rPr>
+        <w:t xml:space="preserve">为三点</w:t>
+      </w:r>
+      <w:r>
+        <w:t xml:space="preserve"> </w:t>
+      </w:r>
+      <w:r>
+        <w:rPr>
+          <w:rFonts w:hint="eastAsia"/>
+        </w:rPr>
+        <w:t xml:space="preserve">局部最优而非真</w:t>
+      </w:r>
+      <w:r>
+        <w:t xml:space="preserve"> </w:t>
+      </w:r>
+      <w:r>
+        <w:rPr>
+          <w:rFonts w:hint="eastAsia"/>
+        </w:rPr>
+        <w:t xml:space="preserve">N*），旋转族外推</w:t>
       </w:r>
       <w:r>
         <w:t xml:space="preserve"> 7.50 → </w:t>
@@ -17827,7 +17951,7 @@
         <w:rPr>
           <w:rFonts w:hint="eastAsia"/>
         </w:rPr>
-        <w:t xml:space="preserve">5.36，与</w:t>
+        <w:t xml:space="preserve">5.15，与</w:t>
       </w:r>
       <w:r>
         <w:t xml:space="preserve"> </w:t>
@@ -17848,7 +17972,7 @@
         <w:t xml:space="preserve">缩至</w:t>
       </w:r>
       <w:r>
-        <w:t xml:space="preserve"> 2.54×。</w:t>
+        <w:t xml:space="preserve"> 2.44×。</w:t>
       </w:r>
     </w:p>
     <w:p>
@@ -17996,20 +18120,154 @@
       </w:r>
     </w:p>
     <w:bookmarkEnd w:id="34"/>
-    <w:bookmarkEnd w:id="35"/>
-    <w:bookmarkStart w:id="36" w:name="结论"/>
+    <w:bookmarkStart w:id="35" w:name="a-k-扫描判别实验与裁剪语义修正2026-08-23-深夜本地复现"/>
     <w:p>
       <w:pPr>
-        <w:pStyle w:val="Heading2"/>
+        <w:pStyle w:val="Heading3"/>
       </w:pPr>
       <w:r>
-        <w:t xml:space="preserve">11 </w:t>
-      </w:r>
-      <w:r>
-        <w:rPr>
-          <w:rFonts w:hint="eastAsia"/>
-        </w:rPr>
-        <w:t xml:space="preserve">结论</w:t>
+        <w:t xml:space="preserve">10.9a k </w:t>
+      </w:r>
+      <w:r>
+        <w:rPr>
+          <w:rFonts w:hint="eastAsia"/>
+        </w:rPr>
+        <w:t xml:space="preserve">扫描判别实验与裁剪语义修正（2026-08-23</w:t>
+      </w:r>
+      <w:r>
+        <w:t xml:space="preserve"> </w:t>
+      </w:r>
+      <w:r>
+        <w:rPr>
+          <w:rFonts w:hint="eastAsia"/>
+        </w:rPr>
+        <w:t xml:space="preserve">深夜，本地复现）</w:t>
+      </w:r>
+    </w:p>
+    <w:p>
+      <w:pPr>
+        <w:pStyle w:val="BlockText"/>
+      </w:pPr>
+      <w:r>
+        <w:rPr>
+          <w:rFonts w:hint="eastAsia"/>
+        </w:rPr>
+        <w:t xml:space="preserve">判别问题（T4</w:t>
+      </w:r>
+      <w:r>
+        <w:t xml:space="preserve"> </w:t>
+      </w:r>
+      <w:r>
+        <w:rPr>
+          <w:rFonts w:hint="eastAsia"/>
+        </w:rPr>
+        <w:t xml:space="preserve">推论）：常数论预测最优裁剪点</w:t>
+      </w:r>
+      <w:r>
+        <w:t xml:space="preserve"> N* </w:t>
+      </w:r>
+      <w:r>
+        <w:rPr>
+          <w:rFonts w:hint="eastAsia"/>
+        </w:rPr>
+        <w:t xml:space="preserve">稳定，深度论（变分平衡）预测</w:t>
+      </w:r>
+      <w:r>
+        <w:t xml:space="preserve"> N* </w:t>
+      </w:r>
+      <w:r>
+        <w:rPr>
+          <w:rFonts w:hint="eastAsia"/>
+        </w:rPr>
+        <w:t xml:space="preserve">随</w:t>
+      </w:r>
+      <w:r>
+        <w:t xml:space="preserve"> </w:t>
+      </w:r>
+      <w:r>
+        <w:rPr>
+          <w:rFonts w:hint="eastAsia"/>
+        </w:rPr>
+        <w:t xml:space="preserve">外推倍数</w:t>
+      </w:r>
+      <w:r>
+        <w:t xml:space="preserve"> k </w:t>
+      </w:r>
+      <w:r>
+        <w:rPr>
+          <w:rFonts w:hint="eastAsia"/>
+        </w:rPr>
+        <w:t xml:space="preserve">移动。真训练（</w:t>
+      </w:r>
+      <w:r>
+        <w:rPr>
+          <w:rStyle w:val="VerbatimChar"/>
+        </w:rPr>
+        <w:t xml:space="preserve">--rand-max N</w:t>
+      </w:r>
+      <w:r>
+        <w:t xml:space="preserve"> </w:t>
+      </w:r>
+      <w:r>
+        <w:rPr>
+          <w:rFonts w:hint="eastAsia"/>
+        </w:rPr>
+        <w:t xml:space="preserve">训练时裁剪）×</w:t>
+      </w:r>
+      <w:r>
+        <w:t xml:space="preserve"> 7 </w:t>
+      </w:r>
+      <w:r>
+        <w:rPr>
+          <w:rFonts w:hint="eastAsia"/>
+        </w:rPr>
+        <w:t xml:space="preserve">裁剪点</w:t>
+      </w:r>
+      <w:r>
+        <w:t xml:space="preserve"> × k ∈ </w:t>
+      </w:r>
+      <w:r>
+        <w:rPr>
+          <w:rFonts w:hint="eastAsia"/>
+        </w:rPr>
+        <w:t xml:space="preserve">{1,2,4,8}，</w:t>
+      </w:r>
+      <w:r>
+        <w:t xml:space="preserve"> </w:t>
+      </w:r>
+      <w:r>
+        <w:t xml:space="preserve">tinystories / block 512 / batch 32 /</w:t>
+      </w:r>
+      <w:r>
+        <w:t xml:space="preserve"> </w:t>
+      </w:r>
+      <w:r>
+        <w:rPr>
+          <w:b/>
+          <w:bCs/>
+        </w:rPr>
+        <w:t xml:space="preserve">3000 iters</w:t>
+      </w:r>
+      <w:r>
+        <w:t xml:space="preserve"> </w:t>
+      </w:r>
+      <w:r>
+        <w:t xml:space="preserve">/ seed </w:t>
+      </w:r>
+      <w:r>
+        <w:rPr>
+          <w:rFonts w:hint="eastAsia"/>
+        </w:rPr>
+        <w:t xml:space="preserve">1337（本地</w:t>
+      </w:r>
+      <w:r>
+        <w:t xml:space="preserve"> RTX </w:t>
+      </w:r>
+      <w:r>
+        <w:rPr>
+          <w:rFonts w:hint="eastAsia"/>
+        </w:rPr>
+        <w:t xml:space="preserve">3070）。</w:t>
       </w:r>
     </w:p>
     <w:p>
@@ -18019,570 +18277,373 @@
       <w:r>
         <w:rPr>
           <w:rFonts w:hint="eastAsia"/>
-        </w:rPr>
-        <w:t xml:space="preserve">把位置编码的外推行为还原为</w:t>
-      </w:r>
-      <w:r>
-        <w:rPr>
-          <w:rFonts w:hint="eastAsia"/>
-          <w:b/>
-          <w:bCs/>
-        </w:rPr>
-        <w:t xml:space="preserve">频率阶梯的相位剖面</w:t>
-      </w:r>
-      <w:r>
-        <w:rPr>
-          <w:rFonts w:hint="eastAsia"/>
-        </w:rPr>
-        <w:t xml:space="preserve">：截断部分相位带</w:t>
-      </w:r>
-      <w:r>
-        <w:t xml:space="preserve"> + </w:t>
-      </w:r>
-      <w:r>
-        <w:rPr>
-          <w:rFonts w:hint="eastAsia"/>
-        </w:rPr>
-        <w:t xml:space="preserve">旋转注入</w:t>
-      </w:r>
-      <w:r>
-        <w:t xml:space="preserve"> + </w:t>
-      </w:r>
-      <w:r>
-        <w:rPr>
-          <w:rFonts w:hint="eastAsia"/>
-        </w:rPr>
-        <w:t xml:space="preserve">覆盖梯度构成当前最优经验规律；对照组划定其边界——</w:t>
-      </w:r>
-      <w:r>
-        <w:rPr>
-          <w:rFonts w:hint="eastAsia"/>
-          <w:b/>
-          <w:bCs/>
-        </w:rPr>
-        <w:t xml:space="preserve">旋转族内最优是随机稠密旋转角</w:t>
-      </w:r>
-      <w:r>
-        <w:rPr>
-          <w:b/>
-          <w:bCs/>
-        </w:rPr>
-        <w:t xml:space="preserve"> psi-rope-rand</w:t>
-      </w:r>
-      <w:r>
-        <w:rPr>
-          <w:b/>
-          <w:bCs/>
-        </w:rPr>
-        <w:t xml:space="preserve"> </w:t>
-      </w:r>
-      <w:r>
-        <w:rPr>
-          <w:b/>
-          <w:bCs/>
-        </w:rPr>
-        <w:t xml:space="preserve">@4096</w:t>
-      </w:r>
-      <w:r>
-        <w:rPr>
-          <w:b/>
-          <w:bCs/>
-        </w:rPr>
-        <w:t xml:space="preserve"> </w:t>
-      </w:r>
-      <w:r>
-        <w:rPr>
-          <w:b/>
-          <w:bCs/>
-        </w:rPr>
-        <w:t xml:space="preserve">= </w:t>
-      </w:r>
-      <w:r>
-        <w:rPr>
-          <w:rFonts w:hint="eastAsia"/>
-          <w:b/>
-          <w:bCs/>
-        </w:rPr>
-        <w:t xml:space="preserve">6.45±0.03（3</w:t>
-      </w:r>
-      <w:r>
-        <w:rPr>
-          <w:b/>
-          <w:bCs/>
-        </w:rPr>
-        <w:t xml:space="preserve"> </w:t>
-      </w:r>
-      <w:r>
-        <w:rPr>
-          <w:rFonts w:hint="eastAsia"/>
-          <w:b/>
-          <w:bCs/>
-        </w:rPr>
-        <w:t xml:space="preserve">个种子确认），击败</w:t>
-      </w:r>
-      <w:r>
-        <w:rPr>
-          <w:b/>
-          <w:bCs/>
-        </w:rPr>
-        <w:t xml:space="preserve"> NTK-aware </w:t>
-      </w:r>
-      <w:r>
-        <w:rPr>
-          <w:rFonts w:hint="eastAsia"/>
-          <w:b/>
-          <w:bCs/>
-        </w:rPr>
-        <w:t xml:space="preserve">测试时修复（11.54±1.18，3</w:t>
-      </w:r>
-      <w:r>
-        <w:rPr>
-          <w:b/>
-          <w:bCs/>
-        </w:rPr>
-        <w:t xml:space="preserve"> </w:t>
-      </w:r>
-      <w:r>
-        <w:rPr>
-          <w:rFonts w:hint="eastAsia"/>
-          <w:b/>
-          <w:bCs/>
-        </w:rPr>
-        <w:t xml:space="preserve">个种子，p=0.018，初步显著——n=3</w:t>
-      </w:r>
-      <w:r>
-        <w:rPr>
-          <w:b/>
-          <w:bCs/>
-        </w:rPr>
-        <w:t xml:space="preserve"> </w:t>
-      </w:r>
-      <w:r>
-        <w:rPr>
-          <w:rFonts w:hint="eastAsia"/>
-          <w:b/>
-          <w:bCs/>
-        </w:rPr>
-        <w:t xml:space="preserve">小样本，5</w:t>
-      </w:r>
-      <w:r>
-        <w:rPr>
-          <w:b/>
-          <w:bCs/>
-        </w:rPr>
-        <w:t xml:space="preserve"> </w:t>
-      </w:r>
-      <w:r>
-        <w:rPr>
-          <w:rFonts w:hint="eastAsia"/>
-          <w:b/>
-          <w:bCs/>
-        </w:rPr>
-        <w:t xml:space="preserve">种子复核已预登记并排队）</w:t>
-      </w:r>
-      <w:r>
-        <w:rPr>
-          <w:rFonts w:hint="eastAsia"/>
-        </w:rPr>
-        <w:t xml:space="preserve">；</w:t>
-      </w:r>
-      <w:r>
-        <w:rPr>
-          <w:rFonts w:hint="eastAsia"/>
-          <w:b/>
-          <w:bCs/>
-        </w:rPr>
-        <w:t xml:space="preserve">无证书强基线</w:t>
-      </w:r>
-      <w:r>
-        <w:rPr>
-          <w:b/>
-          <w:bCs/>
-        </w:rPr>
-        <w:t xml:space="preserve"> </w:t>
-      </w:r>
-      <w:r>
-        <w:rPr>
-          <w:rFonts w:hint="eastAsia"/>
-          <w:b/>
-          <w:bCs/>
-        </w:rPr>
-        <w:t xml:space="preserve">ALiBi（线性偏置）以</w:t>
-      </w:r>
-      <w:r>
-        <w:rPr>
-          <w:b/>
-          <w:bCs/>
-        </w:rPr>
-        <w:t xml:space="preserve"> 4.47±0.10 </w:t>
-      </w:r>
-      <w:r>
-        <w:rPr>
-          <w:rFonts w:hint="eastAsia"/>
-          <w:b/>
-          <w:bCs/>
-        </w:rPr>
-        <w:t xml:space="preserve">保持全局最优（外推平坦，退化比</w:t>
-      </w:r>
-      <w:r>
-        <w:rPr>
-          <w:b/>
-          <w:bCs/>
-        </w:rPr>
-        <w:t xml:space="preserve"> </w:t>
-      </w:r>
-      <w:r>
-        <w:rPr>
-          <w:rFonts w:hint="eastAsia"/>
-          <w:b/>
-          <w:bCs/>
-        </w:rPr>
-        <w:t xml:space="preserve">0.96&lt;1），T5</w:t>
-      </w:r>
-      <w:r>
-        <w:rPr>
-          <w:b/>
-          <w:bCs/>
-        </w:rPr>
-        <w:t xml:space="preserve"> </w:t>
-      </w:r>
-      <w:r>
-        <w:rPr>
-          <w:rFonts w:hint="eastAsia"/>
-          <w:b/>
-          <w:bCs/>
-        </w:rPr>
-        <w:t xml:space="preserve">相对偏置（8.48±0.60）为偏置类退化锚点</w:t>
-      </w:r>
-      <w:r>
-        <w:rPr>
-          <w:rFonts w:hint="eastAsia"/>
-        </w:rPr>
-        <w:t xml:space="preserve">——带证书方案与无证书上限的差距由此标明；psi-rope-rand</w:t>
-      </w:r>
-      <w:r>
-        <w:t xml:space="preserve"> </w:t>
-      </w:r>
-      <w:r>
-        <w:rPr>
-          <w:rFonts w:hint="eastAsia"/>
-        </w:rPr>
-        <w:t xml:space="preserve">的随机阶梯</w:t>
-      </w:r>
-      <w:r>
-        <w:rPr>
-          <w:rFonts w:hint="eastAsia"/>
-          <w:b/>
-          <w:bCs/>
-        </w:rPr>
-        <w:t xml:space="preserve">不在</w:t>
-      </w:r>
-      <w:r>
-        <w:rPr>
-          <w:rFonts w:hint="eastAsia"/>
-        </w:rPr>
-        <w:t xml:space="preserve">配套形式化的证书覆盖范围（与证书正交——实证最优与可证明最优是两条平行轨道）；免修复的阶梯方案以</w:t>
-      </w:r>
-      <w:r>
-        <w:t xml:space="preserve"> 2× </w:t>
-      </w:r>
-      <w:r>
-        <w:rPr>
-          <w:rFonts w:hint="eastAsia"/>
-        </w:rPr>
-        <w:t xml:space="preserve">内优势</w:t>
-      </w:r>
-      <w:r>
-        <w:t xml:space="preserve"> + </w:t>
-      </w:r>
-      <w:r>
-        <w:rPr>
-          <w:rFonts w:hint="eastAsia"/>
-        </w:rPr>
-        <w:t xml:space="preserve">零修改</w:t>
-      </w:r>
-      <w:r>
-        <w:t xml:space="preserve"> + </w:t>
-      </w:r>
-      <w:r>
-        <w:rPr>
-          <w:rFonts w:hint="eastAsia"/>
-        </w:rPr>
-        <w:t xml:space="preserve">机器证书为保留的主张；</w:t>
-      </w:r>
-      <w:r>
-        <w:rPr>
-          <w:rFonts w:hint="eastAsia"/>
-          <w:b/>
-          <w:bCs/>
-        </w:rPr>
-        <w:t xml:space="preserve">正式配置复现（tinystories200</w:t>
-      </w:r>
-      <w:r>
-        <w:rPr>
-          <w:b/>
-          <w:bCs/>
-        </w:rPr>
-        <w:t xml:space="preserve"> · 27000 iters ≈ 9.5 </w:t>
-      </w:r>
-      <w:r>
-        <w:rPr>
-          <w:rFonts w:hint="eastAsia"/>
-          <w:b/>
-          <w:bCs/>
-        </w:rPr>
-        <w:t xml:space="preserve">epoch，§10.9）确认排序并升级主张：τ</w:t>
-      </w:r>
-      <w:r>
-        <w:rPr>
-          <w:b/>
-          <w:bCs/>
-        </w:rPr>
-        <w:t xml:space="preserve"> </w:t>
-      </w:r>
-      <w:r>
-        <w:rPr>
-          <w:rFonts w:hint="eastAsia"/>
-          <w:b/>
-          <w:bCs/>
-        </w:rPr>
-        <w:t xml:space="preserve">感知频率选择——保留低中频</w:t>
-      </w:r>
-      <w:r>
-        <w:rPr>
-          <w:b/>
-          <w:bCs/>
-        </w:rPr>
-        <w:t xml:space="preserve"> + </w:t>
-      </w:r>
-      <w:r>
-        <w:rPr>
-          <w:rFonts w:hint="eastAsia"/>
-          <w:b/>
-          <w:bCs/>
-        </w:rPr>
-        <w:t xml:space="preserve">温和裁剪高频端（截断点</w:t>
-      </w:r>
-      <w:r>
-        <w:rPr>
-          <w:b/>
-          <w:bCs/>
-        </w:rPr>
-        <w:t xml:space="preserve"> </w:t>
-      </w:r>
-      <w:r>
-        <w:rPr>
-          <w:rFonts w:hint="eastAsia"/>
-          <w:b/>
-          <w:bCs/>
-        </w:rPr>
-        <w:t xml:space="preserve">~384）把旋转族外推</w:t>
-      </w:r>
-      <w:r>
-        <w:rPr>
-          <w:b/>
-          <w:bCs/>
-        </w:rPr>
-        <w:t xml:space="preserve"> 7.50 → </w:t>
-      </w:r>
-      <w:r>
-        <w:rPr>
-          <w:rFonts w:hint="eastAsia"/>
-          <w:b/>
-          <w:bCs/>
-        </w:rPr>
-        <w:t xml:space="preserve">5.36（−28%），过度裁剪（256）恶化、结构化频率（ogrid）否定</w:t>
-      </w:r>
-      <w:r>
-        <w:rPr>
-          <w:rFonts w:hint="eastAsia"/>
-        </w:rPr>
-        <w:t xml:space="preserve">；τ/碰撞距离机制为排行榜提供</w:t>
-      </w:r>
-      <w:r>
-        <w:rPr>
-          <w:rFonts w:hint="eastAsia"/>
-          <w:b/>
-          <w:bCs/>
-        </w:rPr>
-        <w:t xml:space="preserve">一致的候选解释</w:t>
-      </w:r>
-      <w:r>
-        <w:rPr>
-          <w:rFonts w:hint="eastAsia"/>
-        </w:rPr>
-        <w:t xml:space="preserve">（周期带承载碰撞负债、ALiBi</w:t>
-      </w:r>
-      <w:r>
-        <w:t xml:space="preserve"> </w:t>
-      </w:r>
-      <w:r>
-        <w:rPr>
-          <w:rFonts w:hint="eastAsia"/>
-        </w:rPr>
-        <w:t xml:space="preserve">非周期无碰撞——</w:t>
-      </w:r>
-      <w:r>
-        <w:rPr>
-          <w:rFonts w:hint="eastAsia"/>
-        </w:rPr>
-        <w:t xml:space="preserve">“交易是周期参数化的属性，非周期偏置近零代价逃逸”</w:t>
-      </w:r>
-      <w:r>
-        <w:rPr>
-          <w:rFonts w:hint="eastAsia"/>
-        </w:rPr>
-        <w:t xml:space="preserve">），获</w:t>
-      </w:r>
-      <w:r>
-        <w:t xml:space="preserve"> </w:t>
-      </w:r>
-      <w:r>
-        <w:rPr>
-          <w:b/>
-          <w:bCs/>
-        </w:rPr>
-        <w:t xml:space="preserve">7 </w:t>
-      </w:r>
-      <w:r>
-        <w:rPr>
-          <w:rFonts w:hint="eastAsia"/>
-          <w:b/>
-          <w:bCs/>
-        </w:rPr>
-        <w:t xml:space="preserve">个方向性正向判决</w:t>
-      </w:r>
-      <w:r>
-        <w:rPr>
-          <w:rFonts w:hint="eastAsia"/>
-        </w:rPr>
-        <w:t xml:space="preserve">（O2</w:t>
-      </w:r>
-      <w:r>
-        <w:t xml:space="preserve"> </w:t>
-      </w:r>
-      <w:r>
-        <w:rPr>
-          <w:rFonts w:hint="eastAsia"/>
-        </w:rPr>
-        <w:t xml:space="preserve">两点</w:t>
-      </w:r>
-      <w:r>
-        <w:t xml:space="preserve"> + τ </w:t>
-      </w:r>
-      <w:r>
-        <w:rPr>
-          <w:rFonts w:hint="eastAsia"/>
-        </w:rPr>
-        <w:t xml:space="preserve">三剪回测</w:t>
-      </w:r>
-      <w:r>
-        <w:t xml:space="preserve"> + </w:t>
-      </w:r>
-      <w:r>
-        <w:rPr>
-          <w:rFonts w:hint="eastAsia"/>
-        </w:rPr>
-        <w:t xml:space="preserve">网格判决</w:t>
-      </w:r>
-      <w:r>
-        <w:t xml:space="preserve"> + offset-grid </w:t>
-      </w:r>
-      <w:r>
-        <w:rPr>
-          <w:rFonts w:hint="eastAsia"/>
-        </w:rPr>
-        <w:t xml:space="preserve">判决</w:t>
-      </w:r>
-      <w:r>
-        <w:t xml:space="preserve"> + </w:t>
-      </w:r>
-      <w:r>
-        <w:rPr>
-          <w:rFonts w:hint="eastAsia"/>
-        </w:rPr>
-        <w:t xml:space="preserve">正式配置温和裁剪，§8.4/§10.9）及形式化碰撞结构支撑（碰撞</w:t>
-      </w:r>
-      <w:r>
-        <w:t xml:space="preserve"> ⟺ </w:t>
-      </w:r>
-      <w:r>
-        <w:rPr>
-          <w:rFonts w:hint="eastAsia"/>
-        </w:rPr>
-        <w:t xml:space="preserve">有理、无理偏移零碰撞、ALiBi</w:t>
-      </w:r>
-      <w:r>
-        <w:t xml:space="preserve"> </w:t>
-      </w:r>
-      <w:r>
-        <w:rPr>
-          <w:rFonts w:hint="eastAsia"/>
-        </w:rPr>
-        <w:t xml:space="preserve">无碰撞端点、近碰撞半径</w:t>
-      </w:r>
-      <w:r>
-        <w:t xml:space="preserve"> </w:t>
-      </w:r>
-      <w:r>
-        <w:rPr>
-          <w:rFonts w:hint="eastAsia"/>
-        </w:rPr>
-        <w:t xml:space="preserve">1/(3d)，论文</w:t>
-      </w:r>
-      <w:r>
-        <w:t xml:space="preserve"> A </w:t>
-      </w:r>
-      <w:r>
-        <w:rPr>
-          <w:rFonts w:hint="eastAsia"/>
-        </w:rPr>
-        <w:t xml:space="preserve">§5.6.4）——</w:t>
-      </w:r>
-      <w:r>
-        <w:rPr>
-          <w:rFonts w:hint="eastAsia"/>
-          <w:b/>
-          <w:bCs/>
-        </w:rPr>
-        <w:t xml:space="preserve">该机制为候选解释而非已确立的因果机制</w:t>
-      </w:r>
-      <w:r>
-        <w:rPr>
-          <w:rFonts w:hint="eastAsia"/>
-        </w:rPr>
-        <w:t xml:space="preserve">（判决多为方向性预测，正式配置裁剪点为后验选择）。最强的</w:t>
-      </w:r>
-      <w:r>
-        <w:t xml:space="preserve"> 4 </w:t>
-      </w:r>
-      <w:r>
-        <w:rPr>
-          <w:rFonts w:hint="eastAsia"/>
-        </w:rPr>
-        <w:t xml:space="preserve">带阶梯带机器检查的有理框架证书，最强的</w:t>
-      </w:r>
-      <w:r>
-        <w:t xml:space="preserve"> 7 </w:t>
-      </w:r>
-      <w:r>
-        <w:rPr>
-          <w:rFonts w:hint="eastAsia"/>
-        </w:rPr>
-        <w:t xml:space="preserve">带阶梯内含可认证子核——表达性与可证明性在同一阶梯族内共存互补。证伪假设与保留假设并报——这条律离终态还有距离，但变量已被命名、仪器已就位、边界已被明确标出。</w:t>
+          <w:b/>
+          <w:bCs/>
+        </w:rPr>
+        <w:t xml:space="preserve">结果</w:t>
+      </w:r>
+      <w:r>
+        <w:rPr>
+          <w:rFonts w:hint="eastAsia"/>
+        </w:rPr>
+        <w:t xml:space="preserve">（ppl，CI95</w:t>
+      </w:r>
+      <w:r>
+        <w:t xml:space="preserve"> </w:t>
+      </w:r>
+      <w:r>
+        <w:rPr>
+          <w:rFonts w:hint="eastAsia"/>
+        </w:rPr>
+        <w:t xml:space="preserve">括号）：</w:t>
       </w:r>
     </w:p>
-    <w:bookmarkEnd w:id="36"/>
-    <w:bookmarkStart w:id="37" w:name="参考文献"/>
+    <w:tbl>
+      <w:tblPr>
+        <w:tblStyle w:val="Table"/>
+        <w:tblW w:type="auto" w:w="0"/>
+        <w:tblLook w:firstRow="1" w:lastRow="0" w:firstColumn="0" w:lastColumn="0" w:noHBand="0" w:noVBand="0" w:val="0020"/>
+      </w:tblPr>
+      <w:tblGrid>
+        <w:gridCol w:w="1584"/>
+        <w:gridCol w:w="1584"/>
+        <w:gridCol w:w="1584"/>
+        <w:gridCol w:w="1584"/>
+        <w:gridCol w:w="1584"/>
+      </w:tblGrid>
+      <w:tr>
+        <w:trPr>
+          <w:tblHeader w:val="on"/>
+        </w:trPr>
+        <w:tc>
+          <w:tcPr/>
+          <w:p>
+            <w:pPr>
+              <w:pStyle w:val="Compact"/>
+            </w:pPr>
+            <w:r>
+              <w:t xml:space="preserve">N  T</w:t>
+            </w:r>
+          </w:p>
+        </w:tc>
+        <w:tc>
+          <w:tcPr/>
+          <w:p>
+            <w:pPr>
+              <w:pStyle w:val="Compact"/>
+            </w:pPr>
+            <w:r>
+              <w:t xml:space="preserve">512 (k=1)</w:t>
+            </w:r>
+          </w:p>
+        </w:tc>
+        <w:tc>
+          <w:tcPr/>
+          <w:p>
+            <w:pPr>
+              <w:pStyle w:val="Compact"/>
+            </w:pPr>
+            <w:r>
+              <w:t xml:space="preserve">1024 (k=2)</w:t>
+            </w:r>
+          </w:p>
+        </w:tc>
+        <w:tc>
+          <w:tcPr/>
+          <w:p>
+            <w:pPr>
+              <w:pStyle w:val="Compact"/>
+            </w:pPr>
+            <w:r>
+              <w:t xml:space="preserve">2048 (k=4)</w:t>
+            </w:r>
+          </w:p>
+        </w:tc>
+        <w:tc>
+          <w:tcPr/>
+          <w:p>
+            <w:pPr>
+              <w:pStyle w:val="Compact"/>
+            </w:pPr>
+            <w:r>
+              <w:t xml:space="preserve">4096 (k=8)</w:t>
+            </w:r>
+          </w:p>
+        </w:tc>
+      </w:tr>
+      <w:tr>
+        <w:tc>
+          <w:tcPr/>
+          <w:p>
+            <w:pPr>
+              <w:pStyle w:val="Compact"/>
+            </w:pPr>
+            <w:r>
+              <w:t xml:space="preserve">256</w:t>
+            </w:r>
+          </w:p>
+        </w:tc>
+        <w:tc>
+          <w:tcPr/>
+          <w:p>
+            <w:pPr>
+              <w:pStyle w:val="Compact"/>
+            </w:pPr>
+            <w:r>
+              <w:t xml:space="preserve">2.68</w:t>
+            </w:r>
+          </w:p>
+        </w:tc>
+        <w:tc>
+          <w:tcPr/>
+          <w:p>
+            <w:pPr>
+              <w:pStyle w:val="Compact"/>
+            </w:pPr>
+            <w:r>
+              <w:t xml:space="preserve">2.89</w:t>
+            </w:r>
+          </w:p>
+        </w:tc>
+        <w:tc>
+          <w:tcPr/>
+          <w:p>
+            <w:pPr>
+              <w:pStyle w:val="Compact"/>
+            </w:pPr>
+            <w:r>
+              <w:t xml:space="preserve">3.08</w:t>
+            </w:r>
+          </w:p>
+        </w:tc>
+        <w:tc>
+          <w:tcPr/>
+          <w:p>
+            <w:pPr>
+              <w:pStyle w:val="Compact"/>
+            </w:pPr>
+            <w:r>
+              <w:t xml:space="preserve">3.83 [3.77,3.89]</w:t>
+            </w:r>
+          </w:p>
+        </w:tc>
+      </w:tr>
+      <w:tr>
+        <w:tc>
+          <w:tcPr/>
+          <w:p>
+            <w:pPr>
+              <w:pStyle w:val="Compact"/>
+            </w:pPr>
+            <w:r>
+              <w:t xml:space="preserve">320</w:t>
+            </w:r>
+          </w:p>
+        </w:tc>
+        <w:tc>
+          <w:tcPr/>
+          <w:p>
+            <w:pPr>
+              <w:pStyle w:val="Compact"/>
+            </w:pPr>
+            <w:r>
+              <w:t xml:space="preserve">2.68</w:t>
+            </w:r>
+          </w:p>
+        </w:tc>
+        <w:tc>
+          <w:tcPr/>
+          <w:p>
+            <w:pPr>
+              <w:pStyle w:val="Compact"/>
+            </w:pPr>
+            <w:r>
+              <w:t xml:space="preserve">2.89</w:t>
+            </w:r>
+          </w:p>
+        </w:tc>
+        <w:tc>
+          <w:tcPr/>
+          <w:p>
+            <w:pPr>
+              <w:pStyle w:val="Compact"/>
+            </w:pPr>
+            <w:r>
+              <w:t xml:space="preserve">3.08</w:t>
+            </w:r>
+          </w:p>
+        </w:tc>
+        <w:tc>
+          <w:tcPr/>
+          <w:p>
+            <w:pPr>
+              <w:pStyle w:val="Compact"/>
+            </w:pPr>
+            <w:r>
+              <w:t xml:space="preserve">3.83 [3.77,3.89]</w:t>
+            </w:r>
+          </w:p>
+        </w:tc>
+      </w:tr>
+      <w:tr>
+        <w:tc>
+          <w:tcPr/>
+          <w:p>
+            <w:pPr>
+              <w:pStyle w:val="Compact"/>
+            </w:pPr>
+            <w:r>
+              <w:t xml:space="preserve">352–448</w:t>
+            </w:r>
+          </w:p>
+        </w:tc>
+        <w:tc>
+          <w:tcPr/>
+          <w:p>
+            <w:pPr>
+              <w:pStyle w:val="Compact"/>
+            </w:pPr>
+            <w:r>
+              <w:t xml:space="preserve">2.68</w:t>
+            </w:r>
+          </w:p>
+        </w:tc>
+        <w:tc>
+          <w:tcPr/>
+          <w:p>
+            <w:pPr>
+              <w:pStyle w:val="Compact"/>
+            </w:pPr>
+            <w:r>
+              <w:rPr>
+                <w:b/>
+                <w:bCs/>
+              </w:rPr>
+              <w:t xml:space="preserve">2.86</w:t>
+            </w:r>
+          </w:p>
+        </w:tc>
+        <w:tc>
+          <w:tcPr/>
+          <w:p>
+            <w:pPr>
+              <w:pStyle w:val="Compact"/>
+            </w:pPr>
+            <w:r>
+              <w:rPr>
+                <w:b/>
+                <w:bCs/>
+              </w:rPr>
+              <w:t xml:space="preserve">3.04</w:t>
+            </w:r>
+          </w:p>
+        </w:tc>
+        <w:tc>
+          <w:tcPr/>
+          <w:p>
+            <w:pPr>
+              <w:pStyle w:val="Compact"/>
+            </w:pPr>
+            <w:r>
+              <w:rPr>
+                <w:b/>
+                <w:bCs/>
+              </w:rPr>
+              <w:t xml:space="preserve">3.80 [3.79,3.81]</w:t>
+            </w:r>
+          </w:p>
+        </w:tc>
+      </w:tr>
+      <w:tr>
+        <w:tc>
+          <w:tcPr/>
+          <w:p>
+            <w:pPr>
+              <w:pStyle w:val="Compact"/>
+            </w:pPr>
+            <w:r>
+              <w:t xml:space="preserve">511 (full)</w:t>
+            </w:r>
+          </w:p>
+        </w:tc>
+        <w:tc>
+          <w:tcPr/>
+          <w:p>
+            <w:pPr>
+              <w:pStyle w:val="Compact"/>
+            </w:pPr>
+            <w:r>
+              <w:t xml:space="preserve">2.68</w:t>
+            </w:r>
+          </w:p>
+        </w:tc>
+        <w:tc>
+          <w:tcPr/>
+          <w:p>
+            <w:pPr>
+              <w:pStyle w:val="Compact"/>
+            </w:pPr>
+            <w:r>
+              <w:t xml:space="preserve">2.90</w:t>
+            </w:r>
+          </w:p>
+        </w:tc>
+        <w:tc>
+          <w:tcPr/>
+          <w:p>
+            <w:pPr>
+              <w:pStyle w:val="Compact"/>
+            </w:pPr>
+            <w:r>
+              <w:t xml:space="preserve">3.38</w:t>
+            </w:r>
+          </w:p>
+        </w:tc>
+        <w:tc>
+          <w:tcPr/>
+          <w:p>
+            <w:pPr>
+              <w:pStyle w:val="Compact"/>
+            </w:pPr>
+            <w:r>
+              <w:t xml:space="preserve">4.44 [4.43,4.45]</w:t>
+            </w:r>
+          </w:p>
+        </w:tc>
+      </w:tr>
+    </w:tbl>
     <w:p>
       <w:pPr>
-        <w:pStyle w:val="Heading2"/>
+        <w:pStyle w:val="BodyText"/>
       </w:pPr>
       <w:r>
         <w:rPr>
           <w:rFonts w:hint="eastAsia"/>
-        </w:rPr>
-        <w:t xml:space="preserve">参考文献</w:t>
+          <w:b/>
+          <w:bCs/>
+        </w:rPr>
+        <w:t xml:space="preserve">判决（k</w:t>
+      </w:r>
+      <w:r>
+        <w:rPr>
+          <w:b/>
+          <w:bCs/>
+        </w:rPr>
+        <w:t xml:space="preserve"> </w:t>
+      </w:r>
+      <w:r>
+        <w:rPr>
+          <w:rFonts w:hint="eastAsia"/>
+          <w:b/>
+          <w:bCs/>
+        </w:rPr>
+        <w:t xml:space="preserve">扫描）</w:t>
+      </w:r>
+      <w:r>
+        <w:rPr>
+          <w:rFonts w:hint="eastAsia"/>
+        </w:rPr>
+        <w:t xml:space="preserve">：</w:t>
       </w:r>
     </w:p>
     <w:p>
@@ -18594,22 +18655,85 @@
         </w:numPr>
       </w:pPr>
       <w:r>
-        <w:t xml:space="preserve">Su, J., Ahmed, M., Lu, Y., Pan, S., Bo, W., Liu, Y. RoFormer: Enhanced Transformer with Rotary Position Embedding. Neurocomputing, 568:127063, </w:t>
-      </w:r>
-      <w:r>
-        <w:rPr>
-          <w:rFonts w:hint="eastAsia"/>
-        </w:rPr>
-        <w:t xml:space="preserve">2024.（arXiv:2104.09864,</w:t>
-      </w:r>
-      <w:r>
-        <w:t xml:space="preserve"> </w:t>
-      </w:r>
-      <w:r>
-        <w:rPr>
-          <w:rFonts w:hint="eastAsia"/>
-        </w:rPr>
-        <w:t xml:space="preserve">2021）</w:t>
+        <w:rPr>
+          <w:b/>
+          <w:bCs/>
+        </w:rPr>
+        <w:t xml:space="preserve">τ </w:t>
+      </w:r>
+      <w:r>
+        <w:rPr>
+          <w:rFonts w:hint="eastAsia"/>
+          <w:b/>
+          <w:bCs/>
+        </w:rPr>
+        <w:t xml:space="preserve">裁剪改善独立复现</w:t>
+      </w:r>
+      <w:r>
+        <w:rPr>
+          <w:rFonts w:hint="eastAsia"/>
+        </w:rPr>
+        <w:t xml:space="preserve">：full（不裁剪）</w:t>
+      </w:r>
+      <w:r>
+        <w:t xml:space="preserve">@8</w:t>
+      </w:r>
+      <w:r>
+        <w:t xml:space="preserve">× = 4.44 </w:t>
+      </w:r>
+      <w:r>
+        <w:rPr>
+          <w:rFonts w:hint="eastAsia"/>
+        </w:rPr>
+        <w:t xml:space="preserve">显著差于裁剪（最优</w:t>
+      </w:r>
+      <w:r>
+        <w:t xml:space="preserve"> </w:t>
+      </w:r>
+      <w:r>
+        <w:rPr>
+          <w:rFonts w:hint="eastAsia"/>
+        </w:rPr>
+        <w:t xml:space="preserve">3.80，</w:t>
+      </w:r>
+      <w:r>
+        <w:t xml:space="preserve"> </w:t>
+      </w:r>
+      <w:r>
+        <w:t xml:space="preserve">CI </w:t>
+      </w:r>
+      <w:r>
+        <w:rPr>
+          <w:rFonts w:hint="eastAsia"/>
+        </w:rPr>
+        <w:t xml:space="preserve">完全不重叠，Δ17%）——与正式配置（27000</w:t>
+      </w:r>
+      <w:r>
+        <w:t xml:space="preserve"> </w:t>
+      </w:r>
+      <w:r>
+        <w:rPr>
+          <w:rFonts w:hint="eastAsia"/>
+        </w:rPr>
+        <w:t xml:space="preserve">iters：7.50</w:t>
+      </w:r>
+      <w:r>
+        <w:t xml:space="preserve"> vs </w:t>
+      </w:r>
+      <w:r>
+        <w:rPr>
+          <w:rFonts w:hint="eastAsia"/>
+        </w:rPr>
+        <w:t xml:space="preserve">5.36）方向一致，</w:t>
+      </w:r>
+      <w:r>
+        <w:t xml:space="preserve"> </w:t>
+      </w:r>
+      <w:r>
+        <w:rPr>
+          <w:rFonts w:hint="eastAsia"/>
+        </w:rPr>
+        <w:t xml:space="preserve">不同设备、不同训练量下均成立。</w:t>
       </w:r>
     </w:p>
     <w:p>
@@ -18621,7 +18745,94 @@
         </w:numPr>
       </w:pPr>
       <w:r>
-        <w:t xml:space="preserve">Chen, S., Wong, S., Chen, L., Tian, Y. Extending Context Window of Large Language Models via Positional Interpolation. arXiv:2306.15595, 2023.</w:t>
+        <w:rPr>
+          <w:b/>
+          <w:bCs/>
+        </w:rPr>
+        <w:t xml:space="preserve">N* </w:t>
+      </w:r>
+      <w:r>
+        <w:rPr>
+          <w:rFonts w:hint="eastAsia"/>
+          <w:b/>
+          <w:bCs/>
+        </w:rPr>
+        <w:t xml:space="preserve">不随</w:t>
+      </w:r>
+      <w:r>
+        <w:rPr>
+          <w:b/>
+          <w:bCs/>
+        </w:rPr>
+        <w:t xml:space="preserve"> k </w:t>
+      </w:r>
+      <w:r>
+        <w:rPr>
+          <w:rFonts w:hint="eastAsia"/>
+          <w:b/>
+          <w:bCs/>
+        </w:rPr>
+        <w:t xml:space="preserve">移动（弱常数论支持）</w:t>
+      </w:r>
+      <w:r>
+        <w:rPr>
+          <w:rFonts w:hint="eastAsia"/>
+        </w:rPr>
+        <w:t xml:space="preserve">：最优裁剪区</w:t>
+      </w:r>
+      <w:r>
+        <w:t xml:space="preserve"> [352,448] </w:t>
+      </w:r>
+      <w:r>
+        <w:rPr>
+          <w:rFonts w:hint="eastAsia"/>
+        </w:rPr>
+        <w:t xml:space="preserve">在所有</w:t>
+      </w:r>
+      <w:r>
+        <w:t xml:space="preserve"> k ≥ 2 </w:t>
+      </w:r>
+      <w:r>
+        <w:rPr>
+          <w:rFonts w:hint="eastAsia"/>
+        </w:rPr>
+        <w:t xml:space="preserve">稳定</w:t>
+      </w:r>
+      <w:r>
+        <w:t xml:space="preserve"> </w:t>
+      </w:r>
+      <w:r>
+        <w:rPr>
+          <w:rFonts w:hint="eastAsia"/>
+        </w:rPr>
+        <w:t xml:space="preserve">（k=1</w:t>
+      </w:r>
+      <w:r>
+        <w:t xml:space="preserve"> </w:t>
+      </w:r>
+      <w:r>
+        <w:rPr>
+          <w:rFonts w:hint="eastAsia"/>
+        </w:rPr>
+        <w:t xml:space="preserve">时裁剪无差别）——裁剪点由结构决定，而非外推倍数；深度论（N*</w:t>
+      </w:r>
+      <w:r>
+        <w:t xml:space="preserve"> </w:t>
+      </w:r>
+      <w:r>
+        <w:rPr>
+          <w:rFonts w:hint="eastAsia"/>
+        </w:rPr>
+        <w:t xml:space="preserve">随</w:t>
+      </w:r>
+      <w:r>
+        <w:t xml:space="preserve"> k </w:t>
+      </w:r>
+      <w:r>
+        <w:rPr>
+          <w:rFonts w:hint="eastAsia"/>
+        </w:rPr>
+        <w:t xml:space="preserve">移动）未获支持。</w:t>
       </w:r>
     </w:p>
     <w:p>
@@ -18633,31 +18844,72 @@
         </w:numPr>
       </w:pPr>
       <w:r>
-        <w:t xml:space="preserve">bloc97. NTK-Aware Scaled RoPE. Reddit r/LocalLLaMA, </w:t>
-      </w:r>
-      <w:r>
-        <w:rPr>
-          <w:rFonts w:hint="eastAsia"/>
-        </w:rPr>
-        <w:t xml:space="preserve">2023-06-30.（NTK-aware</w:t>
-      </w:r>
-      <w:r>
-        <w:t xml:space="preserve"> </w:t>
-      </w:r>
-      <w:r>
-        <w:rPr>
-          <w:rFonts w:hint="eastAsia"/>
-        </w:rPr>
-        <w:t xml:space="preserve">重缩放；被</w:t>
-      </w:r>
-      <w:r>
-        <w:t xml:space="preserve"> YaRN </w:t>
-      </w:r>
-      <w:r>
-        <w:rPr>
-          <w:rFonts w:hint="eastAsia"/>
-        </w:rPr>
-        <w:t xml:space="preserve">等正式论文引用）</w:t>
+        <w:rPr>
+          <w:rFonts w:hint="eastAsia"/>
+          <w:b/>
+          <w:bCs/>
+        </w:rPr>
+        <w:t xml:space="preserve">裁剪收益随</w:t>
+      </w:r>
+      <w:r>
+        <w:rPr>
+          <w:b/>
+          <w:bCs/>
+        </w:rPr>
+        <w:t xml:space="preserve"> k </w:t>
+      </w:r>
+      <w:r>
+        <w:rPr>
+          <w:rFonts w:hint="eastAsia"/>
+          <w:b/>
+          <w:bCs/>
+        </w:rPr>
+        <w:t xml:space="preserve">单调放大</w:t>
+      </w:r>
+      <w:r>
+        <w:rPr>
+          <w:rFonts w:hint="eastAsia"/>
+        </w:rPr>
+        <w:t xml:space="preserve">：</w:t>
+      </w:r>
+      <w:r>
+        <w:t xml:space="preserve">@2</w:t>
+      </w:r>
+      <w:r>
+        <w:t xml:space="preserve">× Δ0.04 →</w:t>
+      </w:r>
+      <w:r>
+        <w:t xml:space="preserve"> </w:t>
+      </w:r>
+      <w:r>
+        <w:t xml:space="preserve">@4</w:t>
+      </w:r>
+      <w:r>
+        <w:t xml:space="preserve">× Δ0.34 →</w:t>
+      </w:r>
+      <w:r>
+        <w:t xml:space="preserve"> </w:t>
+      </w:r>
+      <w:r>
+        <w:t xml:space="preserve">@8</w:t>
+      </w:r>
+      <w:r>
+        <w:t xml:space="preserve">× </w:t>
+      </w:r>
+      <w:r>
+        <w:rPr>
+          <w:rFonts w:hint="eastAsia"/>
+        </w:rPr>
+        <w:t xml:space="preserve">Δ0.64（T4</w:t>
+      </w:r>
+      <w:r>
+        <w:t xml:space="preserve"> </w:t>
+      </w:r>
+      <w:r>
+        <w:rPr>
+          <w:rFonts w:hint="eastAsia"/>
+        </w:rPr>
+        <w:t xml:space="preserve">推论预测之一）。</w:t>
       </w:r>
     </w:p>
     <w:p>
@@ -18669,7 +18921,87 @@
         </w:numPr>
       </w:pPr>
       <w:r>
-        <w:t xml:space="preserve">Press, O., et al. Train Short, Test Long: Attention with Linear Biases Enables Input Length Extrapolation. ICLR 2022.</w:t>
+        <w:rPr>
+          <w:rFonts w:hint="eastAsia"/>
+          <w:b/>
+          <w:bCs/>
+        </w:rPr>
+        <w:t xml:space="preserve">裁剪敏感度随训练轮数放大</w:t>
+      </w:r>
+      <w:r>
+        <w:rPr>
+          <w:rFonts w:hint="eastAsia"/>
+        </w:rPr>
+        <w:t xml:space="preserve">：3000</w:t>
+      </w:r>
+      <w:r>
+        <w:t xml:space="preserve"> iters </w:t>
+      </w:r>
+      <w:r>
+        <w:rPr>
+          <w:rFonts w:hint="eastAsia"/>
+        </w:rPr>
+        <w:t xml:space="preserve">下</w:t>
+      </w:r>
+      <w:r>
+        <w:t xml:space="preserve"> 256 </w:t>
+      </w:r>
+      <w:r>
+        <w:rPr>
+          <w:rFonts w:hint="eastAsia"/>
+        </w:rPr>
+        <w:t xml:space="preserve">过剪不显著（3.83</w:t>
+      </w:r>
+      <w:r>
+        <w:t xml:space="preserve"> vs </w:t>
+      </w:r>
+      <w:r>
+        <w:rPr>
+          <w:rFonts w:hint="eastAsia"/>
+        </w:rPr>
+        <w:t xml:space="preserve">3.80，CI</w:t>
+      </w:r>
+      <w:r>
+        <w:t xml:space="preserve"> </w:t>
+      </w:r>
+      <w:r>
+        <w:rPr>
+          <w:rFonts w:hint="eastAsia"/>
+        </w:rPr>
+        <w:t xml:space="preserve">重叠）；</w:t>
+      </w:r>
+      <w:r>
+        <w:t xml:space="preserve"> </w:t>
+      </w:r>
+      <w:r>
+        <w:t xml:space="preserve">27000 iters </w:t>
+      </w:r>
+      <w:r>
+        <w:rPr>
+          <w:rFonts w:hint="eastAsia"/>
+        </w:rPr>
+        <w:t xml:space="preserve">下显著（8.44</w:t>
+      </w:r>
+      <w:r>
+        <w:t xml:space="preserve"> vs </w:t>
+      </w:r>
+      <w:r>
+        <w:rPr>
+          <w:rFonts w:hint="eastAsia"/>
+        </w:rPr>
+        <w:t xml:space="preserve">5.36，batch4）——过拟合随训练加深，裁剪释放越多；</w:t>
+      </w:r>
+      <w:r>
+        <w:t xml:space="preserve"> </w:t>
+      </w:r>
+      <w:r>
+        <w:t xml:space="preserve">256 </w:t>
+      </w:r>
+      <w:r>
+        <w:rPr>
+          <w:rFonts w:hint="eastAsia"/>
+        </w:rPr>
+        <w:t xml:space="preserve">过剪效应应表述为训练量的函数而非绝对。</w:t>
       </w:r>
     </w:p>
     <w:p>
@@ -18681,7 +19013,204 @@
         </w:numPr>
       </w:pPr>
       <w:r>
-        <w:t xml:space="preserve">Kazemnejad, A., et al. The Impact of Positional Encoding on Length Generalization in Transformers. NeurIPS 2023, 36:24892-24928.</w:t>
+        <w:rPr>
+          <w:b/>
+          <w:bCs/>
+        </w:rPr>
+        <w:t xml:space="preserve">★ </w:t>
+      </w:r>
+      <w:r>
+        <w:rPr>
+          <w:rFonts w:hint="eastAsia"/>
+          <w:b/>
+          <w:bCs/>
+        </w:rPr>
+        <w:t xml:space="preserve">裁剪语义修正（64</w:t>
+      </w:r>
+      <w:r>
+        <w:rPr>
+          <w:b/>
+          <w:bCs/>
+        </w:rPr>
+        <w:t xml:space="preserve"> </w:t>
+      </w:r>
+      <w:r>
+        <w:rPr>
+          <w:rFonts w:hint="eastAsia"/>
+          <w:b/>
+          <w:bCs/>
+        </w:rPr>
+        <w:t xml:space="preserve">维循环填充重组）</w:t>
+      </w:r>
+      <w:r>
+        <w:rPr>
+          <w:rFonts w:hint="eastAsia"/>
+        </w:rPr>
+        <w:t xml:space="preserve">：</w:t>
+      </w:r>
+      <w:r>
+        <w:rPr>
+          <w:rStyle w:val="VerbatimChar"/>
+        </w:rPr>
+        <w:t xml:space="preserve">psi_rope_theta</w:t>
+      </w:r>
+      <w:r>
+        <w:t xml:space="preserve"> </w:t>
+      </w:r>
+      <w:r>
+        <w:rPr>
+          <w:rFonts w:hint="eastAsia"/>
+        </w:rPr>
+        <w:t xml:space="preserve">用</w:t>
+      </w:r>
+      <w:r>
+        <w:t xml:space="preserve"> idx = arange(64) % len(ns)</w:t>
+      </w:r>
+      <w:r>
+        <w:t xml:space="preserve"> </w:t>
+      </w:r>
+      <w:r>
+        <w:rPr>
+          <w:rFonts w:hint="eastAsia"/>
+        </w:rPr>
+        <w:t xml:space="preserve">循环填充——裁剪改变波长列表长度</w:t>
+      </w:r>
+      <w:r>
+        <w:t xml:space="preserve"> ⟹</w:t>
+      </w:r>
+      <w:r>
+        <w:t xml:space="preserve"> </w:t>
+      </w:r>
+      <w:r>
+        <w:rPr>
+          <w:b/>
+          <w:bCs/>
+        </w:rPr>
+        <w:t xml:space="preserve">64 </w:t>
+      </w:r>
+      <w:r>
+        <w:rPr>
+          <w:rFonts w:hint="eastAsia"/>
+          <w:b/>
+          <w:bCs/>
+        </w:rPr>
+        <w:t xml:space="preserve">维分配整体重组</w:t>
+      </w:r>
+      <w:r>
+        <w:rPr>
+          <w:rFonts w:hint="eastAsia"/>
+        </w:rPr>
+        <w:t xml:space="preserve">，并非单纯「剪掉高频维度」；</w:t>
+      </w:r>
+      <w:r>
+        <w:t xml:space="preserve"> </w:t>
+      </w:r>
+      <w:r>
+        <w:rPr>
+          <w:rFonts w:hint="eastAsia"/>
+        </w:rPr>
+        <w:t xml:space="preserve">波长</w:t>
+      </w:r>
+      <w:r>
+        <w:t xml:space="preserve"> </w:t>
+      </w:r>
+      <w:r>
+        <w:rPr>
+          <w:rFonts w:hint="eastAsia"/>
+        </w:rPr>
+        <w:t xml:space="preserve">491（c=1.043）在</w:t>
+      </w:r>
+      <w:r>
+        <w:t xml:space="preserve"> 64 </w:t>
+      </w:r>
+      <w:r>
+        <w:rPr>
+          <w:rFonts w:hint="eastAsia"/>
+        </w:rPr>
+        <w:t xml:space="preserve">维中出现</w:t>
+      </w:r>
+      <w:r>
+        <w:t xml:space="preserve"> 0 </w:t>
+      </w:r>
+      <w:r>
+        <w:rPr>
+          <w:rFonts w:hint="eastAsia"/>
+        </w:rPr>
+        <w:t xml:space="preserve">次（排第</w:t>
+      </w:r>
+      <w:r>
+        <w:t xml:space="preserve"> 91 </w:t>
+      </w:r>
+      <w:r>
+        <w:rPr>
+          <w:rFonts w:hint="eastAsia"/>
+        </w:rPr>
+        <w:t xml:space="preserve">位），full</w:t>
+      </w:r>
+      <w:r>
+        <w:t xml:space="preserve"> </w:t>
+      </w:r>
+      <w:r>
+        <w:rPr>
+          <w:rFonts w:hint="eastAsia"/>
+        </w:rPr>
+        <w:t xml:space="preserve">与</w:t>
+      </w:r>
+      <w:r>
+        <w:t xml:space="preserve"> rt448 </w:t>
+      </w:r>
+      <w:r>
+        <w:rPr>
+          <w:rFonts w:hint="eastAsia"/>
+        </w:rPr>
+        <w:t xml:space="preserve">的差异</w:t>
+      </w:r>
+      <w:r>
+        <w:t xml:space="preserve"> = </w:t>
+      </w:r>
+      <w:r>
+        <w:rPr>
+          <w:rFonts w:hint="eastAsia"/>
+        </w:rPr>
+        <w:t xml:space="preserve">结构重组</w:t>
+      </w:r>
+    </w:p>
+    <w:p>
+      <w:pPr>
+        <w:pStyle w:val="Compact"/>
+        <w:numPr>
+          <w:ilvl w:val="1"/>
+          <w:numId w:val="1013"/>
+        </w:numPr>
+      </w:pPr>
+      <w:r>
+        <w:rPr>
+          <w:rFonts w:hint="eastAsia"/>
+        </w:rPr>
+        <w:t xml:space="preserve">少一个未用波长。该精细结构</w:t>
+      </w:r>
+      <w:r>
+        <w:rPr>
+          <w:rFonts w:hint="eastAsia"/>
+          <w:b/>
+          <w:bCs/>
+        </w:rPr>
+        <w:t xml:space="preserve">不影响裁剪改善的实验结论</w:t>
+      </w:r>
+      <w:r>
+        <w:rPr>
+          <w:rFonts w:hint="eastAsia"/>
+        </w:rPr>
+        <w:t xml:space="preserve">，但「剪高频带」为粗略叙事，</w:t>
+      </w:r>
+      <w:r>
+        <w:t xml:space="preserve"> </w:t>
+      </w:r>
+      <w:r>
+        <w:rPr>
+          <w:rFonts w:hint="eastAsia"/>
+        </w:rPr>
+        <w:t xml:space="preserve">理论建模须先固定裁剪语义。</w:t>
       </w:r>
     </w:p>
     <w:p>
@@ -18693,64 +19222,980 @@
         </w:numPr>
       </w:pPr>
       <w:r>
-        <w:t xml:space="preserve">Tancik, M., et al. Fourier Features Let Networks Learn High Frequency Functions in Low Dimensional Domains. NeurIPS 2020, 33:7537-7547.</w:t>
-      </w:r>
-      <w:r>
-        <w:t xml:space="preserve"> </w:t>
-      </w:r>
-      <w:r>
-        <w:t xml:space="preserve">6a. Peng, B., Quesnelle, J., et al. YaRN: Efficient Context Window Extension of Large Language Models. ICLR </w:t>
-      </w:r>
-      <w:r>
-        <w:rPr>
-          <w:rFonts w:hint="eastAsia"/>
-        </w:rPr>
-        <w:t xml:space="preserve">2024.（arXiv:2309.00071；2026-08-22</w:t>
-      </w:r>
-      <w:r>
-        <w:t xml:space="preserve"> </w:t>
-      </w:r>
-      <w:r>
-        <w:rPr>
-          <w:rFonts w:hint="eastAsia"/>
-        </w:rPr>
-        <w:t xml:space="preserve">联网核验）</w:t>
-      </w:r>
-      <w:r>
-        <w:t xml:space="preserve"> </w:t>
-      </w:r>
-      <w:r>
-        <w:t xml:space="preserve">6b. Ding, Y., et al. LongRoPE: Extending LLM Context Window Beyond 2 Million Tokens. ICLR </w:t>
-      </w:r>
-      <w:r>
-        <w:rPr>
-          <w:rFonts w:hint="eastAsia"/>
-        </w:rPr>
-        <w:t xml:space="preserve">2024.（arXiv:2402.13753）</w:t>
-      </w:r>
-      <w:r>
-        <w:t xml:space="preserve"> </w:t>
-      </w:r>
-      <w:r>
-        <w:t xml:space="preserve">6c. Li, S., et al. Functional Interpolation for Relative Positions Improves Long Context Transformers. Findings of ACL </w:t>
-      </w:r>
-      <w:r>
-        <w:rPr>
-          <w:rFonts w:hint="eastAsia"/>
-        </w:rPr>
-        <w:t xml:space="preserve">2024.（arXiv:2310.04418）</w:t>
-      </w:r>
-      <w:r>
-        <w:t xml:space="preserve"> </w:t>
-      </w:r>
-      <w:r>
-        <w:t xml:space="preserve">6d. Chen, S., et al. KERPLE: Kernelized Relative Position Embedding for Length Extrapolation. NeurIPS </w:t>
-      </w:r>
-      <w:r>
-        <w:rPr>
-          <w:rFonts w:hint="eastAsia"/>
-        </w:rPr>
-        <w:t xml:space="preserve">2022.（arXiv:2205.09921）</w:t>
+        <w:rPr>
+          <w:rFonts w:hint="eastAsia"/>
+          <w:b/>
+          <w:bCs/>
+        </w:rPr>
+        <w:t xml:space="preserve">方法学（掩码评估负结果）</w:t>
+      </w:r>
+      <w:r>
+        <w:rPr>
+          <w:rFonts w:hint="eastAsia"/>
+        </w:rPr>
+        <w:t xml:space="preserve">：加载全频率模型、评估时静音高频（保持维度分配）在所有</w:t>
+      </w:r>
+      <w:r>
+        <w:t xml:space="preserve"> k </w:t>
+      </w:r>
+      <w:r>
+        <w:rPr>
+          <w:rFonts w:hint="eastAsia"/>
+        </w:rPr>
+        <w:t xml:space="preserve">下</w:t>
+      </w:r>
+      <w:r>
+        <w:t xml:space="preserve"> </w:t>
+      </w:r>
+      <w:r>
+        <w:rPr>
+          <w:rFonts w:hint="eastAsia"/>
+        </w:rPr>
+        <w:t xml:space="preserve">全保留最优（</w:t>
+      </w:r>
+      <w:r>
+        <w:t xml:space="preserve">@8</w:t>
+      </w:r>
+      <w:r>
+        <w:t xml:space="preserve">× 4.36 vs </w:t>
+      </w:r>
+      <w:r>
+        <w:rPr>
+          <w:rFonts w:hint="eastAsia"/>
+        </w:rPr>
+        <w:t xml:space="preserve">静音</w:t>
+      </w:r>
+      <w:r>
+        <w:t xml:space="preserve"> </w:t>
+      </w:r>
+      <w:r>
+        <w:rPr>
+          <w:rFonts w:hint="eastAsia"/>
+        </w:rPr>
+        <w:t xml:space="preserve">6.94）——复现不了真训练改善</w:t>
+      </w:r>
+      <w:r>
+        <w:t xml:space="preserve"> ⟹ </w:t>
+      </w:r>
+      <w:r>
+        <w:rPr>
+          <w:rFonts w:hint="eastAsia"/>
+        </w:rPr>
+        <w:t xml:space="preserve">裁剪改善是</w:t>
+      </w:r>
+      <w:r>
+        <w:rPr>
+          <w:rFonts w:hint="eastAsia"/>
+          <w:b/>
+          <w:bCs/>
+        </w:rPr>
+        <w:t xml:space="preserve">训练适应效应</w:t>
+      </w:r>
+      <w:r>
+        <w:t xml:space="preserve"> </w:t>
+      </w:r>
+      <w:r>
+        <w:rPr>
+          <w:rFonts w:hint="eastAsia"/>
+        </w:rPr>
+        <w:t xml:space="preserve">（非纯几何），判别实验必须用真训练。</w:t>
+      </w:r>
+    </w:p>
+    <w:p>
+      <w:pPr>
+        <w:pStyle w:val="FirstParagraph"/>
+      </w:pPr>
+      <w:r>
+        <w:rPr>
+          <w:rFonts w:hint="eastAsia"/>
+          <w:b/>
+          <w:bCs/>
+        </w:rPr>
+        <w:t xml:space="preserve">与</w:t>
+      </w:r>
+      <w:r>
+        <w:rPr>
+          <w:b/>
+          <w:bCs/>
+        </w:rPr>
+        <w:t xml:space="preserve"> 4/3 </w:t>
+      </w:r>
+      <w:r>
+        <w:rPr>
+          <w:rFonts w:hint="eastAsia"/>
+          <w:b/>
+          <w:bCs/>
+        </w:rPr>
+        <w:t xml:space="preserve">的关系（2026-08-23</w:t>
+      </w:r>
+      <w:r>
+        <w:rPr>
+          <w:b/>
+          <w:bCs/>
+        </w:rPr>
+        <w:t xml:space="preserve"> 14:20 </w:t>
+      </w:r>
+      <w:r>
+        <w:rPr>
+          <w:rFonts w:hint="eastAsia"/>
+          <w:b/>
+          <w:bCs/>
+        </w:rPr>
+        <w:t xml:space="preserve">更新）</w:t>
+      </w:r>
+      <w:r>
+        <w:rPr>
+          <w:rFonts w:hint="eastAsia"/>
+        </w:rPr>
+        <w:t xml:space="preserve">：27000</w:t>
+      </w:r>
+      <w:r>
+        <w:t xml:space="preserve"> iters </w:t>
+      </w:r>
+      <w:r>
+        <w:rPr>
+          <w:rFonts w:hint="eastAsia"/>
+        </w:rPr>
+        <w:t xml:space="preserve">聚焦扫（rt448/480）显示</w:t>
+      </w:r>
+      <w:r>
+        <w:t xml:space="preserve"> </w:t>
+      </w:r>
+      <w:r>
+        <w:rPr>
+          <w:b/>
+          <w:bCs/>
+        </w:rPr>
+        <w:t xml:space="preserve">N* ∈ [448, 480]</w:t>
+      </w:r>
+      <w:r>
+        <w:rPr>
+          <w:rFonts w:hint="eastAsia"/>
+        </w:rPr>
+        <w:t xml:space="preserve">（</w:t>
+      </w:r>
+      <w:r>
+        <w:t xml:space="preserve">@4096</w:t>
+      </w:r>
+      <w:r>
+        <w:t xml:space="preserve"> </w:t>
+      </w:r>
+      <w:r>
+        <w:t xml:space="preserve">= </w:t>
+      </w:r>
+      <w:r>
+        <w:rPr>
+          <w:rFonts w:hint="eastAsia"/>
+        </w:rPr>
+        <w:t xml:space="preserve">5.15，优于</w:t>
+      </w:r>
+      <w:r>
+        <w:t xml:space="preserve"> batch4 </w:t>
+      </w:r>
+      <w:r>
+        <w:rPr>
+          <w:rFonts w:hint="eastAsia"/>
+        </w:rPr>
+        <w:t xml:space="preserve">的</w:t>
+      </w:r>
+      <w:r>
+        <w:t xml:space="preserve"> 384 = </w:t>
+      </w:r>
+      <w:r>
+        <w:rPr>
+          <w:rFonts w:hint="eastAsia"/>
+        </w:rPr>
+        <w:t xml:space="preserve">5.36）——</w:t>
+      </w:r>
+      <w:r>
+        <w:rPr>
+          <w:b/>
+          <w:bCs/>
+        </w:rPr>
+        <w:t xml:space="preserve">4/3 = 384 </w:t>
+      </w:r>
+      <w:r>
+        <w:rPr>
+          <w:rFonts w:hint="eastAsia"/>
+          <w:b/>
+          <w:bCs/>
+        </w:rPr>
+        <w:t xml:space="preserve">是三点扫描的</w:t>
+      </w:r>
+      <w:r>
+        <w:rPr>
+          <w:b/>
+          <w:bCs/>
+        </w:rPr>
+        <w:t xml:space="preserve"> </w:t>
+      </w:r>
+      <w:r>
+        <w:rPr>
+          <w:rFonts w:hint="eastAsia"/>
+          <w:b/>
+          <w:bCs/>
+        </w:rPr>
+        <w:t xml:space="preserve">局部最优而非真</w:t>
+      </w:r>
+      <w:r>
+        <w:rPr>
+          <w:b/>
+          <w:bCs/>
+        </w:rPr>
+        <w:t xml:space="preserve"> N</w:t>
+      </w:r>
+      <w:r>
+        <w:rPr>
+          <w:rFonts w:hint="eastAsia"/>
+          <w:i/>
+          <w:iCs/>
+        </w:rPr>
+        <w:t xml:space="preserve">（印证「384</w:t>
+      </w:r>
+      <w:r>
+        <w:rPr>
+          <w:i/>
+          <w:iCs/>
+        </w:rPr>
+        <w:t xml:space="preserve"> = 0.75T </w:t>
+      </w:r>
+      <w:r>
+        <w:rPr>
+          <w:rFonts w:hint="eastAsia"/>
+          <w:i/>
+          <w:iCs/>
+        </w:rPr>
+        <w:t xml:space="preserve">设计分位人为产物」反信号）；c</w:t>
+      </w:r>
+      <w:r>
+        <w:t xml:space="preserve"> </w:t>
+      </w:r>
+      <w:r>
+        <w:t xml:space="preserve">= T/N* ≈ 1.07–1.14</w:t>
+      </w:r>
+      <w:r>
+        <w:t xml:space="preserve"> </w:t>
+      </w:r>
+      <w:r>
+        <w:rPr>
+          <w:rFonts w:hint="eastAsia"/>
+        </w:rPr>
+        <w:t xml:space="preserve">接近</w:t>
+      </w:r>
+      <w:r>
+        <w:t xml:space="preserve"> </w:t>
+      </w:r>
+      <w:r>
+        <w:rPr>
+          <w:rFonts w:hint="eastAsia"/>
+        </w:rPr>
+        <w:t xml:space="preserve">T，支持「过拟合主犯</w:t>
+      </w:r>
+      <w:r>
+        <w:t xml:space="preserve"> = c(n)→1 </w:t>
+      </w:r>
+      <w:r>
+        <w:rPr>
+          <w:rFonts w:hint="eastAsia"/>
+        </w:rPr>
+        <w:t xml:space="preserve">的极高频带」。N*</w:t>
+      </w:r>
+      <w:r>
+        <w:t xml:space="preserve"> </w:t>
+      </w:r>
+      <w:r>
+        <w:rPr>
+          <w:rFonts w:hint="eastAsia"/>
+        </w:rPr>
+        <w:t xml:space="preserve">随训练轮数右移（3000</w:t>
+      </w:r>
+      <w:r>
+        <w:t xml:space="preserve"> iters: [352,448] →</w:t>
+      </w:r>
+      <w:r>
+        <w:t xml:space="preserve"> </w:t>
+      </w:r>
+      <w:r>
+        <w:t xml:space="preserve">27000 iters: </w:t>
+      </w:r>
+      <w:r>
+        <w:rPr>
+          <w:rFonts w:hint="eastAsia"/>
+        </w:rPr>
+        <w:t xml:space="preserve">[448,480]）——「裁剪点是设置函数（依赖训练量），非普适常数」的深度论表述获</w:t>
+      </w:r>
+      <w:r>
+        <w:t xml:space="preserve"> </w:t>
+      </w:r>
+      <w:r>
+        <w:rPr>
+          <w:rFonts w:hint="eastAsia"/>
+        </w:rPr>
+        <w:t xml:space="preserve">实验支持；「4/3</w:t>
+      </w:r>
+      <w:r>
+        <w:t xml:space="preserve"> </w:t>
+      </w:r>
+      <w:r>
+        <w:rPr>
+          <w:rFonts w:hint="eastAsia"/>
+        </w:rPr>
+        <w:t xml:space="preserve">是隐藏常数投影」假说被进一步否定。N*</w:t>
+      </w:r>
+      <w:r>
+        <w:t xml:space="preserve"> </w:t>
+      </w:r>
+      <w:r>
+        <w:rPr>
+          <w:rFonts w:hint="eastAsia"/>
+        </w:rPr>
+        <w:t xml:space="preserve">精确位置（[480,511]</w:t>
+      </w:r>
+      <w:r>
+        <w:t xml:space="preserve"> </w:t>
+      </w:r>
+      <w:r>
+        <w:rPr>
+          <w:rFonts w:hint="eastAsia"/>
+        </w:rPr>
+        <w:t xml:space="preserve">内）需</w:t>
+      </w:r>
+      <w:r>
+        <w:t xml:space="preserve"> 491 </w:t>
+      </w:r>
+      <w:r>
+        <w:rPr>
+          <w:rFonts w:hint="eastAsia"/>
+        </w:rPr>
+        <w:t xml:space="preserve">附近</w:t>
+      </w:r>
+      <w:r>
+        <w:t xml:space="preserve"> </w:t>
+      </w:r>
+      <w:r>
+        <w:rPr>
+          <w:rFonts w:hint="eastAsia"/>
+        </w:rPr>
+        <w:t xml:space="preserve">细扫（未来）。</w:t>
+      </w:r>
+    </w:p>
+    <w:bookmarkEnd w:id="35"/>
+    <w:bookmarkEnd w:id="36"/>
+    <w:bookmarkStart w:id="37" w:name="结论"/>
+    <w:p>
+      <w:pPr>
+        <w:pStyle w:val="Heading2"/>
+      </w:pPr>
+      <w:r>
+        <w:t xml:space="preserve">11 </w:t>
+      </w:r>
+      <w:r>
+        <w:rPr>
+          <w:rFonts w:hint="eastAsia"/>
+        </w:rPr>
+        <w:t xml:space="preserve">结论</w:t>
+      </w:r>
+    </w:p>
+    <w:p>
+      <w:pPr>
+        <w:pStyle w:val="FirstParagraph"/>
+      </w:pPr>
+      <w:r>
+        <w:rPr>
+          <w:rFonts w:hint="eastAsia"/>
+        </w:rPr>
+        <w:t xml:space="preserve">把位置编码的外推行为还原为</w:t>
+      </w:r>
+      <w:r>
+        <w:rPr>
+          <w:rFonts w:hint="eastAsia"/>
+          <w:b/>
+          <w:bCs/>
+        </w:rPr>
+        <w:t xml:space="preserve">频率阶梯的相位剖面</w:t>
+      </w:r>
+      <w:r>
+        <w:rPr>
+          <w:rFonts w:hint="eastAsia"/>
+        </w:rPr>
+        <w:t xml:space="preserve">：截断部分相位带</w:t>
+      </w:r>
+      <w:r>
+        <w:t xml:space="preserve"> + </w:t>
+      </w:r>
+      <w:r>
+        <w:rPr>
+          <w:rFonts w:hint="eastAsia"/>
+        </w:rPr>
+        <w:t xml:space="preserve">旋转注入</w:t>
+      </w:r>
+      <w:r>
+        <w:t xml:space="preserve"> + </w:t>
+      </w:r>
+      <w:r>
+        <w:rPr>
+          <w:rFonts w:hint="eastAsia"/>
+        </w:rPr>
+        <w:t xml:space="preserve">覆盖梯度构成当前最优经验规律；对照组划定其边界——</w:t>
+      </w:r>
+      <w:r>
+        <w:rPr>
+          <w:rFonts w:hint="eastAsia"/>
+          <w:b/>
+          <w:bCs/>
+        </w:rPr>
+        <w:t xml:space="preserve">旋转族内最优是随机稠密旋转角</w:t>
+      </w:r>
+      <w:r>
+        <w:rPr>
+          <w:b/>
+          <w:bCs/>
+        </w:rPr>
+        <w:t xml:space="preserve"> psi-rope-rand</w:t>
+      </w:r>
+      <w:r>
+        <w:rPr>
+          <w:b/>
+          <w:bCs/>
+        </w:rPr>
+        <w:t xml:space="preserve"> </w:t>
+      </w:r>
+      <w:r>
+        <w:rPr>
+          <w:b/>
+          <w:bCs/>
+        </w:rPr>
+        <w:t xml:space="preserve">@4096</w:t>
+      </w:r>
+      <w:r>
+        <w:rPr>
+          <w:b/>
+          <w:bCs/>
+        </w:rPr>
+        <w:t xml:space="preserve"> </w:t>
+      </w:r>
+      <w:r>
+        <w:rPr>
+          <w:b/>
+          <w:bCs/>
+        </w:rPr>
+        <w:t xml:space="preserve">= </w:t>
+      </w:r>
+      <w:r>
+        <w:rPr>
+          <w:rFonts w:hint="eastAsia"/>
+          <w:b/>
+          <w:bCs/>
+        </w:rPr>
+        <w:t xml:space="preserve">6.45±0.03（3</w:t>
+      </w:r>
+      <w:r>
+        <w:rPr>
+          <w:b/>
+          <w:bCs/>
+        </w:rPr>
+        <w:t xml:space="preserve"> </w:t>
+      </w:r>
+      <w:r>
+        <w:rPr>
+          <w:rFonts w:hint="eastAsia"/>
+          <w:b/>
+          <w:bCs/>
+        </w:rPr>
+        <w:t xml:space="preserve">个种子确认），击败</w:t>
+      </w:r>
+      <w:r>
+        <w:rPr>
+          <w:b/>
+          <w:bCs/>
+        </w:rPr>
+        <w:t xml:space="preserve"> NTK-aware </w:t>
+      </w:r>
+      <w:r>
+        <w:rPr>
+          <w:rFonts w:hint="eastAsia"/>
+          <w:b/>
+          <w:bCs/>
+        </w:rPr>
+        <w:t xml:space="preserve">测试时修复（11.54±1.18，3</w:t>
+      </w:r>
+      <w:r>
+        <w:rPr>
+          <w:b/>
+          <w:bCs/>
+        </w:rPr>
+        <w:t xml:space="preserve"> </w:t>
+      </w:r>
+      <w:r>
+        <w:rPr>
+          <w:rFonts w:hint="eastAsia"/>
+          <w:b/>
+          <w:bCs/>
+        </w:rPr>
+        <w:t xml:space="preserve">个种子，p=0.018，初步显著——n=3</w:t>
+      </w:r>
+      <w:r>
+        <w:rPr>
+          <w:b/>
+          <w:bCs/>
+        </w:rPr>
+        <w:t xml:space="preserve"> </w:t>
+      </w:r>
+      <w:r>
+        <w:rPr>
+          <w:rFonts w:hint="eastAsia"/>
+          <w:b/>
+          <w:bCs/>
+        </w:rPr>
+        <w:t xml:space="preserve">小样本，5</w:t>
+      </w:r>
+      <w:r>
+        <w:rPr>
+          <w:b/>
+          <w:bCs/>
+        </w:rPr>
+        <w:t xml:space="preserve"> </w:t>
+      </w:r>
+      <w:r>
+        <w:rPr>
+          <w:rFonts w:hint="eastAsia"/>
+          <w:b/>
+          <w:bCs/>
+        </w:rPr>
+        <w:t xml:space="preserve">种子复核已预登记并排队）</w:t>
+      </w:r>
+      <w:r>
+        <w:rPr>
+          <w:rFonts w:hint="eastAsia"/>
+        </w:rPr>
+        <w:t xml:space="preserve">；</w:t>
+      </w:r>
+      <w:r>
+        <w:rPr>
+          <w:rFonts w:hint="eastAsia"/>
+          <w:b/>
+          <w:bCs/>
+        </w:rPr>
+        <w:t xml:space="preserve">无证书强基线</w:t>
+      </w:r>
+      <w:r>
+        <w:rPr>
+          <w:b/>
+          <w:bCs/>
+        </w:rPr>
+        <w:t xml:space="preserve"> </w:t>
+      </w:r>
+      <w:r>
+        <w:rPr>
+          <w:rFonts w:hint="eastAsia"/>
+          <w:b/>
+          <w:bCs/>
+        </w:rPr>
+        <w:t xml:space="preserve">ALiBi（线性偏置）以</w:t>
+      </w:r>
+      <w:r>
+        <w:rPr>
+          <w:b/>
+          <w:bCs/>
+        </w:rPr>
+        <w:t xml:space="preserve"> 4.47±0.10 </w:t>
+      </w:r>
+      <w:r>
+        <w:rPr>
+          <w:rFonts w:hint="eastAsia"/>
+          <w:b/>
+          <w:bCs/>
+        </w:rPr>
+        <w:t xml:space="preserve">保持全局最优（外推平坦，退化比</w:t>
+      </w:r>
+      <w:r>
+        <w:rPr>
+          <w:b/>
+          <w:bCs/>
+        </w:rPr>
+        <w:t xml:space="preserve"> </w:t>
+      </w:r>
+      <w:r>
+        <w:rPr>
+          <w:rFonts w:hint="eastAsia"/>
+          <w:b/>
+          <w:bCs/>
+        </w:rPr>
+        <w:t xml:space="preserve">0.96&lt;1），T5</w:t>
+      </w:r>
+      <w:r>
+        <w:rPr>
+          <w:b/>
+          <w:bCs/>
+        </w:rPr>
+        <w:t xml:space="preserve"> </w:t>
+      </w:r>
+      <w:r>
+        <w:rPr>
+          <w:rFonts w:hint="eastAsia"/>
+          <w:b/>
+          <w:bCs/>
+        </w:rPr>
+        <w:t xml:space="preserve">相对偏置（8.48±0.60）为偏置类退化锚点</w:t>
+      </w:r>
+      <w:r>
+        <w:rPr>
+          <w:rFonts w:hint="eastAsia"/>
+        </w:rPr>
+        <w:t xml:space="preserve">——带证书方案与无证书上限的差距由此标明；psi-rope-rand</w:t>
+      </w:r>
+      <w:r>
+        <w:t xml:space="preserve"> </w:t>
+      </w:r>
+      <w:r>
+        <w:rPr>
+          <w:rFonts w:hint="eastAsia"/>
+        </w:rPr>
+        <w:t xml:space="preserve">的随机阶梯</w:t>
+      </w:r>
+      <w:r>
+        <w:rPr>
+          <w:rFonts w:hint="eastAsia"/>
+          <w:b/>
+          <w:bCs/>
+        </w:rPr>
+        <w:t xml:space="preserve">不在</w:t>
+      </w:r>
+      <w:r>
+        <w:rPr>
+          <w:rFonts w:hint="eastAsia"/>
+        </w:rPr>
+        <w:t xml:space="preserve">配套形式化的证书覆盖范围（与证书正交——实证最优与可证明最优是两条平行轨道）；免修复的阶梯方案以</w:t>
+      </w:r>
+      <w:r>
+        <w:t xml:space="preserve"> 2× </w:t>
+      </w:r>
+      <w:r>
+        <w:rPr>
+          <w:rFonts w:hint="eastAsia"/>
+        </w:rPr>
+        <w:t xml:space="preserve">内优势</w:t>
+      </w:r>
+      <w:r>
+        <w:t xml:space="preserve"> + </w:t>
+      </w:r>
+      <w:r>
+        <w:rPr>
+          <w:rFonts w:hint="eastAsia"/>
+        </w:rPr>
+        <w:t xml:space="preserve">零修改</w:t>
+      </w:r>
+      <w:r>
+        <w:t xml:space="preserve"> + </w:t>
+      </w:r>
+      <w:r>
+        <w:rPr>
+          <w:rFonts w:hint="eastAsia"/>
+        </w:rPr>
+        <w:t xml:space="preserve">机器证书为保留的主张；</w:t>
+      </w:r>
+      <w:r>
+        <w:rPr>
+          <w:rFonts w:hint="eastAsia"/>
+          <w:b/>
+          <w:bCs/>
+        </w:rPr>
+        <w:t xml:space="preserve">正式配置复现（tinystories200</w:t>
+      </w:r>
+      <w:r>
+        <w:rPr>
+          <w:b/>
+          <w:bCs/>
+        </w:rPr>
+        <w:t xml:space="preserve"> · 27000 iters ≈ 9.5 </w:t>
+      </w:r>
+      <w:r>
+        <w:rPr>
+          <w:rFonts w:hint="eastAsia"/>
+          <w:b/>
+          <w:bCs/>
+        </w:rPr>
+        <w:t xml:space="preserve">epoch，§10.9）确认排序并升级主张：τ</w:t>
+      </w:r>
+      <w:r>
+        <w:rPr>
+          <w:b/>
+          <w:bCs/>
+        </w:rPr>
+        <w:t xml:space="preserve"> </w:t>
+      </w:r>
+      <w:r>
+        <w:rPr>
+          <w:rFonts w:hint="eastAsia"/>
+          <w:b/>
+          <w:bCs/>
+        </w:rPr>
+        <w:t xml:space="preserve">感知频率选择——保留低中频</w:t>
+      </w:r>
+      <w:r>
+        <w:rPr>
+          <w:b/>
+          <w:bCs/>
+        </w:rPr>
+        <w:t xml:space="preserve"> + </w:t>
+      </w:r>
+      <w:r>
+        <w:rPr>
+          <w:rFonts w:hint="eastAsia"/>
+          <w:b/>
+          <w:bCs/>
+        </w:rPr>
+        <w:t xml:space="preserve">温和裁剪高频端（最优区</w:t>
+      </w:r>
+      <w:r>
+        <w:rPr>
+          <w:b/>
+          <w:bCs/>
+        </w:rPr>
+        <w:t xml:space="preserve"> N* ∈ [448, </w:t>
+      </w:r>
+      <w:r>
+        <w:rPr>
+          <w:rFonts w:hint="eastAsia"/>
+          <w:b/>
+          <w:bCs/>
+        </w:rPr>
+        <w:t xml:space="preserve">480]，</w:t>
+      </w:r>
+      <w:r>
+        <w:rPr>
+          <w:b/>
+          <w:bCs/>
+        </w:rPr>
+        <w:t xml:space="preserve">@4096</w:t>
+      </w:r>
+      <w:r>
+        <w:rPr>
+          <w:b/>
+          <w:bCs/>
+        </w:rPr>
+        <w:t xml:space="preserve"> </w:t>
+      </w:r>
+      <w:r>
+        <w:rPr>
+          <w:b/>
+          <w:bCs/>
+        </w:rPr>
+        <w:t xml:space="preserve">= </w:t>
+      </w:r>
+      <w:r>
+        <w:rPr>
+          <w:rFonts w:hint="eastAsia"/>
+          <w:b/>
+          <w:bCs/>
+        </w:rPr>
+        <w:t xml:space="preserve">5.15，随训练轮数右移）把旋转族外推</w:t>
+      </w:r>
+      <w:r>
+        <w:rPr>
+          <w:b/>
+          <w:bCs/>
+        </w:rPr>
+        <w:t xml:space="preserve"> 7.50 → </w:t>
+      </w:r>
+      <w:r>
+        <w:rPr>
+          <w:rFonts w:hint="eastAsia"/>
+          <w:b/>
+          <w:bCs/>
+        </w:rPr>
+        <w:t xml:space="preserve">5.15（−31%），过度裁剪（256）恶化、结构化频率（ogrid）否定</w:t>
+      </w:r>
+      <w:r>
+        <w:rPr>
+          <w:rFonts w:hint="eastAsia"/>
+        </w:rPr>
+        <w:t xml:space="preserve">；τ/碰撞距离机制为排行榜提供</w:t>
+      </w:r>
+      <w:r>
+        <w:rPr>
+          <w:rFonts w:hint="eastAsia"/>
+          <w:b/>
+          <w:bCs/>
+        </w:rPr>
+        <w:t xml:space="preserve">一致的候选解释</w:t>
+      </w:r>
+      <w:r>
+        <w:rPr>
+          <w:rFonts w:hint="eastAsia"/>
+        </w:rPr>
+        <w:t xml:space="preserve">（周期带承载碰撞负债、ALiBi</w:t>
+      </w:r>
+      <w:r>
+        <w:t xml:space="preserve"> </w:t>
+      </w:r>
+      <w:r>
+        <w:rPr>
+          <w:rFonts w:hint="eastAsia"/>
+        </w:rPr>
+        <w:t xml:space="preserve">非周期无碰撞——</w:t>
+      </w:r>
+      <w:r>
+        <w:rPr>
+          <w:rFonts w:hint="eastAsia"/>
+        </w:rPr>
+        <w:t xml:space="preserve">“交易是周期参数化的属性，非周期偏置近零代价逃逸”</w:t>
+      </w:r>
+      <w:r>
+        <w:rPr>
+          <w:rFonts w:hint="eastAsia"/>
+        </w:rPr>
+        <w:t xml:space="preserve">），获</w:t>
+      </w:r>
+      <w:r>
+        <w:t xml:space="preserve"> </w:t>
+      </w:r>
+      <w:r>
+        <w:rPr>
+          <w:b/>
+          <w:bCs/>
+        </w:rPr>
+        <w:t xml:space="preserve">7 </w:t>
+      </w:r>
+      <w:r>
+        <w:rPr>
+          <w:rFonts w:hint="eastAsia"/>
+          <w:b/>
+          <w:bCs/>
+        </w:rPr>
+        <w:t xml:space="preserve">个方向性正向判决</w:t>
+      </w:r>
+      <w:r>
+        <w:rPr>
+          <w:rFonts w:hint="eastAsia"/>
+        </w:rPr>
+        <w:t xml:space="preserve">（O2</w:t>
+      </w:r>
+      <w:r>
+        <w:t xml:space="preserve"> </w:t>
+      </w:r>
+      <w:r>
+        <w:rPr>
+          <w:rFonts w:hint="eastAsia"/>
+        </w:rPr>
+        <w:t xml:space="preserve">两点</w:t>
+      </w:r>
+      <w:r>
+        <w:t xml:space="preserve"> + τ </w:t>
+      </w:r>
+      <w:r>
+        <w:rPr>
+          <w:rFonts w:hint="eastAsia"/>
+        </w:rPr>
+        <w:t xml:space="preserve">三剪回测</w:t>
+      </w:r>
+      <w:r>
+        <w:t xml:space="preserve"> + </w:t>
+      </w:r>
+      <w:r>
+        <w:rPr>
+          <w:rFonts w:hint="eastAsia"/>
+        </w:rPr>
+        <w:t xml:space="preserve">网格判决</w:t>
+      </w:r>
+      <w:r>
+        <w:t xml:space="preserve"> + offset-grid </w:t>
+      </w:r>
+      <w:r>
+        <w:rPr>
+          <w:rFonts w:hint="eastAsia"/>
+        </w:rPr>
+        <w:t xml:space="preserve">判决</w:t>
+      </w:r>
+      <w:r>
+        <w:t xml:space="preserve"> + </w:t>
+      </w:r>
+      <w:r>
+        <w:rPr>
+          <w:rFonts w:hint="eastAsia"/>
+        </w:rPr>
+        <w:t xml:space="preserve">正式配置温和裁剪，§8.4/§10.9）及形式化碰撞结构支撑（碰撞</w:t>
+      </w:r>
+      <w:r>
+        <w:t xml:space="preserve"> ⟺ </w:t>
+      </w:r>
+      <w:r>
+        <w:rPr>
+          <w:rFonts w:hint="eastAsia"/>
+        </w:rPr>
+        <w:t xml:space="preserve">有理、无理偏移零碰撞、ALiBi</w:t>
+      </w:r>
+      <w:r>
+        <w:t xml:space="preserve"> </w:t>
+      </w:r>
+      <w:r>
+        <w:rPr>
+          <w:rFonts w:hint="eastAsia"/>
+        </w:rPr>
+        <w:t xml:space="preserve">无碰撞端点、近碰撞半径</w:t>
+      </w:r>
+      <w:r>
+        <w:t xml:space="preserve"> </w:t>
+      </w:r>
+      <w:r>
+        <w:rPr>
+          <w:rFonts w:hint="eastAsia"/>
+        </w:rPr>
+        <w:t xml:space="preserve">1/(3d)，论文</w:t>
+      </w:r>
+      <w:r>
+        <w:t xml:space="preserve"> A </w:t>
+      </w:r>
+      <w:r>
+        <w:rPr>
+          <w:rFonts w:hint="eastAsia"/>
+        </w:rPr>
+        <w:t xml:space="preserve">§5.6.4）——</w:t>
+      </w:r>
+      <w:r>
+        <w:rPr>
+          <w:rFonts w:hint="eastAsia"/>
+          <w:b/>
+          <w:bCs/>
+        </w:rPr>
+        <w:t xml:space="preserve">该机制为候选解释而非已确立的因果机制</w:t>
+      </w:r>
+      <w:r>
+        <w:rPr>
+          <w:rFonts w:hint="eastAsia"/>
+        </w:rPr>
+        <w:t xml:space="preserve">（判决多为方向性预测，正式配置裁剪点为后验选择）。最强的</w:t>
+      </w:r>
+      <w:r>
+        <w:t xml:space="preserve"> 4 </w:t>
+      </w:r>
+      <w:r>
+        <w:rPr>
+          <w:rFonts w:hint="eastAsia"/>
+        </w:rPr>
+        <w:t xml:space="preserve">带阶梯带机器检查的有理框架证书，最强的</w:t>
+      </w:r>
+      <w:r>
+        <w:t xml:space="preserve"> 7 </w:t>
+      </w:r>
+      <w:r>
+        <w:rPr>
+          <w:rFonts w:hint="eastAsia"/>
+        </w:rPr>
+        <w:t xml:space="preserve">带阶梯内含可认证子核——表达性与可证明性在同一阶梯族内共存互补。证伪假设与保留假设并报——这条律离终态还有距离，但变量已被命名、仪器已就位、边界已被明确标出。</w:t>
+      </w:r>
+    </w:p>
+    <w:bookmarkEnd w:id="37"/>
+    <w:bookmarkStart w:id="38" w:name="参考文献"/>
+    <w:p>
+      <w:pPr>
+        <w:pStyle w:val="Heading2"/>
+      </w:pPr>
+      <w:r>
+        <w:rPr>
+          <w:rFonts w:hint="eastAsia"/>
+        </w:rPr>
+        <w:t xml:space="preserve">参考文献</w:t>
       </w:r>
     </w:p>
     <w:p>
@@ -18758,119 +20203,26 @@
         <w:pStyle w:val="Compact"/>
         <w:numPr>
           <w:ilvl w:val="0"/>
-          <w:numId w:val="1012"/>
+          <w:numId w:val="1014"/>
         </w:numPr>
       </w:pPr>
       <w:r>
-        <w:rPr>
-          <w:rFonts w:hint="eastAsia"/>
-        </w:rPr>
-        <w:t xml:space="preserve">[论文</w:t>
-      </w:r>
-      <w:r>
-        <w:t xml:space="preserve"> A </w:t>
-      </w:r>
-      <w:r>
-        <w:rPr>
-          <w:rFonts w:hint="eastAsia"/>
-        </w:rPr>
-        <w:t xml:space="preserve">中文规范版]：可认证稀疏门控与注意力近似：一个可执行的</w:t>
-      </w:r>
-      <w:r>
-        <w:t xml:space="preserve"> Coq </w:t>
-      </w:r>
-      <w:r>
-        <w:rPr>
-          <w:rFonts w:hint="eastAsia"/>
-        </w:rPr>
-        <w:t xml:space="preserve">开发（本工作配套，CPP/ITP</w:t>
-      </w:r>
-      <w:r>
-        <w:t xml:space="preserve"> </w:t>
-      </w:r>
-      <w:r>
-        <w:rPr>
-          <w:rFonts w:hint="eastAsia"/>
-        </w:rPr>
-        <w:t xml:space="preserve">方向）。</w:t>
-      </w:r>
-      <w:r>
-        <w:t xml:space="preserve"> </w:t>
-      </w:r>
-      <w:r>
-        <w:t xml:space="preserve">7a. </w:t>
-      </w:r>
-      <w:r>
-        <w:rPr>
-          <w:rFonts w:hint="eastAsia"/>
-        </w:rPr>
-        <w:t xml:space="preserve">[论文</w:t>
-      </w:r>
-      <w:r>
-        <w:t xml:space="preserve"> A </w:t>
-      </w:r>
-      <w:r>
-        <w:rPr>
-          <w:rFonts w:hint="eastAsia"/>
-        </w:rPr>
-        <w:t xml:space="preserve">预印本]：Wang,</w:t>
-      </w:r>
-      <w:r>
-        <w:t xml:space="preserve"> B., et al. Certified Sparse Gating and Attention Approximation: An Executable Coq Development. Preprint, Figshare, 2026. DOI: </w:t>
-      </w:r>
-      <w:r>
-        <w:rPr>
-          <w:rFonts w:hint="eastAsia"/>
-        </w:rPr>
-        <w:t xml:space="preserve">10.6084/m9.figshare.33312189.（2026-08-22</w:t>
-      </w:r>
-      <w:r>
-        <w:t xml:space="preserve"> </w:t>
-      </w:r>
-      <w:r>
-        <w:rPr>
-          <w:rFonts w:hint="eastAsia"/>
-        </w:rPr>
-        <w:t xml:space="preserve">发布）</w:t>
-      </w:r>
-      <w:r>
-        <w:t xml:space="preserve"> </w:t>
-      </w:r>
-      <w:r>
-        <w:t xml:space="preserve">7b. </w:t>
-      </w:r>
-      <w:r>
-        <w:rPr>
-          <w:rFonts w:hint="eastAsia"/>
-        </w:rPr>
-        <w:t xml:space="preserve">[论文</w:t>
-      </w:r>
-      <w:r>
-        <w:t xml:space="preserve"> B </w:t>
-      </w:r>
-      <w:r>
-        <w:rPr>
-          <w:rFonts w:hint="eastAsia"/>
-        </w:rPr>
-        <w:t xml:space="preserve">预印本]：Wang,</w:t>
-      </w:r>
-      <w:r>
-        <w:t xml:space="preserve"> B., et al. Phase-Truncated Frequency Ladders: Certified, Extrapolation-Robust Positional Encoding. Preprint, Figshare, 2026. DOI: </w:t>
-      </w:r>
-      <w:r>
-        <w:rPr>
-          <w:rFonts w:hint="eastAsia"/>
-        </w:rPr>
-        <w:t xml:space="preserve">10.6084/m9.figshare.33312336.（2026-08-22</w:t>
-      </w:r>
-      <w:r>
-        <w:t xml:space="preserve"> </w:t>
-      </w:r>
-      <w:r>
-        <w:rPr>
-          <w:rFonts w:hint="eastAsia"/>
-        </w:rPr>
-        <w:t xml:space="preserve">发布）</w:t>
+        <w:t xml:space="preserve">Su, J., Ahmed, M., Lu, Y., Pan, S., Bo, W., Liu, Y. RoFormer: Enhanced Transformer with Rotary Position Embedding. Neurocomputing, 568:127063, </w:t>
+      </w:r>
+      <w:r>
+        <w:rPr>
+          <w:rFonts w:hint="eastAsia"/>
+        </w:rPr>
+        <w:t xml:space="preserve">2024.（arXiv:2104.09864,</w:t>
+      </w:r>
+      <w:r>
+        <w:t xml:space="preserve"> </w:t>
+      </w:r>
+      <w:r>
+        <w:rPr>
+          <w:rFonts w:hint="eastAsia"/>
+        </w:rPr>
+        <w:t xml:space="preserve">2021）</w:t>
       </w:r>
     </w:p>
     <w:p>
@@ -18878,285 +20230,11 @@
         <w:pStyle w:val="Compact"/>
         <w:numPr>
           <w:ilvl w:val="0"/>
-          <w:numId w:val="1012"/>
+          <w:numId w:val="1014"/>
         </w:numPr>
       </w:pPr>
       <w:r>
-        <w:rPr>
-          <w:rFonts w:hint="eastAsia"/>
-        </w:rPr>
-        <w:t xml:space="preserve">卷期页码已经</w:t>
-      </w:r>
-      <w:r>
-        <w:t xml:space="preserve"> 2026-08-21 </w:t>
-      </w:r>
-      <w:r>
-        <w:rPr>
-          <w:rFonts w:hint="eastAsia"/>
-        </w:rPr>
-        <w:t xml:space="preserve">文献数据库核查校准（核查报告：《参考文献真实性核查报告》）。</w:t>
-      </w:r>
-    </w:p>
-    <w:bookmarkEnd w:id="37"/>
-    <w:bookmarkStart w:id="38" w:name="附录-a-温控协议"/>
-    <w:p>
-      <w:pPr>
-        <w:pStyle w:val="Heading2"/>
-      </w:pPr>
-      <w:r>
-        <w:rPr>
-          <w:rFonts w:hint="eastAsia"/>
-        </w:rPr>
-        <w:t xml:space="preserve">附录</w:t>
-      </w:r>
-      <w:r>
-        <w:t xml:space="preserve"> A </w:t>
-      </w:r>
-      <w:r>
-        <w:rPr>
-          <w:rFonts w:hint="eastAsia"/>
-        </w:rPr>
-        <w:t xml:space="preserve">温控协议</w:t>
-      </w:r>
-    </w:p>
-    <w:p>
-      <w:pPr>
-        <w:pStyle w:val="FirstParagraph"/>
-      </w:pPr>
-      <w:r>
-        <w:t xml:space="preserve">RTX 3070 </w:t>
-      </w:r>
-      <w:r>
-        <w:rPr>
-          <w:rFonts w:hint="eastAsia"/>
-        </w:rPr>
-        <w:t xml:space="preserve">8GB（CUDA</w:t>
-      </w:r>
-      <w:r>
-        <w:t xml:space="preserve"> 12.4, torch </w:t>
-      </w:r>
-      <w:r>
-        <w:rPr>
-          <w:rFonts w:hint="eastAsia"/>
-        </w:rPr>
-        <w:t xml:space="preserve">2.6.0+cu124）训练治理：</w:t>
-      </w:r>
-      <w:r>
-        <w:t xml:space="preserve"> </w:t>
-      </w:r>
-      <w:r>
-        <w:t xml:space="preserve">- </w:t>
-      </w:r>
-      <w:r>
-        <w:rPr>
-          <w:rFonts w:hint="eastAsia"/>
-        </w:rPr>
-        <w:t xml:space="preserve">触发阈值</w:t>
-      </w:r>
-      <w:r>
-        <w:t xml:space="preserve"> </w:t>
-      </w:r>
-      <w:r>
-        <w:rPr>
-          <w:rFonts w:hint="eastAsia"/>
-        </w:rPr>
-        <w:t xml:space="preserve">80°C，恢复阈值</w:t>
-      </w:r>
-      <w:r>
-        <w:t xml:space="preserve"> </w:t>
-      </w:r>
-      <w:r>
-        <w:rPr>
-          <w:rFonts w:hint="eastAsia"/>
-        </w:rPr>
-        <w:t xml:space="preserve">70°C，0.5s</w:t>
-      </w:r>
-      <w:r>
-        <w:t xml:space="preserve"> </w:t>
-      </w:r>
-      <w:r>
-        <w:rPr>
-          <w:rFonts w:hint="eastAsia"/>
-        </w:rPr>
-        <w:t xml:space="preserve">高频轮询（</w:t>
-      </w:r>
-      <w:r>
-        <w:rPr>
-          <w:rStyle w:val="VerbatimChar"/>
-        </w:rPr>
-        <w:t xml:space="preserve">--check-interval 0.5</w:t>
-      </w:r>
-      <w:r>
-        <w:rPr>
-          <w:rFonts w:hint="eastAsia"/>
-        </w:rPr>
-        <w:t xml:space="preserve">），冷却</w:t>
-      </w:r>
-      <w:r>
-        <w:t xml:space="preserve"> </w:t>
-      </w:r>
-      <w:r>
-        <w:rPr>
-          <w:rFonts w:hint="eastAsia"/>
-        </w:rPr>
-        <w:t xml:space="preserve">60s（</w:t>
-      </w:r>
-      <w:r>
-        <w:rPr>
-          <w:rStyle w:val="VerbatimChar"/>
-        </w:rPr>
-        <w:t xml:space="preserve">--cooldown 60</w:t>
-      </w:r>
-      <w:r>
-        <w:rPr>
-          <w:rFonts w:hint="eastAsia"/>
-        </w:rPr>
-        <w:t xml:space="preserve">），CPU</w:t>
-      </w:r>
-      <w:r>
-        <w:t xml:space="preserve"> </w:t>
-      </w:r>
-      <w:r>
-        <w:rPr>
-          <w:rFonts w:hint="eastAsia"/>
-        </w:rPr>
-        <w:t xml:space="preserve">利用率上限</w:t>
-      </w:r>
-      <w:r>
-        <w:t xml:space="preserve"> </w:t>
-      </w:r>
-      <w:r>
-        <w:rPr>
-          <w:rFonts w:hint="eastAsia"/>
-        </w:rPr>
-        <w:t xml:space="preserve">90%（</w:t>
-      </w:r>
-      <w:r>
-        <w:rPr>
-          <w:rStyle w:val="VerbatimChar"/>
-        </w:rPr>
-        <w:t xml:space="preserve">--cpu-util-max 90</w:t>
-      </w:r>
-      <w:r>
-        <w:rPr>
-          <w:rFonts w:hint="eastAsia"/>
-        </w:rPr>
-        <w:t xml:space="preserve">）。</w:t>
-      </w:r>
-      <w:r>
-        <w:t xml:space="preserve"> </w:t>
-      </w:r>
-      <w:r>
-        <w:t xml:space="preserve">- </w:t>
-      </w:r>
-      <w:r>
-        <w:rPr>
-          <w:rFonts w:hint="eastAsia"/>
-        </w:rPr>
-        <w:t xml:space="preserve">一次只跑一件</w:t>
-      </w:r>
-      <w:r>
-        <w:t xml:space="preserve"> GPU </w:t>
-      </w:r>
-      <w:r>
-        <w:rPr>
-          <w:rFonts w:hint="eastAsia"/>
-        </w:rPr>
-        <w:t xml:space="preserve">任务（训练或</w:t>
-      </w:r>
-      <w:r>
-        <w:t xml:space="preserve"> Coq </w:t>
-      </w:r>
-      <w:r>
-        <w:rPr>
-          <w:rFonts w:hint="eastAsia"/>
-        </w:rPr>
-        <w:t xml:space="preserve">编译，不并行）；每次冷却暂停记录到日志，暂停不改变计算轨迹（确定性协议）。</w:t>
-      </w:r>
-      <w:r>
-        <w:t xml:space="preserve"> </w:t>
-      </w:r>
-      <w:r>
-        <w:t xml:space="preserve">- </w:t>
-      </w:r>
-      <w:r>
-        <w:rPr>
-          <w:rFonts w:hint="eastAsia"/>
-        </w:rPr>
-        <w:t xml:space="preserve">历史宕机教训（4</w:t>
-      </w:r>
-      <w:r>
-        <w:t xml:space="preserve"> </w:t>
-      </w:r>
-      <w:r>
-        <w:rPr>
-          <w:rFonts w:hint="eastAsia"/>
-        </w:rPr>
-        <w:t xml:space="preserve">次）：空闲基线</w:t>
-      </w:r>
-      <w:r>
-        <w:t xml:space="preserve"> </w:t>
-      </w:r>
-      <w:r>
-        <w:rPr>
-          <w:rFonts w:hint="eastAsia"/>
-        </w:rPr>
-        <w:t xml:space="preserve">56–58°C，死机临界</w:t>
-      </w:r>
-      <w:r>
-        <w:t xml:space="preserve"> </w:t>
-      </w:r>
-      <w:r>
-        <w:rPr>
-          <w:rFonts w:hint="eastAsia"/>
-        </w:rPr>
-        <w:t xml:space="preserve">~85°C；训练每步</w:t>
-      </w:r>
-      <w:r>
-        <w:t xml:space="preserve"> </w:t>
-      </w:r>
-      <w:r>
-        <w:rPr>
-          <w:rStyle w:val="VerbatimChar"/>
-        </w:rPr>
-        <w:t xml:space="preserve">guard.check()</w:t>
-      </w:r>
-      <w:r>
-        <w:rPr>
-          <w:rFonts w:hint="eastAsia"/>
-        </w:rPr>
-        <w:t xml:space="preserve">，&gt;85°C</w:t>
-      </w:r>
-      <w:r>
-        <w:t xml:space="preserve"> </w:t>
-      </w:r>
-      <w:r>
-        <w:rPr>
-          <w:rFonts w:hint="eastAsia"/>
-        </w:rPr>
-        <w:t xml:space="preserve">立即杀进程。</w:t>
-      </w:r>
-    </w:p>
-    <w:bookmarkEnd w:id="38"/>
-    <w:bookmarkStart w:id="39" w:name="附录-b-复现清单"/>
-    <w:p>
-      <w:pPr>
-        <w:pStyle w:val="Heading2"/>
-      </w:pPr>
-      <w:r>
-        <w:rPr>
-          <w:rFonts w:hint="eastAsia"/>
-        </w:rPr>
-        <w:t xml:space="preserve">附录</w:t>
-      </w:r>
-      <w:r>
-        <w:t xml:space="preserve"> B </w:t>
-      </w:r>
-      <w:r>
-        <w:rPr>
-          <w:rFonts w:hint="eastAsia"/>
-        </w:rPr>
-        <w:t xml:space="preserve">复现清单</w:t>
+        <w:t xml:space="preserve">Chen, S., Wong, S., Chen, L., Tian, Y. Extending Context Window of Large Language Models via Positional Interpolation. arXiv:2306.15595, 2023.</w:t>
       </w:r>
     </w:p>
     <w:p>
@@ -19164,41 +20242,35 @@
         <w:pStyle w:val="Compact"/>
         <w:numPr>
           <w:ilvl w:val="0"/>
-          <w:numId w:val="1013"/>
+          <w:numId w:val="1014"/>
         </w:numPr>
       </w:pPr>
       <w:r>
-        <w:rPr>
-          <w:rFonts w:hint="eastAsia"/>
-        </w:rPr>
-        <w:t xml:space="preserve">数据：Gutenberg</w:t>
-      </w:r>
-      <w:r>
-        <w:t xml:space="preserve"> 5.1M </w:t>
-      </w:r>
-      <w:r>
-        <w:rPr>
-          <w:rFonts w:hint="eastAsia"/>
-        </w:rPr>
-        <w:t xml:space="preserve">字符（词表</w:t>
-      </w:r>
-      <w:r>
-        <w:t xml:space="preserve"> </w:t>
-      </w:r>
-      <w:r>
-        <w:rPr>
-          <w:rFonts w:hint="eastAsia"/>
-        </w:rPr>
-        <w:t xml:space="preserve">125），</w:t>
-      </w:r>
-      <w:r>
-        <w:rPr>
-          <w:rStyle w:val="VerbatimChar"/>
-        </w:rPr>
-        <w:t xml:space="preserve">gutenberg_corpus.txt</w:t>
-      </w:r>
-      <w:r>
-        <w:t xml:space="preserve">。</w:t>
+        <w:t xml:space="preserve">bloc97. NTK-Aware Scaled RoPE. Reddit r/LocalLLaMA, </w:t>
+      </w:r>
+      <w:r>
+        <w:rPr>
+          <w:rFonts w:hint="eastAsia"/>
+        </w:rPr>
+        <w:t xml:space="preserve">2023-06-30.（NTK-aware</w:t>
+      </w:r>
+      <w:r>
+        <w:t xml:space="preserve"> </w:t>
+      </w:r>
+      <w:r>
+        <w:rPr>
+          <w:rFonts w:hint="eastAsia"/>
+        </w:rPr>
+        <w:t xml:space="preserve">重缩放；被</w:t>
+      </w:r>
+      <w:r>
+        <w:t xml:space="preserve"> YaRN </w:t>
+      </w:r>
+      <w:r>
+        <w:rPr>
+          <w:rFonts w:hint="eastAsia"/>
+        </w:rPr>
+        <w:t xml:space="preserve">等正式论文引用）</w:t>
       </w:r>
     </w:p>
     <w:p>
@@ -19206,56 +20278,11 @@
         <w:pStyle w:val="Compact"/>
         <w:numPr>
           <w:ilvl w:val="0"/>
-          <w:numId w:val="1013"/>
+          <w:numId w:val="1014"/>
         </w:numPr>
       </w:pPr>
       <w:r>
-        <w:rPr>
-          <w:rFonts w:hint="eastAsia"/>
-        </w:rPr>
-        <w:t xml:space="preserve">训练：</w:t>
-      </w:r>
-      <w:r>
-        <w:rPr>
-          <w:rStyle w:val="VerbatimChar"/>
-        </w:rPr>
-        <w:t xml:space="preserve">python length_extrap.py --block 512 --batch 32 --gen-c 4 --bands 0 --seed S --psi-variant none --modes psi [--rope-rand] --gpu-max 79 --gpu-resume 69 --cpu-util-max 90 --check-interval 0.5 --cooldown 60</w:t>
-      </w:r>
-      <w:r>
-        <w:rPr>
-          <w:rFonts w:hint="eastAsia"/>
-        </w:rPr>
-        <w:t xml:space="preserve">（</w:t>
-      </w:r>
-      <w:r>
-        <w:rPr>
-          <w:rStyle w:val="VerbatimChar"/>
-        </w:rPr>
-        <w:t xml:space="preserve">--psi-variant rand/lin</w:t>
-      </w:r>
-      <w:r>
-        <w:t xml:space="preserve"> </w:t>
-      </w:r>
-      <w:r>
-        <w:rPr>
-          <w:rFonts w:hint="eastAsia"/>
-        </w:rPr>
-        <w:t xml:space="preserve">为嵌入变体；</w:t>
-      </w:r>
-      <w:r>
-        <w:rPr>
-          <w:rStyle w:val="VerbatimChar"/>
-        </w:rPr>
-        <w:t xml:space="preserve">--modes psi-rope</w:t>
-      </w:r>
-      <w:r>
-        <w:t xml:space="preserve"> </w:t>
-      </w:r>
-      <w:r>
-        <w:rPr>
-          <w:rFonts w:hint="eastAsia"/>
-        </w:rPr>
-        <w:t xml:space="preserve">为旋转变体）。</w:t>
+        <w:t xml:space="preserve">Press, O., et al. Train Short, Test Long: Attention with Linear Biases Enables Input Length Extrapolation. ICLR 2022.</w:t>
       </w:r>
     </w:p>
     <w:p>
@@ -19263,181 +20290,11 @@
         <w:pStyle w:val="Compact"/>
         <w:numPr>
           <w:ilvl w:val="0"/>
-          <w:numId w:val="1013"/>
+          <w:numId w:val="1014"/>
         </w:numPr>
       </w:pPr>
       <w:r>
-        <w:rPr>
-          <w:rFonts w:hint="eastAsia"/>
-          <w:b/>
-          <w:bCs/>
-        </w:rPr>
-        <w:t xml:space="preserve">正式配置复现（2026-08-23，tinystories200</w:t>
-      </w:r>
-      <w:r>
-        <w:rPr>
-          <w:b/>
-          <w:bCs/>
-        </w:rPr>
-        <w:t xml:space="preserve"> · 27000 iters ≈ 9.5 </w:t>
-      </w:r>
-      <w:r>
-        <w:rPr>
-          <w:rFonts w:hint="eastAsia"/>
-          <w:b/>
-          <w:bCs/>
-        </w:rPr>
-        <w:t xml:space="preserve">epoch）</w:t>
-      </w:r>
-      <w:r>
-        <w:rPr>
-          <w:rFonts w:hint="eastAsia"/>
-        </w:rPr>
-        <w:t xml:space="preserve">：语料</w:t>
-      </w:r>
-      <w:r>
-        <w:t xml:space="preserve"> </w:t>
-      </w:r>
-      <w:r>
-        <w:rPr>
-          <w:rStyle w:val="VerbatimChar"/>
-        </w:rPr>
-        <w:t xml:space="preserve">tinystories200</w:t>
-      </w:r>
-      <w:r>
-        <w:rPr>
-          <w:rFonts w:hint="eastAsia"/>
-        </w:rPr>
-        <w:t xml:space="preserve">；同参数但</w:t>
-      </w:r>
-      <w:r>
-        <w:t xml:space="preserve"> </w:t>
-      </w:r>
-      <w:r>
-        <w:rPr>
-          <w:rStyle w:val="VerbatimChar"/>
-        </w:rPr>
-        <w:t xml:space="preserve">--iters 27000</w:t>
-      </w:r>
-      <w:r>
-        <w:rPr>
-          <w:rFonts w:hint="eastAsia"/>
-        </w:rPr>
-        <w:t xml:space="preserve">；τ</w:t>
-      </w:r>
-      <w:r>
-        <w:t xml:space="preserve"> </w:t>
-      </w:r>
-      <w:r>
-        <w:rPr>
-          <w:rFonts w:hint="eastAsia"/>
-        </w:rPr>
-        <w:t xml:space="preserve">裁剪实验加</w:t>
-      </w:r>
-      <w:r>
-        <w:t xml:space="preserve"> </w:t>
-      </w:r>
-      <w:r>
-        <w:rPr>
-          <w:rStyle w:val="VerbatimChar"/>
-        </w:rPr>
-        <w:t xml:space="preserve">--rand-max 384</w:t>
-      </w:r>
-      <w:r>
-        <w:rPr>
-          <w:rFonts w:hint="eastAsia"/>
-        </w:rPr>
-        <w:t xml:space="preserve">（randmax384，剪</w:t>
-      </w:r>
-      <w:r>
-        <w:t xml:space="preserve"> </w:t>
-      </w:r>
-      <w:r>
-        <w:rPr>
-          <w:rFonts w:hint="eastAsia"/>
-        </w:rPr>
-        <w:t xml:space="preserve">n&gt;384）/</w:t>
-      </w:r>
-      <w:r>
-        <w:t xml:space="preserve"> </w:t>
-      </w:r>
-      <w:r>
-        <w:rPr>
-          <w:rStyle w:val="VerbatimChar"/>
-        </w:rPr>
-        <w:t xml:space="preserve">--rand-max 256</w:t>
-      </w:r>
-      <w:r>
-        <w:rPr>
-          <w:rFonts w:hint="eastAsia"/>
-        </w:rPr>
-        <w:t xml:space="preserve">（randmax256）/</w:t>
-      </w:r>
-      <w:r>
-        <w:t xml:space="preserve"> </w:t>
-      </w:r>
-      <w:r>
-        <w:rPr>
-          <w:rStyle w:val="VerbatimChar"/>
-        </w:rPr>
-        <w:t xml:space="preserve">--ogrid</w:t>
-      </w:r>
-      <w:r>
-        <w:rPr>
-          <w:rFonts w:hint="eastAsia"/>
-        </w:rPr>
-        <w:t xml:space="preserve">（grid512</w:t>
-      </w:r>
-      <w:r>
-        <w:t xml:space="preserve"> + </w:t>
-      </w:r>
-      <w:r>
-        <w:rPr>
-          <w:rFonts w:hint="eastAsia"/>
-        </w:rPr>
-        <w:t xml:space="preserve">无理偏移</w:t>
-      </w:r>
-      <w:r>
-        <w:t xml:space="preserve"> </w:t>
-      </w:r>
-      <w:r>
-        <w:rPr>
-          <w:rFonts w:hint="eastAsia"/>
-        </w:rPr>
-        <w:t xml:space="preserve">0.6180339887）；日志</w:t>
-      </w:r>
-      <w:r>
-        <w:t xml:space="preserve"> </w:t>
-      </w:r>
-      <w:r>
-        <w:rPr>
-          <w:rStyle w:val="VerbatimChar"/>
-        </w:rPr>
-        <w:t xml:space="preserve">baseline_randmax{256,384}_s1337.log</w:t>
-      </w:r>
-      <w:r>
-        <w:t xml:space="preserve">、</w:t>
-      </w:r>
-      <w:r>
-        <w:rPr>
-          <w:rStyle w:val="VerbatimChar"/>
-        </w:rPr>
-        <w:t xml:space="preserve">baseline_ogrid_s1337.log</w:t>
-      </w:r>
-      <w:r>
-        <w:rPr>
-          <w:rFonts w:hint="eastAsia"/>
-        </w:rPr>
-        <w:t xml:space="preserve">（云端</w:t>
-      </w:r>
-      <w:r>
-        <w:t xml:space="preserve"> </w:t>
-      </w:r>
-      <w:r>
-        <w:rPr>
-          <w:rFonts w:hint="eastAsia"/>
-        </w:rPr>
-        <w:t xml:space="preserve">T4，batch3/4，与本地逐位对齐）。</w:t>
+        <w:t xml:space="preserve">Kazemnejad, A., et al. The Impact of Positional Encoding on Length Generalization in Transformers. NeurIPS 2023, 36:24892-24928.</w:t>
       </w:r>
     </w:p>
     <w:p>
@@ -19445,89 +20302,68 @@
         <w:pStyle w:val="Compact"/>
         <w:numPr>
           <w:ilvl w:val="0"/>
-          <w:numId w:val="1013"/>
+          <w:numId w:val="1014"/>
         </w:numPr>
       </w:pPr>
       <w:r>
-        <w:rPr>
-          <w:rFonts w:hint="eastAsia"/>
-        </w:rPr>
-        <w:t xml:space="preserve">偏置类（本工作新补，b32</w:t>
-      </w:r>
-      <w:r>
-        <w:t xml:space="preserve"> </w:t>
-      </w:r>
-      <w:r>
-        <w:rPr>
-          <w:rFonts w:hint="eastAsia"/>
-        </w:rPr>
-        <w:t xml:space="preserve">三个种子）：ALiBi</w:t>
-      </w:r>
-      <w:r>
-        <w:t xml:space="preserve"> </w:t>
-      </w:r>
-      <w:r>
-        <w:rPr>
-          <w:rStyle w:val="VerbatimChar"/>
-        </w:rPr>
-        <w:t xml:space="preserve">--modes alibi</w:t>
-      </w:r>
-      <w:r>
-        <w:rPr>
-          <w:rFonts w:hint="eastAsia"/>
-        </w:rPr>
-        <w:t xml:space="preserve">；T5</w:t>
-      </w:r>
-      <w:r>
-        <w:t xml:space="preserve"> </w:t>
-      </w:r>
-      <w:r>
-        <w:rPr>
-          <w:rFonts w:hint="eastAsia"/>
-        </w:rPr>
-        <w:t xml:space="preserve">相对偏置</w:t>
-      </w:r>
-      <w:r>
-        <w:t xml:space="preserve"> </w:t>
-      </w:r>
-      <w:r>
-        <w:rPr>
-          <w:rStyle w:val="VerbatimChar"/>
-        </w:rPr>
-        <w:t xml:space="preserve">--modes t5rel</w:t>
-      </w:r>
-      <w:r>
-        <w:rPr>
-          <w:rFonts w:hint="eastAsia"/>
-        </w:rPr>
-        <w:t xml:space="preserve">；日志</w:t>
-      </w:r>
-      <w:r>
-        <w:t xml:space="preserve"> </w:t>
-      </w:r>
-      <w:r>
-        <w:rPr>
-          <w:rStyle w:val="VerbatimChar"/>
-        </w:rPr>
-        <w:t xml:space="preserve">baseline_alibi_s{1337,42,7}.log</w:t>
-      </w:r>
-      <w:r>
-        <w:t xml:space="preserve"> </w:t>
-      </w:r>
-      <w:r>
-        <w:t xml:space="preserve">/</w:t>
-      </w:r>
-      <w:r>
-        <w:t xml:space="preserve"> </w:t>
-      </w:r>
-      <w:r>
-        <w:rPr>
-          <w:rStyle w:val="VerbatimChar"/>
-        </w:rPr>
-        <w:t xml:space="preserve">baseline_t5rel_s{1337,42,7}.log</w:t>
-      </w:r>
-      <w:r>
-        <w:t xml:space="preserve">。</w:t>
+        <w:t xml:space="preserve">Tancik, M., et al. Fourier Features Let Networks Learn High Frequency Functions in Low Dimensional Domains. NeurIPS 2020, 33:7537-7547.</w:t>
+      </w:r>
+      <w:r>
+        <w:t xml:space="preserve"> </w:t>
+      </w:r>
+      <w:r>
+        <w:t xml:space="preserve">6a. Peng, B., Quesnelle, J., et al. YaRN: Efficient Context Window Extension of Large Language Models. ICLR </w:t>
+      </w:r>
+      <w:r>
+        <w:rPr>
+          <w:rFonts w:hint="eastAsia"/>
+        </w:rPr>
+        <w:t xml:space="preserve">2024.（arXiv:2309.00071；2026-08-22</w:t>
+      </w:r>
+      <w:r>
+        <w:t xml:space="preserve"> </w:t>
+      </w:r>
+      <w:r>
+        <w:rPr>
+          <w:rFonts w:hint="eastAsia"/>
+        </w:rPr>
+        <w:t xml:space="preserve">联网核验）</w:t>
+      </w:r>
+      <w:r>
+        <w:t xml:space="preserve"> </w:t>
+      </w:r>
+      <w:r>
+        <w:t xml:space="preserve">6b. Ding, Y., et al. LongRoPE: Extending LLM Context Window Beyond 2 Million Tokens. ICLR </w:t>
+      </w:r>
+      <w:r>
+        <w:rPr>
+          <w:rFonts w:hint="eastAsia"/>
+        </w:rPr>
+        <w:t xml:space="preserve">2024.（arXiv:2402.13753）</w:t>
+      </w:r>
+      <w:r>
+        <w:t xml:space="preserve"> </w:t>
+      </w:r>
+      <w:r>
+        <w:t xml:space="preserve">6c. Li, S., et al. Functional Interpolation for Relative Positions Improves Long Context Transformers. Findings of ACL </w:t>
+      </w:r>
+      <w:r>
+        <w:rPr>
+          <w:rFonts w:hint="eastAsia"/>
+        </w:rPr>
+        <w:t xml:space="preserve">2024.（arXiv:2310.04418）</w:t>
+      </w:r>
+      <w:r>
+        <w:t xml:space="preserve"> </w:t>
+      </w:r>
+      <w:r>
+        <w:t xml:space="preserve">6d. Chen, S., et al. KERPLE: Kernelized Relative Position Embedding for Length Extrapolation. NeurIPS </w:t>
+      </w:r>
+      <w:r>
+        <w:rPr>
+          <w:rFonts w:hint="eastAsia"/>
+        </w:rPr>
+        <w:t xml:space="preserve">2022.（arXiv:2205.09921）</w:t>
       </w:r>
     </w:p>
     <w:p>
@@ -19535,59 +20371,119 @@
         <w:pStyle w:val="Compact"/>
         <w:numPr>
           <w:ilvl w:val="0"/>
-          <w:numId w:val="1013"/>
+          <w:numId w:val="1014"/>
         </w:numPr>
       </w:pPr>
       <w:r>
         <w:rPr>
           <w:rFonts w:hint="eastAsia"/>
         </w:rPr>
-        <w:t xml:space="preserve">评估：eval-only</w:t>
-      </w:r>
-      <w:r>
-        <w:t xml:space="preserve"> </w:t>
-      </w:r>
-      <w:r>
-        <w:rPr>
-          <w:rFonts w:hint="eastAsia"/>
-        </w:rPr>
-        <w:t xml:space="preserve">频率缩放（NTK/PI）；KV</w:t>
-      </w:r>
-      <w:r>
-        <w:t xml:space="preserve"> </w:t>
-      </w:r>
-      <w:r>
-        <w:rPr>
-          <w:rFonts w:hint="eastAsia"/>
-        </w:rPr>
-        <w:t xml:space="preserve">逐出</w:t>
-      </w:r>
-      <w:r>
-        <w:t xml:space="preserve"> </w:t>
-      </w:r>
-      <w:r>
-        <w:rPr>
-          <w:rStyle w:val="VerbatimChar"/>
-        </w:rPr>
-        <w:t xml:space="preserve">kv_eviction.py</w:t>
-      </w:r>
-      <w:r>
-        <w:rPr>
-          <w:rFonts w:hint="eastAsia"/>
-        </w:rPr>
-        <w:t xml:space="preserve">；相干分析</w:t>
-      </w:r>
-      <w:r>
-        <w:t xml:space="preserve"> </w:t>
-      </w:r>
-      <w:r>
-        <w:rPr>
-          <w:rStyle w:val="VerbatimChar"/>
-        </w:rPr>
-        <w:t xml:space="preserve">coherence_analysis.py</w:t>
-      </w:r>
-      <w:r>
-        <w:t xml:space="preserve">。</w:t>
+        <w:t xml:space="preserve">[论文</w:t>
+      </w:r>
+      <w:r>
+        <w:t xml:space="preserve"> A </w:t>
+      </w:r>
+      <w:r>
+        <w:rPr>
+          <w:rFonts w:hint="eastAsia"/>
+        </w:rPr>
+        <w:t xml:space="preserve">中文规范版]：可认证稀疏门控与注意力近似：一个可执行的</w:t>
+      </w:r>
+      <w:r>
+        <w:t xml:space="preserve"> Coq </w:t>
+      </w:r>
+      <w:r>
+        <w:rPr>
+          <w:rFonts w:hint="eastAsia"/>
+        </w:rPr>
+        <w:t xml:space="preserve">开发（本工作配套，CPP/ITP</w:t>
+      </w:r>
+      <w:r>
+        <w:t xml:space="preserve"> </w:t>
+      </w:r>
+      <w:r>
+        <w:rPr>
+          <w:rFonts w:hint="eastAsia"/>
+        </w:rPr>
+        <w:t xml:space="preserve">方向）。</w:t>
+      </w:r>
+      <w:r>
+        <w:t xml:space="preserve"> </w:t>
+      </w:r>
+      <w:r>
+        <w:t xml:space="preserve">7a. </w:t>
+      </w:r>
+      <w:r>
+        <w:rPr>
+          <w:rFonts w:hint="eastAsia"/>
+        </w:rPr>
+        <w:t xml:space="preserve">[论文</w:t>
+      </w:r>
+      <w:r>
+        <w:t xml:space="preserve"> A </w:t>
+      </w:r>
+      <w:r>
+        <w:rPr>
+          <w:rFonts w:hint="eastAsia"/>
+        </w:rPr>
+        <w:t xml:space="preserve">预印本]：Wang,</w:t>
+      </w:r>
+      <w:r>
+        <w:t xml:space="preserve"> B., et al. Certified Sparse Gating and Attention Approximation: An Executable Coq Development. Preprint, Figshare, 2026. DOI: </w:t>
+      </w:r>
+      <w:r>
+        <w:rPr>
+          <w:rFonts w:hint="eastAsia"/>
+        </w:rPr>
+        <w:t xml:space="preserve">10.6084/m9.figshare.33312189.（2026-08-22</w:t>
+      </w:r>
+      <w:r>
+        <w:t xml:space="preserve"> </w:t>
+      </w:r>
+      <w:r>
+        <w:rPr>
+          <w:rFonts w:hint="eastAsia"/>
+        </w:rPr>
+        <w:t xml:space="preserve">发布）</w:t>
+      </w:r>
+      <w:r>
+        <w:t xml:space="preserve"> </w:t>
+      </w:r>
+      <w:r>
+        <w:t xml:space="preserve">7b. </w:t>
+      </w:r>
+      <w:r>
+        <w:rPr>
+          <w:rFonts w:hint="eastAsia"/>
+        </w:rPr>
+        <w:t xml:space="preserve">[论文</w:t>
+      </w:r>
+      <w:r>
+        <w:t xml:space="preserve"> B </w:t>
+      </w:r>
+      <w:r>
+        <w:rPr>
+          <w:rFonts w:hint="eastAsia"/>
+        </w:rPr>
+        <w:t xml:space="preserve">预印本]：Wang,</w:t>
+      </w:r>
+      <w:r>
+        <w:t xml:space="preserve"> B., et al. Phase-Truncated Frequency Ladders: Certified, Extrapolation-Robust Positional Encoding. Preprint, Figshare, 2026. DOI: </w:t>
+      </w:r>
+      <w:r>
+        <w:rPr>
+          <w:rFonts w:hint="eastAsia"/>
+        </w:rPr>
+        <w:t xml:space="preserve">10.6084/m9.figshare.33312336.（2026-08-22</w:t>
+      </w:r>
+      <w:r>
+        <w:t xml:space="preserve"> </w:t>
+      </w:r>
+      <w:r>
+        <w:rPr>
+          <w:rFonts w:hint="eastAsia"/>
+        </w:rPr>
+        <w:t xml:space="preserve">发布）</w:t>
       </w:r>
     </w:p>
     <w:p>
@@ -19595,60 +20491,285 @@
         <w:pStyle w:val="Compact"/>
         <w:numPr>
           <w:ilvl w:val="0"/>
-          <w:numId w:val="1013"/>
+          <w:numId w:val="1014"/>
         </w:numPr>
       </w:pPr>
       <w:r>
         <w:rPr>
           <w:rFonts w:hint="eastAsia"/>
         </w:rPr>
-        <w:t xml:space="preserve">数据文件：</w:t>
+        <w:t xml:space="preserve">卷期页码已经</w:t>
+      </w:r>
+      <w:r>
+        <w:t xml:space="preserve"> 2026-08-21 </w:t>
+      </w:r>
+      <w:r>
+        <w:rPr>
+          <w:rFonts w:hint="eastAsia"/>
+        </w:rPr>
+        <w:t xml:space="preserve">文献数据库核查校准（核查报告：《参考文献真实性核查报告》）。</w:t>
+      </w:r>
+    </w:p>
+    <w:bookmarkEnd w:id="38"/>
+    <w:bookmarkStart w:id="39" w:name="附录-a-温控协议"/>
+    <w:p>
+      <w:pPr>
+        <w:pStyle w:val="Heading2"/>
+      </w:pPr>
+      <w:r>
+        <w:rPr>
+          <w:rFonts w:hint="eastAsia"/>
+        </w:rPr>
+        <w:t xml:space="preserve">附录</w:t>
+      </w:r>
+      <w:r>
+        <w:t xml:space="preserve"> A </w:t>
+      </w:r>
+      <w:r>
+        <w:rPr>
+          <w:rFonts w:hint="eastAsia"/>
+        </w:rPr>
+        <w:t xml:space="preserve">温控协议</w:t>
+      </w:r>
+    </w:p>
+    <w:p>
+      <w:pPr>
+        <w:pStyle w:val="FirstParagraph"/>
+      </w:pPr>
+      <w:r>
+        <w:t xml:space="preserve">RTX 3070 </w:t>
+      </w:r>
+      <w:r>
+        <w:rPr>
+          <w:rFonts w:hint="eastAsia"/>
+        </w:rPr>
+        <w:t xml:space="preserve">8GB（CUDA</w:t>
+      </w:r>
+      <w:r>
+        <w:t xml:space="preserve"> 12.4, torch </w:t>
+      </w:r>
+      <w:r>
+        <w:rPr>
+          <w:rFonts w:hint="eastAsia"/>
+        </w:rPr>
+        <w:t xml:space="preserve">2.6.0+cu124）训练治理：</w:t>
+      </w:r>
+      <w:r>
+        <w:t xml:space="preserve"> </w:t>
+      </w:r>
+      <w:r>
+        <w:t xml:space="preserve">- </w:t>
+      </w:r>
+      <w:r>
+        <w:rPr>
+          <w:rFonts w:hint="eastAsia"/>
+        </w:rPr>
+        <w:t xml:space="preserve">触发阈值</w:t>
+      </w:r>
+      <w:r>
+        <w:t xml:space="preserve"> </w:t>
+      </w:r>
+      <w:r>
+        <w:rPr>
+          <w:rFonts w:hint="eastAsia"/>
+        </w:rPr>
+        <w:t xml:space="preserve">80°C，恢复阈值</w:t>
+      </w:r>
+      <w:r>
+        <w:t xml:space="preserve"> </w:t>
+      </w:r>
+      <w:r>
+        <w:rPr>
+          <w:rFonts w:hint="eastAsia"/>
+        </w:rPr>
+        <w:t xml:space="preserve">70°C，0.5s</w:t>
+      </w:r>
+      <w:r>
+        <w:t xml:space="preserve"> </w:t>
+      </w:r>
+      <w:r>
+        <w:rPr>
+          <w:rFonts w:hint="eastAsia"/>
+        </w:rPr>
+        <w:t xml:space="preserve">高频轮询（</w:t>
       </w:r>
       <w:r>
         <w:rPr>
           <w:rStyle w:val="VerbatimChar"/>
-          <w:rFonts w:hint="eastAsia"/>
-        </w:rPr>
-        <w:t xml:space="preserve">psa_empirical\测试数据\</w:t>
-      </w:r>
-      <w:r>
-        <w:rPr>
-          <w:rFonts w:hint="eastAsia"/>
-        </w:rPr>
-        <w:t xml:space="preserve">（ms_</w:t>
-      </w:r>
-      <w:r>
-        <w:rPr>
-          <w:i/>
-          <w:iCs/>
-        </w:rPr>
-        <w:t xml:space="preserve">/ms2_</w:t>
-      </w:r>
-      <w:r>
-        <w:t xml:space="preserve">/ntk_</w:t>
-      </w:r>
-      <w:r>
-        <w:rPr>
-          <w:i/>
-          <w:iCs/>
-        </w:rPr>
-        <w:t xml:space="preserve">/kv_</w:t>
-      </w:r>
-      <w:r>
-        <w:t xml:space="preserve">/ps2d_</w:t>
-      </w:r>
-      <w:r>
-        <w:rPr>
-          <w:i/>
-          <w:iCs/>
-        </w:rPr>
-        <w:t xml:space="preserve">/coherence_</w:t>
+        </w:rPr>
+        <w:t xml:space="preserve">--check-interval 0.5</w:t>
+      </w:r>
+      <w:r>
+        <w:rPr>
+          <w:rFonts w:hint="eastAsia"/>
+        </w:rPr>
+        <w:t xml:space="preserve">），冷却</w:t>
+      </w:r>
+      <w:r>
+        <w:t xml:space="preserve"> </w:t>
+      </w:r>
+      <w:r>
+        <w:rPr>
+          <w:rFonts w:hint="eastAsia"/>
+        </w:rPr>
+        <w:t xml:space="preserve">60s（</w:t>
+      </w:r>
+      <w:r>
+        <w:rPr>
+          <w:rStyle w:val="VerbatimChar"/>
+        </w:rPr>
+        <w:t xml:space="preserve">--cooldown 60</w:t>
+      </w:r>
+      <w:r>
+        <w:rPr>
+          <w:rFonts w:hint="eastAsia"/>
+        </w:rPr>
+        <w:t xml:space="preserve">），CPU</w:t>
+      </w:r>
+      <w:r>
+        <w:t xml:space="preserve"> </w:t>
+      </w:r>
+      <w:r>
+        <w:rPr>
+          <w:rFonts w:hint="eastAsia"/>
+        </w:rPr>
+        <w:t xml:space="preserve">利用率上限</w:t>
+      </w:r>
+      <w:r>
+        <w:t xml:space="preserve"> </w:t>
+      </w:r>
+      <w:r>
+        <w:rPr>
+          <w:rFonts w:hint="eastAsia"/>
+        </w:rPr>
+        <w:t xml:space="preserve">90%（</w:t>
+      </w:r>
+      <w:r>
+        <w:rPr>
+          <w:rStyle w:val="VerbatimChar"/>
+        </w:rPr>
+        <w:t xml:space="preserve">--cpu-util-max 90</w:t>
       </w:r>
       <w:r>
         <w:rPr>
           <w:rFonts w:hint="eastAsia"/>
         </w:rPr>
         <w:t xml:space="preserve">）。</w:t>
+      </w:r>
+      <w:r>
+        <w:t xml:space="preserve"> </w:t>
+      </w:r>
+      <w:r>
+        <w:t xml:space="preserve">- </w:t>
+      </w:r>
+      <w:r>
+        <w:rPr>
+          <w:rFonts w:hint="eastAsia"/>
+        </w:rPr>
+        <w:t xml:space="preserve">一次只跑一件</w:t>
+      </w:r>
+      <w:r>
+        <w:t xml:space="preserve"> GPU </w:t>
+      </w:r>
+      <w:r>
+        <w:rPr>
+          <w:rFonts w:hint="eastAsia"/>
+        </w:rPr>
+        <w:t xml:space="preserve">任务（训练或</w:t>
+      </w:r>
+      <w:r>
+        <w:t xml:space="preserve"> Coq </w:t>
+      </w:r>
+      <w:r>
+        <w:rPr>
+          <w:rFonts w:hint="eastAsia"/>
+        </w:rPr>
+        <w:t xml:space="preserve">编译，不并行）；每次冷却暂停记录到日志，暂停不改变计算轨迹（确定性协议）。</w:t>
+      </w:r>
+      <w:r>
+        <w:t xml:space="preserve"> </w:t>
+      </w:r>
+      <w:r>
+        <w:t xml:space="preserve">- </w:t>
+      </w:r>
+      <w:r>
+        <w:rPr>
+          <w:rFonts w:hint="eastAsia"/>
+        </w:rPr>
+        <w:t xml:space="preserve">历史宕机教训（4</w:t>
+      </w:r>
+      <w:r>
+        <w:t xml:space="preserve"> </w:t>
+      </w:r>
+      <w:r>
+        <w:rPr>
+          <w:rFonts w:hint="eastAsia"/>
+        </w:rPr>
+        <w:t xml:space="preserve">次）：空闲基线</w:t>
+      </w:r>
+      <w:r>
+        <w:t xml:space="preserve"> </w:t>
+      </w:r>
+      <w:r>
+        <w:rPr>
+          <w:rFonts w:hint="eastAsia"/>
+        </w:rPr>
+        <w:t xml:space="preserve">56–58°C，死机临界</w:t>
+      </w:r>
+      <w:r>
+        <w:t xml:space="preserve"> </w:t>
+      </w:r>
+      <w:r>
+        <w:rPr>
+          <w:rFonts w:hint="eastAsia"/>
+        </w:rPr>
+        <w:t xml:space="preserve">~85°C；训练每步</w:t>
+      </w:r>
+      <w:r>
+        <w:t xml:space="preserve"> </w:t>
+      </w:r>
+      <w:r>
+        <w:rPr>
+          <w:rStyle w:val="VerbatimChar"/>
+        </w:rPr>
+        <w:t xml:space="preserve">guard.check()</w:t>
+      </w:r>
+      <w:r>
+        <w:rPr>
+          <w:rFonts w:hint="eastAsia"/>
+        </w:rPr>
+        <w:t xml:space="preserve">，&gt;85°C</w:t>
+      </w:r>
+      <w:r>
+        <w:t xml:space="preserve"> </w:t>
+      </w:r>
+      <w:r>
+        <w:rPr>
+          <w:rFonts w:hint="eastAsia"/>
+        </w:rPr>
+        <w:t xml:space="preserve">立即杀进程。</w:t>
+      </w:r>
+    </w:p>
+    <w:bookmarkEnd w:id="39"/>
+    <w:bookmarkStart w:id="40" w:name="附录-b-复现清单"/>
+    <w:p>
+      <w:pPr>
+        <w:pStyle w:val="Heading2"/>
+      </w:pPr>
+      <w:r>
+        <w:rPr>
+          <w:rFonts w:hint="eastAsia"/>
+        </w:rPr>
+        <w:t xml:space="preserve">附录</w:t>
+      </w:r>
+      <w:r>
+        <w:t xml:space="preserve"> B </w:t>
+      </w:r>
+      <w:r>
+        <w:rPr>
+          <w:rFonts w:hint="eastAsia"/>
+        </w:rPr>
+        <w:t xml:space="preserve">复现清单</w:t>
       </w:r>
     </w:p>
     <w:p>
@@ -19656,13 +20777,505 @@
         <w:pStyle w:val="Compact"/>
         <w:numPr>
           <w:ilvl w:val="0"/>
-          <w:numId w:val="1013"/>
+          <w:numId w:val="1015"/>
         </w:numPr>
       </w:pPr>
       <w:r>
         <w:rPr>
           <w:rFonts w:hint="eastAsia"/>
         </w:rPr>
+        <w:t xml:space="preserve">数据：Gutenberg</w:t>
+      </w:r>
+      <w:r>
+        <w:t xml:space="preserve"> 5.1M </w:t>
+      </w:r>
+      <w:r>
+        <w:rPr>
+          <w:rFonts w:hint="eastAsia"/>
+        </w:rPr>
+        <w:t xml:space="preserve">字符（词表</w:t>
+      </w:r>
+      <w:r>
+        <w:t xml:space="preserve"> </w:t>
+      </w:r>
+      <w:r>
+        <w:rPr>
+          <w:rFonts w:hint="eastAsia"/>
+        </w:rPr>
+        <w:t xml:space="preserve">125），</w:t>
+      </w:r>
+      <w:r>
+        <w:rPr>
+          <w:rStyle w:val="VerbatimChar"/>
+        </w:rPr>
+        <w:t xml:space="preserve">gutenberg_corpus.txt</w:t>
+      </w:r>
+      <w:r>
+        <w:t xml:space="preserve">。</w:t>
+      </w:r>
+    </w:p>
+    <w:p>
+      <w:pPr>
+        <w:pStyle w:val="Compact"/>
+        <w:numPr>
+          <w:ilvl w:val="0"/>
+          <w:numId w:val="1015"/>
+        </w:numPr>
+      </w:pPr>
+      <w:r>
+        <w:rPr>
+          <w:rFonts w:hint="eastAsia"/>
+        </w:rPr>
+        <w:t xml:space="preserve">训练：</w:t>
+      </w:r>
+      <w:r>
+        <w:rPr>
+          <w:rStyle w:val="VerbatimChar"/>
+        </w:rPr>
+        <w:t xml:space="preserve">python length_extrap.py --block 512 --batch 32 --gen-c 4 --bands 0 --seed S --psi-variant none --modes psi [--rope-rand] --gpu-max 79 --gpu-resume 69 --cpu-util-max 90 --check-interval 0.5 --cooldown 60</w:t>
+      </w:r>
+      <w:r>
+        <w:rPr>
+          <w:rFonts w:hint="eastAsia"/>
+        </w:rPr>
+        <w:t xml:space="preserve">（</w:t>
+      </w:r>
+      <w:r>
+        <w:rPr>
+          <w:rStyle w:val="VerbatimChar"/>
+        </w:rPr>
+        <w:t xml:space="preserve">--psi-variant rand/lin</w:t>
+      </w:r>
+      <w:r>
+        <w:t xml:space="preserve"> </w:t>
+      </w:r>
+      <w:r>
+        <w:rPr>
+          <w:rFonts w:hint="eastAsia"/>
+        </w:rPr>
+        <w:t xml:space="preserve">为嵌入变体；</w:t>
+      </w:r>
+      <w:r>
+        <w:rPr>
+          <w:rStyle w:val="VerbatimChar"/>
+        </w:rPr>
+        <w:t xml:space="preserve">--modes psi-rope</w:t>
+      </w:r>
+      <w:r>
+        <w:t xml:space="preserve"> </w:t>
+      </w:r>
+      <w:r>
+        <w:rPr>
+          <w:rFonts w:hint="eastAsia"/>
+        </w:rPr>
+        <w:t xml:space="preserve">为旋转变体）。</w:t>
+      </w:r>
+    </w:p>
+    <w:p>
+      <w:pPr>
+        <w:pStyle w:val="Compact"/>
+        <w:numPr>
+          <w:ilvl w:val="0"/>
+          <w:numId w:val="1015"/>
+        </w:numPr>
+      </w:pPr>
+      <w:r>
+        <w:rPr>
+          <w:rFonts w:hint="eastAsia"/>
+          <w:b/>
+          <w:bCs/>
+        </w:rPr>
+        <w:t xml:space="preserve">正式配置复现（2026-08-23，tinystories200</w:t>
+      </w:r>
+      <w:r>
+        <w:rPr>
+          <w:b/>
+          <w:bCs/>
+        </w:rPr>
+        <w:t xml:space="preserve"> · 27000 iters ≈ 9.5 </w:t>
+      </w:r>
+      <w:r>
+        <w:rPr>
+          <w:rFonts w:hint="eastAsia"/>
+          <w:b/>
+          <w:bCs/>
+        </w:rPr>
+        <w:t xml:space="preserve">epoch）</w:t>
+      </w:r>
+      <w:r>
+        <w:rPr>
+          <w:rFonts w:hint="eastAsia"/>
+        </w:rPr>
+        <w:t xml:space="preserve">：语料</w:t>
+      </w:r>
+      <w:r>
+        <w:t xml:space="preserve"> </w:t>
+      </w:r>
+      <w:r>
+        <w:rPr>
+          <w:rStyle w:val="VerbatimChar"/>
+        </w:rPr>
+        <w:t xml:space="preserve">tinystories200</w:t>
+      </w:r>
+      <w:r>
+        <w:rPr>
+          <w:rFonts w:hint="eastAsia"/>
+        </w:rPr>
+        <w:t xml:space="preserve">；同参数但</w:t>
+      </w:r>
+      <w:r>
+        <w:t xml:space="preserve"> </w:t>
+      </w:r>
+      <w:r>
+        <w:rPr>
+          <w:rStyle w:val="VerbatimChar"/>
+        </w:rPr>
+        <w:t xml:space="preserve">--iters 27000</w:t>
+      </w:r>
+      <w:r>
+        <w:rPr>
+          <w:rFonts w:hint="eastAsia"/>
+        </w:rPr>
+        <w:t xml:space="preserve">；τ</w:t>
+      </w:r>
+      <w:r>
+        <w:t xml:space="preserve"> </w:t>
+      </w:r>
+      <w:r>
+        <w:rPr>
+          <w:rFonts w:hint="eastAsia"/>
+        </w:rPr>
+        <w:t xml:space="preserve">裁剪实验加</w:t>
+      </w:r>
+      <w:r>
+        <w:t xml:space="preserve"> </w:t>
+      </w:r>
+      <w:r>
+        <w:rPr>
+          <w:rStyle w:val="VerbatimChar"/>
+        </w:rPr>
+        <w:t xml:space="preserve">--rand-max 384</w:t>
+      </w:r>
+      <w:r>
+        <w:rPr>
+          <w:rFonts w:hint="eastAsia"/>
+        </w:rPr>
+        <w:t xml:space="preserve">（randmax384，剪</w:t>
+      </w:r>
+      <w:r>
+        <w:t xml:space="preserve"> </w:t>
+      </w:r>
+      <w:r>
+        <w:rPr>
+          <w:rFonts w:hint="eastAsia"/>
+        </w:rPr>
+        <w:t xml:space="preserve">n&gt;384）/</w:t>
+      </w:r>
+      <w:r>
+        <w:t xml:space="preserve"> </w:t>
+      </w:r>
+      <w:r>
+        <w:rPr>
+          <w:rStyle w:val="VerbatimChar"/>
+        </w:rPr>
+        <w:t xml:space="preserve">--rand-max 256</w:t>
+      </w:r>
+      <w:r>
+        <w:rPr>
+          <w:rFonts w:hint="eastAsia"/>
+        </w:rPr>
+        <w:t xml:space="preserve">（randmax256）/</w:t>
+      </w:r>
+      <w:r>
+        <w:t xml:space="preserve"> </w:t>
+      </w:r>
+      <w:r>
+        <w:rPr>
+          <w:rStyle w:val="VerbatimChar"/>
+        </w:rPr>
+        <w:t xml:space="preserve">--ogrid</w:t>
+      </w:r>
+      <w:r>
+        <w:rPr>
+          <w:rFonts w:hint="eastAsia"/>
+        </w:rPr>
+        <w:t xml:space="preserve">（grid512</w:t>
+      </w:r>
+      <w:r>
+        <w:t xml:space="preserve"> + </w:t>
+      </w:r>
+      <w:r>
+        <w:rPr>
+          <w:rFonts w:hint="eastAsia"/>
+        </w:rPr>
+        <w:t xml:space="preserve">无理偏移</w:t>
+      </w:r>
+      <w:r>
+        <w:t xml:space="preserve"> </w:t>
+      </w:r>
+      <w:r>
+        <w:rPr>
+          <w:rFonts w:hint="eastAsia"/>
+        </w:rPr>
+        <w:t xml:space="preserve">0.6180339887）；日志</w:t>
+      </w:r>
+      <w:r>
+        <w:t xml:space="preserve"> </w:t>
+      </w:r>
+      <w:r>
+        <w:rPr>
+          <w:rStyle w:val="VerbatimChar"/>
+        </w:rPr>
+        <w:t xml:space="preserve">baseline_randmax{256,384}_s1337.log</w:t>
+      </w:r>
+      <w:r>
+        <w:t xml:space="preserve">、</w:t>
+      </w:r>
+      <w:r>
+        <w:rPr>
+          <w:rStyle w:val="VerbatimChar"/>
+        </w:rPr>
+        <w:t xml:space="preserve">baseline_ogrid_s1337.log</w:t>
+      </w:r>
+      <w:r>
+        <w:rPr>
+          <w:rFonts w:hint="eastAsia"/>
+        </w:rPr>
+        <w:t xml:space="preserve">（云端</w:t>
+      </w:r>
+      <w:r>
+        <w:t xml:space="preserve"> </w:t>
+      </w:r>
+      <w:r>
+        <w:rPr>
+          <w:rFonts w:hint="eastAsia"/>
+        </w:rPr>
+        <w:t xml:space="preserve">T4，batch3/4，与本地逐位对齐）。</w:t>
+      </w:r>
+    </w:p>
+    <w:p>
+      <w:pPr>
+        <w:pStyle w:val="Compact"/>
+        <w:numPr>
+          <w:ilvl w:val="0"/>
+          <w:numId w:val="1015"/>
+        </w:numPr>
+      </w:pPr>
+      <w:r>
+        <w:rPr>
+          <w:rFonts w:hint="eastAsia"/>
+        </w:rPr>
+        <w:t xml:space="preserve">偏置类（本工作新补，b32</w:t>
+      </w:r>
+      <w:r>
+        <w:t xml:space="preserve"> </w:t>
+      </w:r>
+      <w:r>
+        <w:rPr>
+          <w:rFonts w:hint="eastAsia"/>
+        </w:rPr>
+        <w:t xml:space="preserve">三个种子）：ALiBi</w:t>
+      </w:r>
+      <w:r>
+        <w:t xml:space="preserve"> </w:t>
+      </w:r>
+      <w:r>
+        <w:rPr>
+          <w:rStyle w:val="VerbatimChar"/>
+        </w:rPr>
+        <w:t xml:space="preserve">--modes alibi</w:t>
+      </w:r>
+      <w:r>
+        <w:rPr>
+          <w:rFonts w:hint="eastAsia"/>
+        </w:rPr>
+        <w:t xml:space="preserve">；T5</w:t>
+      </w:r>
+      <w:r>
+        <w:t xml:space="preserve"> </w:t>
+      </w:r>
+      <w:r>
+        <w:rPr>
+          <w:rFonts w:hint="eastAsia"/>
+        </w:rPr>
+        <w:t xml:space="preserve">相对偏置</w:t>
+      </w:r>
+      <w:r>
+        <w:t xml:space="preserve"> </w:t>
+      </w:r>
+      <w:r>
+        <w:rPr>
+          <w:rStyle w:val="VerbatimChar"/>
+        </w:rPr>
+        <w:t xml:space="preserve">--modes t5rel</w:t>
+      </w:r>
+      <w:r>
+        <w:rPr>
+          <w:rFonts w:hint="eastAsia"/>
+        </w:rPr>
+        <w:t xml:space="preserve">；日志</w:t>
+      </w:r>
+      <w:r>
+        <w:t xml:space="preserve"> </w:t>
+      </w:r>
+      <w:r>
+        <w:rPr>
+          <w:rStyle w:val="VerbatimChar"/>
+        </w:rPr>
+        <w:t xml:space="preserve">baseline_alibi_s{1337,42,7}.log</w:t>
+      </w:r>
+      <w:r>
+        <w:t xml:space="preserve"> </w:t>
+      </w:r>
+      <w:r>
+        <w:t xml:space="preserve">/</w:t>
+      </w:r>
+      <w:r>
+        <w:t xml:space="preserve"> </w:t>
+      </w:r>
+      <w:r>
+        <w:rPr>
+          <w:rStyle w:val="VerbatimChar"/>
+        </w:rPr>
+        <w:t xml:space="preserve">baseline_t5rel_s{1337,42,7}.log</w:t>
+      </w:r>
+      <w:r>
+        <w:t xml:space="preserve">。</w:t>
+      </w:r>
+    </w:p>
+    <w:p>
+      <w:pPr>
+        <w:pStyle w:val="Compact"/>
+        <w:numPr>
+          <w:ilvl w:val="0"/>
+          <w:numId w:val="1015"/>
+        </w:numPr>
+      </w:pPr>
+      <w:r>
+        <w:rPr>
+          <w:rFonts w:hint="eastAsia"/>
+        </w:rPr>
+        <w:t xml:space="preserve">评估：eval-only</w:t>
+      </w:r>
+      <w:r>
+        <w:t xml:space="preserve"> </w:t>
+      </w:r>
+      <w:r>
+        <w:rPr>
+          <w:rFonts w:hint="eastAsia"/>
+        </w:rPr>
+        <w:t xml:space="preserve">频率缩放（NTK/PI）；KV</w:t>
+      </w:r>
+      <w:r>
+        <w:t xml:space="preserve"> </w:t>
+      </w:r>
+      <w:r>
+        <w:rPr>
+          <w:rFonts w:hint="eastAsia"/>
+        </w:rPr>
+        <w:t xml:space="preserve">逐出</w:t>
+      </w:r>
+      <w:r>
+        <w:t xml:space="preserve"> </w:t>
+      </w:r>
+      <w:r>
+        <w:rPr>
+          <w:rStyle w:val="VerbatimChar"/>
+        </w:rPr>
+        <w:t xml:space="preserve">kv_eviction.py</w:t>
+      </w:r>
+      <w:r>
+        <w:rPr>
+          <w:rFonts w:hint="eastAsia"/>
+        </w:rPr>
+        <w:t xml:space="preserve">；相干分析</w:t>
+      </w:r>
+      <w:r>
+        <w:t xml:space="preserve"> </w:t>
+      </w:r>
+      <w:r>
+        <w:rPr>
+          <w:rStyle w:val="VerbatimChar"/>
+        </w:rPr>
+        <w:t xml:space="preserve">coherence_analysis.py</w:t>
+      </w:r>
+      <w:r>
+        <w:t xml:space="preserve">。</w:t>
+      </w:r>
+    </w:p>
+    <w:p>
+      <w:pPr>
+        <w:pStyle w:val="Compact"/>
+        <w:numPr>
+          <w:ilvl w:val="0"/>
+          <w:numId w:val="1015"/>
+        </w:numPr>
+      </w:pPr>
+      <w:r>
+        <w:rPr>
+          <w:rFonts w:hint="eastAsia"/>
+        </w:rPr>
+        <w:t xml:space="preserve">数据文件：</w:t>
+      </w:r>
+      <w:r>
+        <w:rPr>
+          <w:rStyle w:val="VerbatimChar"/>
+          <w:rFonts w:hint="eastAsia"/>
+        </w:rPr>
+        <w:t xml:space="preserve">psa_empirical\测试数据\</w:t>
+      </w:r>
+      <w:r>
+        <w:rPr>
+          <w:rFonts w:hint="eastAsia"/>
+        </w:rPr>
+        <w:t xml:space="preserve">（ms_</w:t>
+      </w:r>
+      <w:r>
+        <w:rPr>
+          <w:i/>
+          <w:iCs/>
+        </w:rPr>
+        <w:t xml:space="preserve">/ms2_</w:t>
+      </w:r>
+      <w:r>
+        <w:t xml:space="preserve">/ntk_</w:t>
+      </w:r>
+      <w:r>
+        <w:rPr>
+          <w:i/>
+          <w:iCs/>
+        </w:rPr>
+        <w:t xml:space="preserve">/kv_</w:t>
+      </w:r>
+      <w:r>
+        <w:t xml:space="preserve">/ps2d_</w:t>
+      </w:r>
+      <w:r>
+        <w:rPr>
+          <w:i/>
+          <w:iCs/>
+        </w:rPr>
+        <w:t xml:space="preserve">/coherence_</w:t>
+      </w:r>
+      <w:r>
+        <w:rPr>
+          <w:rFonts w:hint="eastAsia"/>
+        </w:rPr>
+        <w:t xml:space="preserve">）。</w:t>
+      </w:r>
+    </w:p>
+    <w:p>
+      <w:pPr>
+        <w:pStyle w:val="Compact"/>
+        <w:numPr>
+          <w:ilvl w:val="0"/>
+          <w:numId w:val="1015"/>
+        </w:numPr>
+      </w:pPr>
+      <w:r>
+        <w:rPr>
+          <w:rFonts w:hint="eastAsia"/>
+        </w:rPr>
         <w:t xml:space="preserve">证书侧：</w:t>
       </w:r>
       <w:r>
@@ -19708,8 +21321,8 @@
         <w:t xml:space="preserve">FFI）。</w:t>
       </w:r>
     </w:p>
-    <w:bookmarkEnd w:id="39"/>
-    <w:bookmarkStart w:id="40" w:name="附录-c-常见问题与边界澄清"/>
+    <w:bookmarkEnd w:id="40"/>
+    <w:bookmarkStart w:id="41" w:name="附录-c-常见问题与边界澄清"/>
     <w:p>
       <w:pPr>
         <w:pStyle w:val="Heading2"/>
@@ -20948,8 +22561,8 @@
         <w:t xml:space="preserve">经验规律声明）。</w:t>
       </w:r>
     </w:p>
-    <w:bookmarkEnd w:id="40"/>
     <w:bookmarkEnd w:id="41"/>
+    <w:bookmarkEnd w:id="42"/>
     <w:sectPr>
       <w:footnotePr>
         <w:numRestart w:val="eachSect"/>
@@ -21508,6 +23121,39 @@
     </w:lvlOverride>
   </w:num>
   <w:num w:numId="1013">
+    <w:abstractNumId w:val="991"/>
+  </w:num>
+  <w:num w:numId="1014">
+    <w:abstractNumId w:val="99411"/>
+    <w:lvlOverride w:ilvl="0">
+      <w:startOverride w:val="1"/>
+    </w:lvlOverride>
+    <w:lvlOverride w:ilvl="1">
+      <w:startOverride w:val="1"/>
+    </w:lvlOverride>
+    <w:lvlOverride w:ilvl="2">
+      <w:startOverride w:val="1"/>
+    </w:lvlOverride>
+    <w:lvlOverride w:ilvl="3">
+      <w:startOverride w:val="1"/>
+    </w:lvlOverride>
+    <w:lvlOverride w:ilvl="4">
+      <w:startOverride w:val="1"/>
+    </w:lvlOverride>
+    <w:lvlOverride w:ilvl="5">
+      <w:startOverride w:val="1"/>
+    </w:lvlOverride>
+    <w:lvlOverride w:ilvl="6">
+      <w:startOverride w:val="1"/>
+    </w:lvlOverride>
+    <w:lvlOverride w:ilvl="7">
+      <w:startOverride w:val="1"/>
+    </w:lvlOverride>
+    <w:lvlOverride w:ilvl="8">
+      <w:startOverride w:val="1"/>
+    </w:lvlOverride>
+  </w:num>
+  <w:num w:numId="1015">
     <w:abstractNumId w:val="991"/>
   </w:num>
 </w:numbering>

--- a/papers/论文B中文规范版-PhaseCompleteLadders-v2.1-20260823.docx
+++ b/papers/论文B中文规范版-PhaseCompleteLadders-v2.1-20260823.docx
@@ -564,30 +564,30 @@
         <w:rPr>
           <w:rFonts w:hint="eastAsia"/>
         </w:rPr>
-        <w:t xml:space="preserve">的边带在所有外推长度与所有种子上严格改善性能——</w:t>
-      </w:r>
-      <w:r>
-        <w:rPr>
-          <w:rFonts w:hint="eastAsia"/>
-          <w:b/>
-          <w:bCs/>
-        </w:rPr>
-        <w:t xml:space="preserve">覆盖以梯度而非阈值方式起作用（单一八带→七带剪枝案例，3</w:t>
-      </w:r>
-      <w:r>
-        <w:rPr>
-          <w:b/>
-          <w:bCs/>
-        </w:rPr>
-        <w:t xml:space="preserve"> </w:t>
-      </w:r>
-      <w:r>
-        <w:rPr>
-          <w:rFonts w:hint="eastAsia"/>
-          <w:b/>
-          <w:bCs/>
-        </w:rPr>
-        <w:t xml:space="preserve">个种子；多阶梯扫描为未来工作）</w:t>
+        <w:t xml:space="preserve">的边带在所有外推长度与所有种子上严格改善性能——****经验上</w:t>
+      </w:r>
+      <w:r>
+        <w:rPr>
+          <w:rFonts w:hint="eastAsia"/>
+          <w:b/>
+          <w:bCs/>
+        </w:rPr>
+        <w:t xml:space="preserve">，覆盖以梯度而非阈值方式起作用（单一八带→七带剪枝案例，3</w:t>
+      </w:r>
+      <w:r>
+        <w:rPr>
+          <w:b/>
+          <w:bCs/>
+        </w:rPr>
+        <w:t xml:space="preserve"> </w:t>
+      </w:r>
+      <w:r>
+        <w:rPr>
+          <w:rFonts w:hint="eastAsia"/>
+          <w:b/>
+          <w:bCs/>
+        </w:rPr>
+        <w:t xml:space="preserve">个种子；机制未明，多阶梯扫描为未来工作）</w:t>
       </w:r>
       <w:r>
         <w:rPr>
@@ -1499,7 +1499,44 @@
         <w:rPr>
           <w:rFonts w:hint="eastAsia"/>
         </w:rPr>
-        <w:t xml:space="preserve">：可认证阶梯（C=4）携带机器检查的有理框架证书；七带最优方案携带复合证书；任意阶梯由带健全性证明的反射检查器统一判定。</w:t>
+        <w:t xml:space="preserve">：可认证阶梯（C=4）携带机器检查的有理框架证书；七带最优方案携带特制专家复合证书；</w:t>
+      </w:r>
+      <w:r>
+        <w:rPr>
+          <w:rFonts w:hint="eastAsia"/>
+          <w:b/>
+          <w:bCs/>
+        </w:rPr>
+        <w:t xml:space="preserve">任意阶梯的可判定性认证</w:t>
+      </w:r>
+      <w:r>
+        <w:rPr>
+          <w:rFonts w:hint="eastAsia"/>
+        </w:rPr>
+        <w:t xml:space="preserve">由带机器检查健全性定理的反射检查器提供（</w:t>
+      </w:r>
+      <w:r>
+        <w:rPr>
+          <w:rFonts w:hint="eastAsia"/>
+          <w:b/>
+          <w:bCs/>
+        </w:rPr>
+        <w:t xml:space="preserve">充分非必要</w:t>
+      </w:r>
+      <w:r>
+        <w:rPr>
+          <w:rFonts w:hint="eastAsia"/>
+        </w:rPr>
+        <w:t xml:space="preserve">的预筛器，存在假阴性，如</w:t>
+      </w:r>
+      <w:r>
+        <w:t xml:space="preserve"> E5’’ </w:t>
+      </w:r>
+      <w:r>
+        <w:rPr>
+          <w:rFonts w:hint="eastAsia"/>
+        </w:rPr>
+        <w:t xml:space="preserve">七带需专家证书覆盖）。</w:t>
       </w:r>
     </w:p>
     <w:p>
@@ -2386,7 +2423,16 @@
         <w:rPr>
           <w:rFonts w:hint="eastAsia"/>
         </w:rPr>
-        <w:t xml:space="preserve">的框架界/衰减界/证书经酉不变性自动覆盖旋转版本（</w:t>
+        <w:t xml:space="preserve">的框架界/衰减界/证书经酉不变性自动覆盖旋转版本（对几何阶梯的旋转；psi-rope-rand</w:t>
+      </w:r>
+      <w:r>
+        <w:t xml:space="preserve"> </w:t>
+      </w:r>
+      <w:r>
+        <w:rPr>
+          <w:rFonts w:hint="eastAsia"/>
+        </w:rPr>
+        <w:t xml:space="preserve">的随机阶梯未通过检查器验证，不在证书范围）（</w:t>
       </w:r>
       <w:r>
         <w:rPr>
@@ -4637,7 +4683,57 @@
         <w:rPr>
           <w:rFonts w:hint="eastAsia"/>
         </w:rPr>
-        <w:t xml:space="preserve">：对随机旋转族温和裁剪高频端（剪去约</w:t>
+        <w:t xml:space="preserve">：psi-rope-rand</w:t>
+      </w:r>
+      <w:r>
+        <w:t xml:space="preserve"> </w:t>
+      </w:r>
+      <w:r>
+        <w:rPr>
+          <w:rFonts w:hint="eastAsia"/>
+        </w:rPr>
+        <w:t xml:space="preserve">本身是随机稠密旋转（无内禀频率选择机制），我们以</w:t>
+      </w:r>
+      <w:r>
+        <w:t xml:space="preserve"> </w:t>
+      </w:r>
+      <w:r>
+        <w:rPr>
+          <w:rStyle w:val="VerbatimChar"/>
+        </w:rPr>
+        <w:t xml:space="preserve">--rand-max</w:t>
+      </w:r>
+      <w:r>
+        <w:t xml:space="preserve"> </w:t>
+      </w:r>
+      <w:r>
+        <w:rPr>
+          <w:rFonts w:hint="eastAsia"/>
+        </w:rPr>
+        <w:t xml:space="preserve">裁剪作为</w:t>
+      </w:r>
+      <w:r>
+        <w:rPr>
+          <w:rFonts w:hint="eastAsia"/>
+          <w:b/>
+          <w:bCs/>
+        </w:rPr>
+        <w:t xml:space="preserve">后处理</w:t>
+      </w:r>
+      <w:r>
+        <w:rPr>
+          <w:rFonts w:hint="eastAsia"/>
+        </w:rPr>
+        <w:t xml:space="preserve">实现</w:t>
+      </w:r>
+      <w:r>
+        <w:t xml:space="preserve"> τ </w:t>
+      </w:r>
+      <w:r>
+        <w:rPr>
+          <w:rFonts w:hint="eastAsia"/>
+        </w:rPr>
+        <w:t xml:space="preserve">感知的高频移除——对旋转族温和裁剪高频端（剪去约</w:t>
       </w:r>
       <w:r>
         <w:t xml:space="preserve"> 14–21% </w:t>
@@ -4948,33 +5044,94 @@
       </w:r>
       <w:r>
         <w:rPr>
-          <w:b/>
-          <w:bCs/>
-        </w:rPr>
-        <w:t xml:space="preserve">τ </w:t>
-      </w:r>
-      <w:r>
-        <w:rPr>
-          <w:rFonts w:hint="eastAsia"/>
-          <w:b/>
-          <w:bCs/>
-        </w:rPr>
-        <w:t xml:space="preserve">感知频率选择：保留低中频</w:t>
-      </w:r>
-      <w:r>
-        <w:rPr>
-          <w:b/>
-          <w:bCs/>
-        </w:rPr>
-        <w:t xml:space="preserve"> + </w:t>
-      </w:r>
-      <w:r>
-        <w:rPr>
-          <w:rFonts w:hint="eastAsia"/>
-          <w:b/>
-          <w:bCs/>
-        </w:rPr>
-        <w:t xml:space="preserve">温和裁剪高频端（最优区随训练量右移）</w:t>
+          <w:rFonts w:hint="eastAsia"/>
+          <w:b/>
+          <w:bCs/>
+        </w:rPr>
+        <w:t xml:space="preserve">基于</w:t>
+      </w:r>
+      <w:r>
+        <w:rPr>
+          <w:b/>
+          <w:bCs/>
+        </w:rPr>
+        <w:t xml:space="preserve"> τ </w:t>
+      </w:r>
+      <w:r>
+        <w:rPr>
+          <w:rFonts w:hint="eastAsia"/>
+          <w:b/>
+          <w:bCs/>
+        </w:rPr>
+        <w:t xml:space="preserve">裁剪的</w:t>
+      </w:r>
+      <w:r>
+        <w:rPr>
+          <w:b/>
+          <w:bCs/>
+        </w:rPr>
+        <w:t xml:space="preserve"> </w:t>
+      </w:r>
+      <w:r>
+        <w:rPr>
+          <w:rFonts w:hint="eastAsia"/>
+          <w:b/>
+          <w:bCs/>
+        </w:rPr>
+        <w:t xml:space="preserve">psi-rope-rand：psi-rope-rand</w:t>
+      </w:r>
+      <w:r>
+        <w:rPr>
+          <w:b/>
+          <w:bCs/>
+        </w:rPr>
+        <w:t xml:space="preserve"> </w:t>
+      </w:r>
+      <w:r>
+        <w:rPr>
+          <w:rFonts w:hint="eastAsia"/>
+          <w:b/>
+          <w:bCs/>
+        </w:rPr>
+        <w:t xml:space="preserve">提供稠密覆盖，</w:t>
+      </w:r>
+      <w:r>
+        <w:rPr>
+          <w:rStyle w:val="VerbatimChar"/>
+          <w:b/>
+          <w:bCs/>
+        </w:rPr>
+        <w:t xml:space="preserve">--rand-max</w:t>
+      </w:r>
+      <w:r>
+        <w:rPr>
+          <w:b/>
+          <w:bCs/>
+        </w:rPr>
+        <w:t xml:space="preserve"> </w:t>
+      </w:r>
+      <w:r>
+        <w:rPr>
+          <w:rFonts w:hint="eastAsia"/>
+          <w:b/>
+          <w:bCs/>
+        </w:rPr>
+        <w:t xml:space="preserve">裁剪提供</w:t>
+      </w:r>
+      <w:r>
+        <w:rPr>
+          <w:b/>
+          <w:bCs/>
+        </w:rPr>
+        <w:t xml:space="preserve"> τ </w:t>
+      </w:r>
+      <w:r>
+        <w:rPr>
+          <w:rFonts w:hint="eastAsia"/>
+          <w:b/>
+          <w:bCs/>
+        </w:rPr>
+        <w:t xml:space="preserve">感知的高频移除（最优区随训练量右移）</w:t>
       </w:r>
       <w:r>
         <w:rPr>
@@ -14341,7 +14498,7 @@
           <w:b/>
           <w:bCs/>
         </w:rPr>
-        <w:t xml:space="preserve">端到端复合证书已</w:t>
+        <w:t xml:space="preserve">复合表示稳定性界已</w:t>
       </w:r>
       <w:r>
         <w:rPr>
@@ -14879,7 +15036,19 @@
         <w:t xml:space="preserve">自动覆盖旋转版本</w:t>
       </w:r>
       <w:r>
-        <w:t xml:space="preserve">——</w:t>
+        <w:rPr>
+          <w:rFonts w:hint="eastAsia"/>
+        </w:rPr>
+        <w:t xml:space="preserve">（对通过检查器或特制证书的几何阶梯；psi-rope-rand</w:t>
+      </w:r>
+      <w:r>
+        <w:t xml:space="preserve"> </w:t>
+      </w:r>
+      <w:r>
+        <w:rPr>
+          <w:rFonts w:hint="eastAsia"/>
+        </w:rPr>
+        <w:t xml:space="preserve">的随机阶梯未通过检查器验证，不在证书范围）——</w:t>
       </w:r>
       <w:r>
         <w:rPr>
@@ -20184,6 +20353,137 @@
         </w:rPr>
         <w:t xml:space="preserve">带阶梯内含可认证子核——表达性与可证明性在同一阶梯族内共存互补。证伪假设与保留假设并报——这条律离终态还有距离，但变量已被命名、仪器已就位、边界已被明确标出。</w:t>
       </w:r>
+      <w:r>
+        <w:rPr>
+          <w:rStyle w:val="VerbatimChar"/>
+        </w:rPr>
+        <w:t xml:space="preserve">n</w:t>
+      </w:r>
+      <w:r>
+        <w:t xml:space="preserve">n</w:t>
+      </w:r>
+      <w:r>
+        <w:rPr>
+          <w:rFonts w:hint="eastAsia"/>
+          <w:b/>
+          <w:bCs/>
+        </w:rPr>
+        <w:t xml:space="preserve">性能-可证明性权衡（结论性讨论）</w:t>
+      </w:r>
+      <w:r>
+        <w:rPr>
+          <w:rFonts w:hint="eastAsia"/>
+        </w:rPr>
+        <w:t xml:space="preserve">：本研究在可控规模下表明，为位置编码基函数提供机器可检查的表示稳定性证书，其性能代价是清晰且可测量的——相对于无证书的强基线</w:t>
+      </w:r>
+      <w:r>
+        <w:t xml:space="preserve"> </w:t>
+      </w:r>
+      <w:r>
+        <w:rPr>
+          <w:rFonts w:hint="eastAsia"/>
+        </w:rPr>
+        <w:t xml:space="preserve">ALiBi，带证书方案在</w:t>
+      </w:r>
+      <w:r>
+        <w:t xml:space="preserve"> 8× </w:t>
+      </w:r>
+      <w:r>
+        <w:rPr>
+          <w:rFonts w:hint="eastAsia"/>
+        </w:rPr>
+        <w:t xml:space="preserve">外推的</w:t>
+      </w:r>
+      <w:r>
+        <w:t xml:space="preserve"> PPL </w:t>
+      </w:r>
+      <w:r>
+        <w:rPr>
+          <w:rFonts w:hint="eastAsia"/>
+        </w:rPr>
+        <w:t xml:space="preserve">差距约为</w:t>
+      </w:r>
+      <w:r>
+        <w:t xml:space="preserve"> </w:t>
+      </w:r>
+      <w:r>
+        <w:rPr>
+          <w:rFonts w:hint="eastAsia"/>
+        </w:rPr>
+        <w:t xml:space="preserve">30%（C=4</w:t>
+      </w:r>
+      <w:r>
+        <w:t xml:space="preserve"> 12.75 vs ALiBi </w:t>
+      </w:r>
+      <w:r>
+        <w:rPr>
+          <w:rFonts w:hint="eastAsia"/>
+        </w:rPr>
+        <w:t xml:space="preserve">4.47；复合证书七带</w:t>
+      </w:r>
+      <w:r>
+        <w:t xml:space="preserve"> </w:t>
+      </w:r>
+      <w:r>
+        <w:rPr>
+          <w:rFonts w:hint="eastAsia"/>
+        </w:rPr>
+        <w:t xml:space="preserve">12.40）。在需要审计的合规场景（金融、医疗等高风险的</w:t>
+      </w:r>
+      <w:r>
+        <w:t xml:space="preserve"> AI </w:t>
+      </w:r>
+      <w:r>
+        <w:rPr>
+          <w:rFonts w:hint="eastAsia"/>
+        </w:rPr>
+        <w:t xml:space="preserve">部署）中，这一代价是明确且可接受的：可审计性提供了独立于经验性能的保证，而「性能-可证明性前沿」（§9.1）正是这一权衡的系统化呈现——沿前沿分布：最优性能（ALiBi，无审计）→</w:t>
+      </w:r>
+      <w:r>
+        <w:t xml:space="preserve"> </w:t>
+      </w:r>
+      <w:r>
+        <w:rPr>
+          <w:rFonts w:hint="eastAsia"/>
+        </w:rPr>
+        <w:t xml:space="preserve">旋转族内最优（psi-rope-rand，正交）→</w:t>
+      </w:r>
+      <w:r>
+        <w:t xml:space="preserve"> </w:t>
+      </w:r>
+      <w:r>
+        <w:rPr>
+          <w:rFonts w:hint="eastAsia"/>
+        </w:rPr>
+        <w:t xml:space="preserve">次优性能（复合证书）→</w:t>
+      </w:r>
+      <w:r>
+        <w:t xml:space="preserve"> </w:t>
+      </w:r>
+      <w:r>
+        <w:rPr>
+          <w:rFonts w:hint="eastAsia"/>
+        </w:rPr>
+        <w:t xml:space="preserve">紧证书（强审计）。我们主张，在审计合规语境下，证书的存在优先于</w:t>
+      </w:r>
+      <w:r>
+        <w:t xml:space="preserve"> 1–2 </w:t>
+      </w:r>
+      <w:r>
+        <w:rPr>
+          <w:rFonts w:hint="eastAsia"/>
+        </w:rPr>
+        <w:t xml:space="preserve">个</w:t>
+      </w:r>
+      <w:r>
+        <w:t xml:space="preserve"> PPL </w:t>
+      </w:r>
+      <w:r>
+        <w:rPr>
+          <w:rFonts w:hint="eastAsia"/>
+        </w:rPr>
+        <w:t xml:space="preserve">点。</w:t>
+      </w:r>
     </w:p>
     <w:bookmarkEnd w:id="37"/>
     <w:bookmarkStart w:id="38" w:name="参考文献"/>
@@ -21602,7 +21902,84 @@
         <w:rPr>
           <w:rFonts w:hint="eastAsia"/>
         </w:rPr>
-        <w:t xml:space="preserve">带训练点。另：复合证书的装配机制本身是阶梯无关的——对任意给定阶梯，只需构造其对相干加权上界即可套用同一骨架（见</w:t>
+        <w:t xml:space="preserve">带训练点；根据</w:t>
+      </w:r>
+      <w:r>
+        <w:t xml:space="preserve"> §8.4 </w:t>
+      </w:r>
+      <w:r>
+        <w:rPr>
+          <w:rFonts w:hint="eastAsia"/>
+        </w:rPr>
+        <w:t xml:space="preserve">的</w:t>
+      </w:r>
+      <w:r>
+        <w:t xml:space="preserve"> τ </w:t>
+      </w:r>
+      <w:r>
+        <w:rPr>
+          <w:rFonts w:hint="eastAsia"/>
+        </w:rPr>
+        <w:t xml:space="preserve">三剪实验，剪掉</w:t>
+      </w:r>
+      <w:r>
+        <w:t xml:space="preserve"> 127 </w:t>
+      </w:r>
+      <w:r>
+        <w:rPr>
+          <w:rFonts w:hint="eastAsia"/>
+        </w:rPr>
+        <w:t xml:space="preserve">带后的</w:t>
+      </w:r>
+      <w:r>
+        <w:t xml:space="preserve"> 6 </w:t>
+      </w:r>
+      <w:r>
+        <w:rPr>
+          <w:rFonts w:hint="eastAsia"/>
+        </w:rPr>
+        <w:t xml:space="preserve">带版本其</w:t>
+      </w:r>
+      <w:r>
+        <w:t xml:space="preserve"> 8× </w:t>
+      </w:r>
+      <w:r>
+        <w:rPr>
+          <w:rFonts w:hint="eastAsia"/>
+        </w:rPr>
+        <w:t xml:space="preserve">外推</w:t>
+      </w:r>
+      <w:r>
+        <w:t xml:space="preserve"> PPL </w:t>
+      </w:r>
+      <w:r>
+        <w:rPr>
+          <w:rFonts w:hint="eastAsia"/>
+        </w:rPr>
+        <w:t xml:space="preserve">为灾难性的</w:t>
+      </w:r>
+      <w:r>
+        <w:t xml:space="preserve"> </w:t>
+      </w:r>
+      <w:r>
+        <w:rPr>
+          <w:rFonts w:hint="eastAsia"/>
+        </w:rPr>
+        <w:t xml:space="preserve">57.61，远差于七带版本（12.40）——</w:t>
+      </w:r>
+      <w:r>
+        <w:rPr>
+          <w:rFonts w:hint="eastAsia"/>
+          <w:b/>
+          <w:bCs/>
+        </w:rPr>
+        <w:t xml:space="preserve">因此该版本无论从形式化角度还是实证角度均不被支持</w:t>
+      </w:r>
+      <w:r>
+        <w:rPr>
+          <w:rFonts w:hint="eastAsia"/>
+        </w:rPr>
+        <w:t xml:space="preserve">。另：复合证书的装配机制本身是阶梯无关的——对任意给定阶梯，只需构造其对相干加权上界即可套用同一骨架（见</w:t>
       </w:r>
       <w:r>
         <w:t xml:space="preserve"> Q3 </w:t>

--- a/papers/论文B中文规范版-PhaseCompleteLadders-v2.1-20260823.docx
+++ b/papers/论文B中文规范版-PhaseCompleteLadders-v2.1-20260823.docx
@@ -2,7 +2,7 @@
 <file path=word/document.xml><?xml version="1.0" encoding="utf-8"?>
 <w:document xmlns:w="http://schemas.openxmlformats.org/wordprocessingml/2006/main" xmlns:m="http://schemas.openxmlformats.org/officeDocument/2006/math" xmlns:r="http://schemas.openxmlformats.org/officeDocument/2006/relationships" xmlns:o="urn:schemas-microsoft-com:office:office" xmlns:v="urn:schemas-microsoft-com:vml" xmlns:w10="urn:schemas-microsoft-com:office:word" xmlns:a="http://schemas.openxmlformats.org/drawingml/2006/main" xmlns:pic="http://schemas.openxmlformats.org/drawingml/2006/picture" xmlns:wp="http://schemas.openxmlformats.org/drawingml/2006/wordprocessingDrawing">
   <w:body>
-    <w:bookmarkStart w:id="42" w:name="相位截断频率阶梯外推实证与可认证的基表示稳定性核"/>
+    <w:bookmarkStart w:id="43" w:name="相位截断频率阶梯外推实证与可认证的基表示稳定性核"/>
     <w:p>
       <w:pPr>
         <w:pStyle w:val="Heading1"/>
@@ -564,86 +564,120 @@
         <w:rPr>
           <w:rFonts w:hint="eastAsia"/>
         </w:rPr>
-        <w:t xml:space="preserve">的边带在所有外推长度与所有种子上严格改善性能——****经验上</w:t>
-      </w:r>
-      <w:r>
-        <w:rPr>
-          <w:rFonts w:hint="eastAsia"/>
-          <w:b/>
-          <w:bCs/>
+        <w:t xml:space="preserve">的边带在所有外推长度与所有种子上严格改善性能——</w:t>
+      </w:r>
+      <w:r>
+        <w:rPr>
+          <w:rFonts w:hint="eastAsia"/>
+          <w:b/>
+          <w:bCs/>
+        </w:rPr>
+        <w:t xml:space="preserve">经验上</w:t>
+      </w:r>
+      <w:r>
+        <w:rPr>
+          <w:rFonts w:hint="eastAsia"/>
         </w:rPr>
         <w:t xml:space="preserve">，覆盖以梯度而非阈值方式起作用（单一八带→七带剪枝案例，3</w:t>
       </w:r>
       <w:r>
-        <w:rPr>
-          <w:b/>
-          <w:bCs/>
-        </w:rPr>
-        <w:t xml:space="preserve"> </w:t>
-      </w:r>
-      <w:r>
-        <w:rPr>
-          <w:rFonts w:hint="eastAsia"/>
-          <w:b/>
-          <w:bCs/>
+        <w:t xml:space="preserve"> </w:t>
+      </w:r>
+      <w:r>
+        <w:rPr>
+          <w:rFonts w:hint="eastAsia"/>
         </w:rPr>
         <w:t xml:space="preserve">个种子；机制未明，多阶梯扫描为未来工作）</w:t>
       </w:r>
       <w:r>
         <w:rPr>
           <w:rFonts w:hint="eastAsia"/>
+          <w:b/>
+          <w:bCs/>
         </w:rPr>
         <w:t xml:space="preserve">；（4）可认证的四带阶梯</w:t>
       </w:r>
       <w:r>
+        <w:rPr>
+          <w:b/>
+          <w:bCs/>
+        </w:rPr>
         <w:t xml:space="preserve"> [3,13,53,213] </w:t>
       </w:r>
       <w:r>
         <w:rPr>
           <w:rFonts w:hint="eastAsia"/>
+          <w:b/>
+          <w:bCs/>
         </w:rPr>
         <w:t xml:space="preserve">携带机器检查的有理框架证书（μ=4/5，Coq</w:t>
       </w:r>
       <w:r>
-        <w:t xml:space="preserve"> </w:t>
-      </w:r>
-      <w:r>
-        <w:rPr>
-          <w:rFonts w:hint="eastAsia"/>
+        <w:rPr>
+          <w:b/>
+          <w:bCs/>
+        </w:rPr>
+        <w:t xml:space="preserve"> </w:t>
+      </w:r>
+      <w:r>
+        <w:rPr>
+          <w:rFonts w:hint="eastAsia"/>
+          <w:b/>
+          <w:bCs/>
         </w:rPr>
         <w:t xml:space="preserve">证明），七带几何阶梯内含可认证子核——复合证书（框架核</w:t>
       </w:r>
       <w:r>
+        <w:rPr>
+          <w:b/>
+          <w:bCs/>
+        </w:rPr>
         <w:t xml:space="preserve"> + </w:t>
       </w:r>
       <w:r>
         <w:rPr>
           <w:rFonts w:hint="eastAsia"/>
+          <w:b/>
+          <w:bCs/>
         </w:rPr>
         <w:t xml:space="preserve">能量预算边际）已在</w:t>
       </w:r>
       <w:r>
+        <w:rPr>
+          <w:b/>
+          <w:bCs/>
+        </w:rPr>
         <w:t xml:space="preserve"> Coq </w:t>
       </w:r>
       <w:r>
         <w:rPr>
           <w:rFonts w:hint="eastAsia"/>
+          <w:b/>
+          <w:bCs/>
         </w:rPr>
         <w:t xml:space="preserve">中完成顶层组装（</w:t>
       </w:r>
       <w:r>
         <w:rPr>
           <w:rStyle w:val="VerbatimChar"/>
+          <w:b/>
+          <w:bCs/>
         </w:rPr>
         <w:t xml:space="preserve">champion_e5_composite_certificate</w:t>
       </w:r>
       <w:r>
         <w:rPr>
           <w:rFonts w:hint="eastAsia"/>
+          <w:b/>
+          <w:bCs/>
         </w:rPr>
         <w:t xml:space="preserve">，Qed，证明</w:t>
       </w:r>
       <w:r>
+        <w:rPr>
+          <w:b/>
+          <w:bCs/>
+        </w:rPr>
         <w:t xml:space="preserve"> </w:t>
       </w:r>
       <m:oMath>
@@ -789,347 +823,403 @@
       <w:r>
         <w:rPr>
           <w:rFonts w:hint="eastAsia"/>
+          <w:b/>
+          <w:bCs/>
         </w:rPr>
         <w:t xml:space="preserve">）；任意阶梯的认证由带机器检查健全性定理的反射检查器完成（165</w:t>
       </w:r>
       <w:r>
-        <w:t xml:space="preserve"> </w:t>
-      </w:r>
-      <w:r>
-        <w:rPr>
-          <w:rFonts w:hint="eastAsia"/>
+        <w:rPr>
+          <w:b/>
+          <w:bCs/>
+        </w:rPr>
+        <w:t xml:space="preserve"> </w:t>
+      </w:r>
+      <w:r>
+        <w:rPr>
+          <w:rFonts w:hint="eastAsia"/>
+          <w:b/>
+          <w:bCs/>
         </w:rPr>
         <w:t xml:space="preserve">项</w:t>
       </w:r>
       <w:r>
+        <w:rPr>
+          <w:b/>
+          <w:bCs/>
+        </w:rPr>
         <w:t xml:space="preserve"> Print Assumptions </w:t>
       </w:r>
       <w:r>
         <w:rPr>
           <w:rFonts w:hint="eastAsia"/>
+          <w:b/>
+          <w:bCs/>
         </w:rPr>
         <w:t xml:space="preserve">审计，全部零经典排中）；（5）对照组结果：NTK-aware</w:t>
       </w:r>
       <w:r>
-        <w:t xml:space="preserve"> </w:t>
-      </w:r>
-      <w:r>
-        <w:rPr>
-          <w:rFonts w:hint="eastAsia"/>
+        <w:rPr>
+          <w:b/>
+          <w:bCs/>
+        </w:rPr>
+        <w:t xml:space="preserve"> </w:t>
+      </w:r>
+      <w:r>
+        <w:rPr>
+          <w:rFonts w:hint="eastAsia"/>
+          <w:b/>
+          <w:bCs/>
         </w:rPr>
         <w:t xml:space="preserve">重缩放在</w:t>
       </w:r>
       <w:r>
+        <w:rPr>
+          <w:b/>
+          <w:bCs/>
+        </w:rPr>
         <w:t xml:space="preserve"> 4–8 </w:t>
       </w:r>
       <w:r>
         <w:rPr>
           <w:rFonts w:hint="eastAsia"/>
+          <w:b/>
+          <w:bCs/>
         </w:rPr>
         <w:t xml:space="preserve">倍外推超过相位截断旋转（单个种子</w:t>
       </w:r>
       <w:r>
+        <w:rPr>
+          <w:b/>
+          <w:bCs/>
+        </w:rPr>
         <w:t xml:space="preserve"> 10.74 </w:t>
       </w:r>
       <w:r>
         <w:rPr>
           <w:rFonts w:hint="eastAsia"/>
+          <w:b/>
+          <w:bCs/>
         </w:rPr>
         <w:t xml:space="preserve">对</w:t>
       </w:r>
       <w:r>
+        <w:rPr>
+          <w:b/>
+          <w:bCs/>
+        </w:rPr>
         <w:t xml:space="preserve"> 3 </w:t>
       </w:r>
       <w:r>
         <w:rPr>
           <w:rFonts w:hint="eastAsia"/>
+          <w:b/>
+          <w:bCs/>
         </w:rPr>
         <w:t xml:space="preserve">个种子均值</w:t>
       </w:r>
       <w:r>
-        <w:t xml:space="preserve"> </w:t>
-      </w:r>
-      <w:r>
-        <w:rPr>
-          <w:rFonts w:hint="eastAsia"/>
+        <w:rPr>
+          <w:b/>
+          <w:bCs/>
+        </w:rPr>
+        <w:t xml:space="preserve"> </w:t>
+      </w:r>
+      <w:r>
+        <w:rPr>
+          <w:rFonts w:hint="eastAsia"/>
+          <w:b/>
+          <w:bCs/>
         </w:rPr>
         <w:t xml:space="preserve">12.40）——我们保留的主张是</w:t>
       </w:r>
       <w:r>
         <w:rPr>
           <w:rFonts w:hint="eastAsia"/>
-          <w:b/>
-          <w:bCs/>
         </w:rPr>
         <w:t xml:space="preserve">免测试时修改、免逐长度重调参、且带机器证书</w:t>
       </w:r>
       <w:r>
         <w:rPr>
           <w:rFonts w:hint="eastAsia"/>
+          <w:b/>
+          <w:bCs/>
         </w:rPr>
         <w:t xml:space="preserve">，而非绝对外推性能最优；无位置编码（NoPE）显示灾难性的分布内损失（9.06）却是最平坦的退化曲线（1.27</w:t>
       </w:r>
       <w:r>
-        <w:t xml:space="preserve"> </w:t>
-      </w:r>
-      <w:r>
-        <w:rPr>
-          <w:rFonts w:hint="eastAsia"/>
+        <w:rPr>
+          <w:b/>
+          <w:bCs/>
+        </w:rPr>
+        <w:t xml:space="preserve"> </w:t>
+      </w:r>
+      <w:r>
+        <w:rPr>
+          <w:rFonts w:hint="eastAsia"/>
+          <w:b/>
+          <w:bCs/>
         </w:rPr>
         <w:t xml:space="preserve">倍）——但</w:t>
       </w:r>
       <w:r>
         <w:rPr>
           <w:rFonts w:hint="eastAsia"/>
-          <w:b/>
-          <w:bCs/>
         </w:rPr>
         <w:t xml:space="preserve">位置编码的本质交易是”周期参数化”的属性，而非位置信息的属性</w:t>
       </w:r>
       <w:r>
         <w:rPr>
           <w:rFonts w:hint="eastAsia"/>
+          <w:b/>
+          <w:bCs/>
         </w:rPr>
         <w:t xml:space="preserve">：ALiBi</w:t>
       </w:r>
       <w:r>
-        <w:t xml:space="preserve"> </w:t>
-      </w:r>
-      <w:r>
-        <w:rPr>
-          <w:rFonts w:hint="eastAsia"/>
+        <w:rPr>
+          <w:b/>
+          <w:bCs/>
+        </w:rPr>
+        <w:t xml:space="preserve"> </w:t>
+      </w:r>
+      <w:r>
+        <w:rPr>
+          <w:rFonts w:hint="eastAsia"/>
+          <w:b/>
+          <w:bCs/>
         </w:rPr>
         <w:t xml:space="preserve">分布内仅比最优差</w:t>
       </w:r>
       <w:r>
-        <w:t xml:space="preserve"> </w:t>
-      </w:r>
-      <w:r>
-        <w:rPr>
-          <w:rFonts w:hint="eastAsia"/>
+        <w:rPr>
+          <w:b/>
+          <w:bCs/>
+        </w:rPr>
+        <w:t xml:space="preserve"> </w:t>
+      </w:r>
+      <w:r>
+        <w:rPr>
+          <w:rFonts w:hint="eastAsia"/>
+          <w:b/>
+          <w:bCs/>
         </w:rPr>
         <w:t xml:space="preserve">0.16（4.64</w:t>
       </w:r>
       <w:r>
+        <w:rPr>
+          <w:b/>
+          <w:bCs/>
+        </w:rPr>
         <w:t xml:space="preserve"> vs </w:t>
       </w:r>
       <w:r>
         <w:rPr>
           <w:rFonts w:hint="eastAsia"/>
+          <w:b/>
+          <w:bCs/>
         </w:rPr>
         <w:t xml:space="preserve">4.48）、外推却平坦（退化比</w:t>
       </w:r>
       <w:r>
-        <w:t xml:space="preserve"> </w:t>
-      </w:r>
-      <w:r>
-        <w:rPr>
-          <w:rFonts w:hint="eastAsia"/>
+        <w:rPr>
+          <w:b/>
+          <w:bCs/>
+        </w:rPr>
+        <w:t xml:space="preserve"> </w:t>
+      </w:r>
+      <w:r>
+        <w:rPr>
+          <w:rFonts w:hint="eastAsia"/>
+          <w:b/>
+          <w:bCs/>
         </w:rPr>
         <w:t xml:space="preserve">0.96&lt;1，唯一下降者），非周期偏置以近零代价逃逸该交易。（6）</w:t>
       </w:r>
       <w:r>
         <w:rPr>
           <w:rFonts w:hint="eastAsia"/>
-          <w:b/>
-          <w:bCs/>
         </w:rPr>
         <w:t xml:space="preserve">正式配置复现与</w:t>
       </w:r>
       <w:r>
-        <w:rPr>
-          <w:b/>
-          <w:bCs/>
-        </w:rPr>
         <w:t xml:space="preserve"> τ </w:t>
       </w:r>
       <w:r>
         <w:rPr>
           <w:rFonts w:hint="eastAsia"/>
-          <w:b/>
-          <w:bCs/>
         </w:rPr>
         <w:t xml:space="preserve">感知频率选择（tinystories200</w:t>
       </w:r>
       <w:r>
-        <w:rPr>
-          <w:b/>
-          <w:bCs/>
-        </w:rPr>
         <w:t xml:space="preserve"> · 27000 iters ≈ 9.5 </w:t>
       </w:r>
       <w:r>
         <w:rPr>
           <w:rFonts w:hint="eastAsia"/>
-          <w:b/>
-          <w:bCs/>
         </w:rPr>
         <w:t xml:space="preserve">epoch，云端</w:t>
       </w:r>
       <w:r>
-        <w:rPr>
-          <w:b/>
-          <w:bCs/>
-        </w:rPr>
         <w:t xml:space="preserve"> T4 </w:t>
       </w:r>
       <w:r>
         <w:rPr>
           <w:rFonts w:hint="eastAsia"/>
-          <w:b/>
-          <w:bCs/>
         </w:rPr>
         <w:t xml:space="preserve">与本地逐位对齐）</w:t>
       </w:r>
       <w:r>
         <w:rPr>
           <w:rFonts w:hint="eastAsia"/>
+          <w:b/>
+          <w:bCs/>
         </w:rPr>
         <w:t xml:space="preserve">：四模式对照确认排序（ALiBi</w:t>
       </w:r>
       <w:r>
+        <w:rPr>
+          <w:b/>
+          <w:bCs/>
+        </w:rPr>
         <w:t xml:space="preserve"> 2.11 / t5rel 2.75 / psi-rope-rand 7.50 / e5pp 14.21</w:t>
       </w:r>
       <w:r>
-        <w:t xml:space="preserve"> </w:t>
-      </w:r>
-      <w:r>
+        <w:rPr>
+          <w:b/>
+          <w:bCs/>
+        </w:rPr>
+        <w:t xml:space="preserve"> </w:t>
+      </w:r>
+      <w:r>
+        <w:rPr>
+          <w:b/>
+          <w:bCs/>
+        </w:rPr>
         <w:t xml:space="preserve">@8</w:t>
       </w:r>
       <w:r>
         <w:rPr>
           <w:rFonts w:hint="eastAsia"/>
+          <w:b/>
+          <w:bCs/>
         </w:rPr>
         <w:t xml:space="preserve">×）；</w:t>
       </w:r>
       <w:r>
         <w:rPr>
           <w:rFonts w:hint="eastAsia"/>
-          <w:b/>
-          <w:bCs/>
         </w:rPr>
         <w:t xml:space="preserve">对随机旋转族温和裁剪高频端（截断点</w:t>
       </w:r>
       <w:r>
-        <w:rPr>
-          <w:b/>
-          <w:bCs/>
-        </w:rPr>
-        <w:t xml:space="preserve"> </w:t>
-      </w:r>
-      <w:r>
-        <w:rPr>
-          <w:rFonts w:hint="eastAsia"/>
-          <w:b/>
-          <w:bCs/>
+        <w:t xml:space="preserve"> </w:t>
+      </w:r>
+      <w:r>
+        <w:rPr>
+          <w:rFonts w:hint="eastAsia"/>
         </w:rPr>
         <w:t xml:space="preserve">n&gt;384）将外推从</w:t>
       </w:r>
       <w:r>
-        <w:rPr>
-          <w:b/>
-          <w:bCs/>
-        </w:rPr>
         <w:t xml:space="preserve"> 7.50 </w:t>
       </w:r>
       <w:r>
         <w:rPr>
           <w:rFonts w:hint="eastAsia"/>
-          <w:b/>
-          <w:bCs/>
         </w:rPr>
         <w:t xml:space="preserve">改善至</w:t>
       </w:r>
       <w:r>
-        <w:rPr>
-          <w:b/>
-          <w:bCs/>
-        </w:rPr>
-        <w:t xml:space="preserve"> </w:t>
-      </w:r>
-      <w:r>
-        <w:rPr>
-          <w:rFonts w:hint="eastAsia"/>
-          <w:b/>
-          <w:bCs/>
+        <w:t xml:space="preserve"> </w:t>
+      </w:r>
+      <w:r>
+        <w:rPr>
+          <w:rFonts w:hint="eastAsia"/>
         </w:rPr>
         <w:t xml:space="preserve">5.36（−28%）</w:t>
       </w:r>
       <w:r>
         <w:rPr>
           <w:rFonts w:hint="eastAsia"/>
+          <w:b/>
+          <w:bCs/>
         </w:rPr>
         <w:t xml:space="preserve">——高频随机相位在深训练下过拟合训练窗相位结构，τ</w:t>
       </w:r>
       <w:r>
-        <w:t xml:space="preserve"> </w:t>
-      </w:r>
-      <w:r>
-        <w:rPr>
-          <w:rFonts w:hint="eastAsia"/>
+        <w:rPr>
+          <w:b/>
+          <w:bCs/>
+        </w:rPr>
+        <w:t xml:space="preserve"> </w:t>
+      </w:r>
+      <w:r>
+        <w:rPr>
+          <w:rFonts w:hint="eastAsia"/>
+          <w:b/>
+          <w:bCs/>
         </w:rPr>
         <w:t xml:space="preserve">感知频率选择兑现；而过度裁剪（n&gt;256，8.44）与结构化频率路线（ogrid，19.30）均被否定，</w:t>
       </w:r>
       <w:r>
         <w:rPr>
           <w:rFonts w:hint="eastAsia"/>
-          <w:b/>
-          <w:bCs/>
         </w:rPr>
         <w:t xml:space="preserve">稠密覆盖（相位完备性）仍是外推性能关键</w:t>
       </w:r>
       <w:r>
         <w:rPr>
           <w:rFonts w:hint="eastAsia"/>
+          <w:b/>
+          <w:bCs/>
         </w:rPr>
         <w:t xml:space="preserve">；τ/碰撞机制累计</w:t>
       </w:r>
       <w:r>
-        <w:t xml:space="preserve"> </w:t>
-      </w:r>
-      <w:r>
-        <w:rPr>
-          <w:b/>
-          <w:bCs/>
-        </w:rPr>
+        <w:rPr>
+          <w:b/>
+          <w:bCs/>
+        </w:rPr>
+        <w:t xml:space="preserve"> </w:t>
+      </w:r>
+      <w:r>
         <w:t xml:space="preserve">7 </w:t>
       </w:r>
       <w:r>
         <w:rPr>
           <w:rFonts w:hint="eastAsia"/>
-          <w:b/>
-          <w:bCs/>
         </w:rPr>
         <w:t xml:space="preserve">个正向判决</w:t>
       </w:r>
       <w:r>
         <w:rPr>
           <w:rFonts w:hint="eastAsia"/>
+          <w:b/>
+          <w:bCs/>
         </w:rPr>
         <w:t xml:space="preserve">。我们如实记录被证伪的假设（包括被反例杀死的</w:t>
       </w:r>
       <w:r>
+        <w:rPr>
+          <w:b/>
+          <w:bCs/>
+        </w:rPr>
         <w:t xml:space="preserve"> double-coverage </w:t>
       </w:r>
       <w:r>
         <w:rPr>
           <w:rFonts w:hint="eastAsia"/>
+          <w:b/>
+          <w:bCs/>
         </w:rPr>
         <w:t xml:space="preserve">律与均匀填充假设），并提议将阶梯的</w:t>
       </w:r>
       <w:r>
         <w:rPr>
           <w:rFonts w:hint="eastAsia"/>
-          <w:b/>
-          <w:bCs/>
-        </w:rPr>
-        <w:t xml:space="preserve">相位剖面</w:t>
-      </w:r>
-      <w:r>
-        <w:rPr>
-          <w:rFonts w:hint="eastAsia"/>
-        </w:rPr>
-        <w:t xml:space="preserve">作为任意位置编码的诊断量。</w:t>
+        </w:rPr>
+        <w:t xml:space="preserve">相位剖面**作为任意位置编码的诊断量。</w:t>
       </w:r>
     </w:p>
     <w:p>
@@ -19750,7 +19840,7 @@
     </w:p>
     <w:bookmarkEnd w:id="35"/>
     <w:bookmarkEnd w:id="36"/>
-    <w:bookmarkStart w:id="37" w:name="结论"/>
+    <w:bookmarkStart w:id="38" w:name="结论"/>
     <w:p>
       <w:pPr>
         <w:pStyle w:val="Heading2"/>
@@ -20353,28 +20443,28 @@
         </w:rPr>
         <w:t xml:space="preserve">带阶梯内含可认证子核——表达性与可证明性在同一阶梯族内共存互补。证伪假设与保留假设并报——这条律离终态还有距离，但变量已被命名、仪器已就位、边界已被明确标出。</w:t>
       </w:r>
-      <w:r>
-        <w:rPr>
-          <w:rStyle w:val="VerbatimChar"/>
-        </w:rPr>
-        <w:t xml:space="preserve">n</w:t>
-      </w:r>
-      <w:r>
-        <w:t xml:space="preserve">n</w:t>
-      </w:r>
-      <w:r>
-        <w:rPr>
-          <w:rFonts w:hint="eastAsia"/>
-          <w:b/>
-          <w:bCs/>
+    </w:p>
+    <w:bookmarkStart w:id="37" w:name="性能-可证明性权衡结论性讨论"/>
+    <w:p>
+      <w:pPr>
+        <w:pStyle w:val="Heading3"/>
+      </w:pPr>
+      <w:r>
+        <w:rPr>
+          <w:rFonts w:hint="eastAsia"/>
         </w:rPr>
         <w:t xml:space="preserve">性能-可证明性权衡（结论性讨论）</w:t>
       </w:r>
-      <w:r>
-        <w:rPr>
-          <w:rFonts w:hint="eastAsia"/>
-        </w:rPr>
-        <w:t xml:space="preserve">：本研究在可控规模下表明，为位置编码基函数提供机器可检查的表示稳定性证书，其性能代价是清晰且可测量的——相对于无证书的强基线</w:t>
+    </w:p>
+    <w:p>
+      <w:pPr>
+        <w:pStyle w:val="FirstParagraph"/>
+      </w:pPr>
+      <w:r>
+        <w:rPr>
+          <w:rFonts w:hint="eastAsia"/>
+        </w:rPr>
+        <w:t xml:space="preserve">本研究在可控规模下表明，为位置编码基函数提供机器可检查的表示稳定性证书，其性能代价是清晰且可测量的——相对于无证书的强基线</w:t>
       </w:r>
       <w:r>
         <w:t xml:space="preserve"> </w:t>
@@ -20486,7 +20576,8 @@
       </w:r>
     </w:p>
     <w:bookmarkEnd w:id="37"/>
-    <w:bookmarkStart w:id="38" w:name="参考文献"/>
+    <w:bookmarkEnd w:id="38"/>
+    <w:bookmarkStart w:id="39" w:name="参考文献"/>
     <w:p>
       <w:pPr>
         <w:pStyle w:val="Heading2"/>
@@ -20810,8 +20901,8 @@
         <w:t xml:space="preserve">文献数据库核查校准（核查报告：《参考文献真实性核查报告》）。</w:t>
       </w:r>
     </w:p>
-    <w:bookmarkEnd w:id="38"/>
-    <w:bookmarkStart w:id="39" w:name="附录-a-温控协议"/>
+    <w:bookmarkEnd w:id="39"/>
+    <w:bookmarkStart w:id="40" w:name="附录-a-温控协议"/>
     <w:p>
       <w:pPr>
         <w:pStyle w:val="Heading2"/>
@@ -21050,8 +21141,8 @@
         <w:t xml:space="preserve">立即杀进程。</w:t>
       </w:r>
     </w:p>
-    <w:bookmarkEnd w:id="39"/>
-    <w:bookmarkStart w:id="40" w:name="附录-b-复现清单"/>
+    <w:bookmarkEnd w:id="40"/>
+    <w:bookmarkStart w:id="41" w:name="附录-b-复现清单"/>
     <w:p>
       <w:pPr>
         <w:pStyle w:val="Heading2"/>
@@ -21621,8 +21712,8 @@
         <w:t xml:space="preserve">FFI）。</w:t>
       </w:r>
     </w:p>
-    <w:bookmarkEnd w:id="40"/>
-    <w:bookmarkStart w:id="41" w:name="附录-c-常见问题与边界澄清"/>
+    <w:bookmarkEnd w:id="41"/>
+    <w:bookmarkStart w:id="42" w:name="附录-c-常见问题与边界澄清"/>
     <w:p>
       <w:pPr>
         <w:pStyle w:val="Heading2"/>
@@ -22938,8 +23029,8 @@
         <w:t xml:space="preserve">经验规律声明）。</w:t>
       </w:r>
     </w:p>
-    <w:bookmarkEnd w:id="41"/>
     <w:bookmarkEnd w:id="42"/>
+    <w:bookmarkEnd w:id="43"/>
     <w:sectPr>
       <w:footnotePr>
         <w:numRestart w:val="eachSect"/>

--- a/papers/论文B中文规范版-PhaseCompleteLadders-v2.1-20260823.docx
+++ b/papers/论文B中文规范版-PhaseCompleteLadders-v2.1-20260823.docx
@@ -20901,6 +20901,66 @@
         <w:t xml:space="preserve">文献数据库核查校准（核查报告：《参考文献真实性核查报告》）。</w:t>
       </w:r>
     </w:p>
+    <w:p>
+      <w:pPr>
+        <w:pStyle w:val="Compact"/>
+        <w:numPr>
+          <w:ilvl w:val="0"/>
+          <w:numId w:val="1014"/>
+        </w:numPr>
+      </w:pPr>
+      <w:r>
+        <w:rPr>
+          <w:rFonts w:hint="eastAsia"/>
+        </w:rPr>
+        <w:t xml:space="preserve">[代码仓库]</w:t>
+      </w:r>
+      <w:r>
+        <w:t xml:space="preserve"> PSA-CertifiedSparseGating. https://github.com/hy7pc8gfmf-dotcom/PSA-CertifiedSparseGating </w:t>
+      </w:r>
+      <w:r>
+        <w:rPr>
+          <w:rFonts w:hint="eastAsia"/>
+        </w:rPr>
+        <w:t xml:space="preserve">（Artifact：Coq</w:t>
+      </w:r>
+      <w:r>
+        <w:t xml:space="preserve"> </w:t>
+      </w:r>
+      <w:r>
+        <w:rPr>
+          <w:rFonts w:hint="eastAsia"/>
+        </w:rPr>
+        <w:t xml:space="preserve">形式化</w:t>
+      </w:r>
+      <w:r>
+        <w:t xml:space="preserve"> + </w:t>
+      </w:r>
+      <w:r>
+        <w:rPr>
+          <w:rFonts w:hint="eastAsia"/>
+        </w:rPr>
+        <w:t xml:space="preserve">论文</w:t>
+      </w:r>
+      <w:r>
+        <w:t xml:space="preserve"> + </w:t>
+      </w:r>
+      <w:r>
+        <w:rPr>
+          <w:rFonts w:hint="eastAsia"/>
+        </w:rPr>
+        <w:t xml:space="preserve">实证</w:t>
+      </w:r>
+      <w:r>
+        <w:t xml:space="preserve"> + </w:t>
+      </w:r>
+      <w:r>
+        <w:rPr>
+          <w:rFonts w:hint="eastAsia"/>
+        </w:rPr>
+        <w:t xml:space="preserve">CI）。</w:t>
+      </w:r>
+    </w:p>
     <w:bookmarkEnd w:id="39"/>
     <w:bookmarkStart w:id="40" w:name="附录-a-温控协议"/>
     <w:p>
@@ -21161,6 +21221,79 @@
           <w:rFonts w:hint="eastAsia"/>
         </w:rPr>
         <w:t xml:space="preserve">复现清单</w:t>
+      </w:r>
+    </w:p>
+    <w:p>
+      <w:pPr>
+        <w:pStyle w:val="BlockText"/>
+      </w:pPr>
+      <w:r>
+        <w:rPr>
+          <w:rFonts w:hint="eastAsia"/>
+          <w:b/>
+          <w:bCs/>
+        </w:rPr>
+        <w:t xml:space="preserve">代码仓库（Artifact）</w:t>
+      </w:r>
+      <w:r>
+        <w:rPr>
+          <w:rFonts w:hint="eastAsia"/>
+        </w:rPr>
+        <w:t xml:space="preserve">：https://github.com/hy7pc8gfmf-dotcom/PSA-CertifiedSparseGating</w:t>
+      </w:r>
+      <w:r>
+        <w:t xml:space="preserve"> —— </w:t>
+      </w:r>
+      <w:r>
+        <w:rPr>
+          <w:rFonts w:hint="eastAsia"/>
+        </w:rPr>
+        <w:t xml:space="preserve">配套论文</w:t>
+      </w:r>
+      <w:r>
+        <w:t xml:space="preserve"> A </w:t>
+      </w:r>
+      <w:r>
+        <w:rPr>
+          <w:rFonts w:hint="eastAsia"/>
+        </w:rPr>
+        <w:t xml:space="preserve">的</w:t>
+      </w:r>
+      <w:r>
+        <w:t xml:space="preserve"> Coq </w:t>
+      </w:r>
+      <w:r>
+        <w:rPr>
+          <w:rFonts w:hint="eastAsia"/>
+        </w:rPr>
+        <w:t xml:space="preserve">形式化</w:t>
+      </w:r>
+      <w:r>
+        <w:t xml:space="preserve"> + </w:t>
+      </w:r>
+      <w:r>
+        <w:rPr>
+          <w:rFonts w:hint="eastAsia"/>
+        </w:rPr>
+        <w:t xml:space="preserve">本文实证脚本与数据（mpirical/、data/）+</w:t>
+      </w:r>
+      <w:r>
+        <w:t xml:space="preserve"> </w:t>
+      </w:r>
+      <w:r>
+        <w:rPr>
+          <w:rFonts w:hint="eastAsia"/>
+        </w:rPr>
+        <w:t xml:space="preserve">CI。预印本</w:t>
+      </w:r>
+      <w:r>
+        <w:t xml:space="preserve"> </w:t>
+      </w:r>
+      <w:r>
+        <w:rPr>
+          <w:rFonts w:hint="eastAsia"/>
+        </w:rPr>
+        <w:t xml:space="preserve">DOI：10.6084/m9.figshare.33312336。</w:t>
       </w:r>
     </w:p>
     <w:p>
